--- a/07_PROCEDIMIENTO_DE_IMPLEMENTACION/EN/WORD/07_Implementation_Procedure.docx
+++ b/07_PROCEDIMIENTO_DE_IMPLEMENTACION/EN/WORD/07_Implementation_Procedure.docx
@@ -2,7 +2,7 @@
 <file path=word/document.xml><?xml version="1.0" encoding="utf-8"?>
 <w:document xmlns:w="http://schemas.openxmlformats.org/wordprocessingml/2006/main" xmlns:m="http://schemas.openxmlformats.org/officeDocument/2006/math" xmlns:r="http://schemas.openxmlformats.org/officeDocument/2006/relationships" xmlns:o="urn:schemas-microsoft-com:office:office" xmlns:v="urn:schemas-microsoft-com:vml" xmlns:w10="urn:schemas-microsoft-com:office:word" xmlns:a="http://schemas.openxmlformats.org/drawingml/2006/main" xmlns:pic="http://schemas.openxmlformats.org/drawingml/2006/picture" xmlns:wp="http://schemas.openxmlformats.org/drawingml/2006/wordprocessingDrawing">
   <w:body>
-    <w:bookmarkStart w:id="70" w:name="software-implementation-procedure"/>
+    <w:bookmarkStart w:id="69" w:name="software-implementation-procedure"/>
     <w:p>
       <w:pPr>
         <w:pStyle w:val="Heading1"/>
@@ -64,7 +64,7 @@
         <w:pStyle w:val="BodyText"/>
       </w:pPr>
       <w:r>
-        <w:t xml:space="preserve">October 9, 2026</w:t>
+        <w:t xml:space="preserve">October 16, 2026</w:t>
       </w:r>
     </w:p>
     <w:p>
@@ -72,7 +72,7 @@
         <w:pStyle w:val="BodyText"/>
       </w:pPr>
       <w:r>
-        <w:t xml:space="preserve">Document Type: Implementation Procedure (Development Team, IT Administrator, and Business Owner) · Version 1.0</w:t>
+        <w:t xml:space="preserve">Document Type: Implementation Procedure (Development Team, IT Administrator, and Business Owner) · Version 2.0</w:t>
       </w:r>
     </w:p>
     <w:bookmarkStart w:id="20" w:name="version-control"/>
@@ -249,6 +249,52 @@
           </w:p>
         </w:tc>
       </w:tr>
+      <w:tr>
+        <w:tc>
+          <w:tcPr/>
+          <w:p>
+            <w:pPr>
+              <w:pStyle w:val="Compact"/>
+            </w:pPr>
+            <w:r>
+              <w:t xml:space="preserve">2.0</w:t>
+            </w:r>
+          </w:p>
+        </w:tc>
+        <w:tc>
+          <w:tcPr/>
+          <w:p>
+            <w:pPr>
+              <w:pStyle w:val="Compact"/>
+            </w:pPr>
+            <w:r>
+              <w:t xml:space="preserve">2026-10-16</w:t>
+            </w:r>
+          </w:p>
+        </w:tc>
+        <w:tc>
+          <w:tcPr/>
+          <w:p>
+            <w:pPr>
+              <w:pStyle w:val="Compact"/>
+            </w:pPr>
+            <w:r>
+              <w:t xml:space="preserve">Review against the code of October 16, 2026, and the public server already set up. Updated: public server on Azure with Caddy, HTTPS, and the web served with nginx, APK distribution, first administrator through environment variables, 57 tables, operations-service queue, payment-service health, web and end-to-end tests in the entry criteria, automatic assignment in the smoke tests, business data in the initial load, and implementation risks.</w:t>
+            </w:r>
+          </w:p>
+        </w:tc>
+        <w:tc>
+          <w:tcPr/>
+          <w:p>
+            <w:pPr>
+              <w:pStyle w:val="Compact"/>
+            </w:pPr>
+            <w:r>
+              <w:t xml:space="preserve">Development team</w:t>
+            </w:r>
+          </w:p>
+        </w:tc>
+      </w:tr>
     </w:tbl>
     <w:p>
       <w:pPr>
@@ -1174,7 +1220,7 @@
         <w:t xml:space="preserve"> </w:t>
       </w:r>
       <w:r>
-        <w:t xml:space="preserve">branch as of October 9, 2026), especially</w:t>
+        <w:t xml:space="preserve">branch as of October 16, 2026), especially</w:t>
       </w:r>
       <w:r>
         <w:t xml:space="preserve"> </w:t>
@@ -1187,10 +1233,7 @@
         <w:t xml:space="preserve">lavarapido-infra/docker-compose.yml</w:t>
       </w:r>
       <w:r>
-        <w:t xml:space="preserve"> </w:t>
-      </w:r>
-      <w:r>
-        <w:t xml:space="preserve">and</w:t>
+        <w:t xml:space="preserve">,</w:t>
       </w:r>
       <w:r>
         <w:t xml:space="preserve"> </w:t>
@@ -1200,10 +1243,39 @@
           <w:i/>
           <w:iCs/>
         </w:rPr>
+        <w:t xml:space="preserve">docker-compose.prod.yml</w:t>
+      </w:r>
+      <w:r>
+        <w:t xml:space="preserve">,</w:t>
+      </w:r>
+      <w:r>
+        <w:t xml:space="preserve"> </w:t>
+      </w:r>
+      <w:r>
+        <w:rPr>
+          <w:i/>
+          <w:iCs/>
+        </w:rPr>
         <w:t xml:space="preserve">.env.example</w:t>
       </w:r>
       <w:r>
-        <w:t xml:space="preserve">, and against the project documentation on deployment, environments, continuous integration, operations, quality, and project control (Vehicle Washing Development Team, 2026a, 2026b). The detailed installation, administration, and usage procedures are not repeated here: the reader is referred to the Installation Manual, the Administrator Manual, and the User Manual, version 3.1, which belong to the same document set.</w:t>
+        <w:t xml:space="preserve">, and the</w:t>
+      </w:r>
+      <w:r>
+        <w:t xml:space="preserve"> </w:t>
+      </w:r>
+      <w:r>
+        <w:rPr>
+          <w:i/>
+          <w:iCs/>
+        </w:rPr>
+        <w:t xml:space="preserve">deploy</w:t>
+      </w:r>
+      <w:r>
+        <w:t xml:space="preserve"> </w:t>
+      </w:r>
+      <w:r>
+        <w:t xml:space="preserve">folder, and against the deployment, environments, continuous integration, operation, quality, and project control documentation (Vehicle Washing Development Team, 2026a, 2026b). The detailed installation, administration, and use procedures are not repeated here: they are referenced in the Installation Manual, the Administrator Manual, and the User Manual, version 4.0, and in the Deployment Document of this same folder, which records how the public server was set up.</w:t>
       </w:r>
     </w:p>
     <w:bookmarkEnd w:id="23"/>
@@ -1333,7 +1405,7 @@
         </w:numPr>
       </w:pPr>
       <w:r>
-        <w:t xml:space="preserve">The implementation of a tagged release of the backend (six services and the gateway), the database, the messaging, and the web application on a server or machine with Docker, which is the only environment that the project documentation declares within its scope (Vehicle Washing Development Team, 2026a).</w:t>
+        <w:t xml:space="preserve">The implementation of a tagged release of the backend (six services and gateway), the database, the messaging, and the web application on a machine with Docker in the local network or on the public server (an Azure virtual machine with Docker, Caddy, and HTTPS that the team turns on when it is needed).</w:t>
       </w:r>
     </w:p>
     <w:p>
@@ -1391,7 +1463,7 @@
         </w:numPr>
       </w:pPr>
       <w:r>
-        <w:t xml:space="preserve">A cloud or high-availability production environment: the documentation declares it outside the academic scope. Section 14 lists what would be missing to reach it.</w:t>
+        <w:t xml:space="preserve">A high-availability production environment (several replicas, database managed by the provider): the documentation declares it outside the academic scope. Section 14 lists what would be missing to reach it. The step-by-step setup of the public server is in the Deployment Document.</w:t>
       </w:r>
     </w:p>
     <w:p>
@@ -1403,7 +1475,7 @@
         </w:numPr>
       </w:pPr>
       <w:r>
-        <w:t xml:space="preserve">The publication of the mobile application in app stores; the Android application is still under development and is implemented only as a development build (section 11.7).</w:t>
+        <w:t xml:space="preserve">The publication of the mobile application in app stores; the Android application is distributed as an APK from the public server (button and QR code on the home page).</w:t>
       </w:r>
     </w:p>
     <w:p>
@@ -3112,7 +3184,7 @@
         <w:pStyle w:val="FirstParagraph"/>
       </w:pPr>
       <w:r>
-        <w:t xml:space="preserve">The target environment is a server or machine with Docker (Windows 10 or 11 with WSL 2, Ubuntu 22.04 or later, or macOS) that runs all the components of Table 4 with</w:t>
+        <w:t xml:space="preserve">The target environment is a machine or server with Docker (Windows 10 or 11 with WSL 2, Ubuntu 22.04 or later, or macOS) that runs all the components of Table 4 with</w:t>
       </w:r>
       <w:r>
         <w:t xml:space="preserve"> </w:t>
@@ -3125,7 +3197,23 @@
         <w:t xml:space="preserve">docker compose --profile app</w:t>
       </w:r>
       <w:r>
-        <w:t xml:space="preserve">. The hardware, software, and port requirements are those of sections 6 and 7 of the Installation Manual (minimum 4 cores, 8 GB of RAM with 5 GB for Docker, and 20 GB of free disk; recommended 16 GB of RAM and an SSD).</w:t>
+        <w:t xml:space="preserve">. The hardware and software requirements and the ports are those of sections 6 and 7 of the Installation Manual (minimum 4 cores, 8 GB of RAM with 5 GB for Docker, and 20 GB of free disk; recommended 16 GB of RAM and SSD). On the public server</w:t>
+      </w:r>
+      <w:r>
+        <w:t xml:space="preserve"> </w:t>
+      </w:r>
+      <w:r>
+        <w:rPr>
+          <w:i/>
+          <w:iCs/>
+        </w:rPr>
+        <w:t xml:space="preserve">docker-compose.prod.yml</w:t>
+      </w:r>
+      <w:r>
+        <w:t xml:space="preserve"> </w:t>
+      </w:r>
+      <w:r>
+        <w:t xml:space="preserve">is added: the web is served compiled from a container with nginx, Caddy publishes only ports 80 and 443 with HTTPS, and no internal service is exposed.</w:t>
       </w:r>
     </w:p>
     <w:p>
@@ -3958,7 +4046,7 @@
               <w:pStyle w:val="Compact"/>
             </w:pPr>
             <w:r>
-              <w:t xml:space="preserve">4200</w:t>
+              <w:t xml:space="preserve">4200 in the local network; container with nginx behind Caddy on the public server</w:t>
             </w:r>
           </w:p>
         </w:tc>
@@ -3982,7 +4070,7 @@
               <w:pStyle w:val="Compact"/>
             </w:pPr>
             <w:r>
-              <w:t xml:space="preserve">Mobile application (development build)</w:t>
+              <w:t xml:space="preserve">Mobile application</w:t>
             </w:r>
           </w:p>
         </w:tc>
@@ -4014,18 +4102,34 @@
               <w:pStyle w:val="Compact"/>
             </w:pPr>
             <w:r>
-              <w:t xml:space="preserve">8081 (Metro)</w:t>
-            </w:r>
-          </w:p>
-        </w:tc>
-        <w:tc>
-          <w:tcPr/>
-          <w:p>
-            <w:pPr>
-              <w:pStyle w:val="Compact"/>
-            </w:pPr>
-            <w:r>
-              <w:t xml:space="preserve">Phase 6, optional</w:t>
+              <w:t xml:space="preserve">APK built with EAS and published at</w:t>
+            </w:r>
+            <w:r>
+              <w:t xml:space="preserve"> </w:t>
+            </w:r>
+            <w:r>
+              <w:rPr>
+                <w:i/>
+                <w:iCs/>
+              </w:rPr>
+              <w:t xml:space="preserve">/app/</w:t>
+            </w:r>
+            <w:r>
+              <w:t xml:space="preserve"> </w:t>
+            </w:r>
+            <w:r>
+              <w:t xml:space="preserve">on the server; 8081 (Metro) in development</w:t>
+            </w:r>
+          </w:p>
+        </w:tc>
+        <w:tc>
+          <w:tcPr/>
+          <w:p>
+            <w:pPr>
+              <w:pStyle w:val="Compact"/>
+            </w:pPr>
+            <w:r>
+              <w:t xml:space="preserve">Phase 6</w:t>
             </w:r>
           </w:p>
         </w:tc>
@@ -4062,7 +4166,7 @@
         <w:t xml:space="preserve"> </w:t>
       </w:r>
       <w:r>
-        <w:t xml:space="preserve">(October 9, 2026). Since October 8, 2026, payment-service has a Dockerfile and a service in the Compose file, and the gateway container receives</w:t>
+        <w:t xml:space="preserve">and</w:t>
       </w:r>
       <w:r>
         <w:t xml:space="preserve"> </w:t>
@@ -4072,10 +4176,13 @@
           <w:i/>
           <w:iCs/>
         </w:rPr>
-        <w:t xml:space="preserve">ROUTE_PAYMENT_URL</w:t>
-      </w:r>
-      <w:r>
-        <w:t xml:space="preserve">; the TD-014 limitations described in version 3.0 of the manuals are resolved.</w:t>
+        <w:t xml:space="preserve">docker-compose.prod.yml</w:t>
+      </w:r>
+      <w:r>
+        <w:t xml:space="preserve"> </w:t>
+      </w:r>
+      <w:r>
+        <w:t xml:space="preserve">(October 16, 2026).</w:t>
       </w:r>
     </w:p>
     <w:bookmarkEnd w:id="36"/>
@@ -4300,7 +4407,7 @@
               <w:pStyle w:val="Compact"/>
             </w:pPr>
             <w:r>
-              <w:t xml:space="preserve">The automated backend tests pass:</w:t>
+              <w:t xml:space="preserve">The automated tests pass:</w:t>
             </w:r>
             <w:r>
               <w:t xml:space="preserve"> </w:t>
@@ -4316,7 +4423,7 @@
               <w:t xml:space="preserve"> </w:t>
             </w:r>
             <w:r>
-              <w:t xml:space="preserve">in the Java services and the gateway, and</w:t>
+              <w:t xml:space="preserve">in the Java services and the gateway,</w:t>
             </w:r>
             <w:r>
               <w:t xml:space="preserve"> </w:t>
@@ -4332,18 +4439,50 @@
               <w:t xml:space="preserve"> </w:t>
             </w:r>
             <w:r>
-              <w:t xml:space="preserve">in payment-service.</w:t>
-            </w:r>
-          </w:p>
-        </w:tc>
-        <w:tc>
-          <w:tcPr/>
-          <w:p>
-            <w:pPr>
-              <w:pStyle w:val="Compact"/>
-            </w:pPr>
-            <w:r>
-              <w:t xml:space="preserve">Output with BUILD SUCCESS and an xUnit summary without failures.</w:t>
+              <w:t xml:space="preserve">in payment-service,</w:t>
+            </w:r>
+            <w:r>
+              <w:t xml:space="preserve"> </w:t>
+            </w:r>
+            <w:r>
+              <w:rPr>
+                <w:i/>
+                <w:iCs/>
+              </w:rPr>
+              <w:t xml:space="preserve">ng test</w:t>
+            </w:r>
+            <w:r>
+              <w:t xml:space="preserve"> </w:t>
+            </w:r>
+            <w:r>
+              <w:t xml:space="preserve">in the web, and the end-to-end suite of</w:t>
+            </w:r>
+            <w:r>
+              <w:t xml:space="preserve"> </w:t>
+            </w:r>
+            <w:r>
+              <w:rPr>
+                <w:i/>
+                <w:iCs/>
+              </w:rPr>
+              <w:t xml:space="preserve">lavarapido-infra/e2e</w:t>
+            </w:r>
+            <w:r>
+              <w:t xml:space="preserve"> </w:t>
+            </w:r>
+            <w:r>
+              <w:t xml:space="preserve">against the containers.</w:t>
+            </w:r>
+          </w:p>
+        </w:tc>
+        <w:tc>
+          <w:tcPr/>
+          <w:p>
+            <w:pPr>
+              <w:pStyle w:val="Compact"/>
+            </w:pPr>
+            <w:r>
+              <w:t xml:space="preserve">Summaries without failures (on October 16, 2026: 639 unit tests and 19 end-to-end tests).</w:t>
             </w:r>
           </w:p>
         </w:tc>
@@ -4486,7 +4625,7 @@
               <w:pStyle w:val="Compact"/>
             </w:pPr>
             <w:r>
-              <w:t xml:space="preserve">The installation, administrator, and user manuals correspond to the release (version 3.1 or later).</w:t>
+              <w:t xml:space="preserve">The installation, administrator, and user manuals correspond to the release (version 4.0 or later).</w:t>
             </w:r>
           </w:p>
         </w:tc>
@@ -4756,7 +4895,7 @@
       </w:r>
     </w:p>
     <w:bookmarkEnd w:id="37"/>
-    <w:bookmarkStart w:id="52" w:name="X16d36be11a9423c2740780572d5e75d1a4b3ddf"/>
+    <w:bookmarkStart w:id="51" w:name="X16d36be11a9423c2740780572d5e75d1a4b3ddf"/>
     <w:p>
       <w:pPr>
         <w:pStyle w:val="Heading2"/>
@@ -5954,55 +6093,109 @@
                 <w:i/>
                 <w:iCs/>
               </w:rPr>
-              <w:t xml:space="preserve">http://carwash-server:4200</w:t>
-            </w:r>
-            <w:r>
-              <w:t xml:space="preserve">).</w:t>
-            </w:r>
-          </w:p>
-        </w:tc>
-        <w:tc>
-          <w:tcPr/>
-          <w:p>
-            <w:pPr>
-              <w:pStyle w:val="Compact"/>
-            </w:pPr>
-            <w:r>
-              <w:t xml:space="preserve">Browsers reject other origins.</w:t>
-            </w:r>
-          </w:p>
-        </w:tc>
-      </w:tr>
-      <w:tr>
-        <w:tc>
-          <w:tcPr/>
-          <w:p>
-            <w:pPr>
-              <w:pStyle w:val="Compact"/>
-            </w:pPr>
-            <w:r>
-              <w:t xml:space="preserve">PUSH_ENABLED</w:t>
-            </w:r>
-          </w:p>
-        </w:tc>
-        <w:tc>
-          <w:tcPr/>
-          <w:p>
-            <w:pPr>
-              <w:pStyle w:val="Compact"/>
-            </w:pPr>
+              <w:t xml:space="preserve">https://</w:t>
+            </w:r>
+            <w:r>
+              <w:t xml:space="preserve"> </w:t>
+            </w:r>
+            <w:r>
+              <w:t xml:space="preserve">on the public server or</w:t>
+            </w:r>
+            <w:r>
+              <w:t xml:space="preserve"> </w:t>
+            </w:r>
             <w:r>
               <w:rPr>
                 <w:i/>
                 <w:iCs/>
               </w:rPr>
-              <w:t xml:space="preserve">false</w:t>
+              <w:t xml:space="preserve">http://lavadero-server:4200</w:t>
             </w:r>
             <w:r>
               <w:t xml:space="preserve"> </w:t>
             </w:r>
             <w:r>
-              <w:t xml:space="preserve">until there is a build of the mobile application made with EAS.</w:t>
+              <w:t xml:space="preserve">in the local network).</w:t>
+            </w:r>
+          </w:p>
+        </w:tc>
+        <w:tc>
+          <w:tcPr/>
+          <w:p>
+            <w:pPr>
+              <w:pStyle w:val="Compact"/>
+            </w:pPr>
+            <w:r>
+              <w:t xml:space="preserve">Browsers reject other origins.</w:t>
+            </w:r>
+          </w:p>
+        </w:tc>
+      </w:tr>
+      <w:tr>
+        <w:tc>
+          <w:tcPr/>
+          <w:p>
+            <w:pPr>
+              <w:pStyle w:val="Compact"/>
+            </w:pPr>
+            <w:r>
+              <w:t xml:space="preserve">ADMIN_EMAIL, ADMIN_PASSWORD</w:t>
+            </w:r>
+          </w:p>
+        </w:tc>
+        <w:tc>
+          <w:tcPr/>
+          <w:p>
+            <w:pPr>
+              <w:pStyle w:val="Compact"/>
+            </w:pPr>
+            <w:r>
+              <w:t xml:space="preserve">Email and password of the first administrator (only the first time).</w:t>
+            </w:r>
+          </w:p>
+        </w:tc>
+        <w:tc>
+          <w:tcPr/>
+          <w:p>
+            <w:pPr>
+              <w:pStyle w:val="Compact"/>
+            </w:pPr>
+            <w:r>
+              <w:t xml:space="preserve">security-service creates the account at startup if there is still no administrator.</w:t>
+            </w:r>
+          </w:p>
+        </w:tc>
+      </w:tr>
+      <w:tr>
+        <w:tc>
+          <w:tcPr/>
+          <w:p>
+            <w:pPr>
+              <w:pStyle w:val="Compact"/>
+            </w:pPr>
+            <w:r>
+              <w:t xml:space="preserve">PUSH_ENABLED</w:t>
+            </w:r>
+          </w:p>
+        </w:tc>
+        <w:tc>
+          <w:tcPr/>
+          <w:p>
+            <w:pPr>
+              <w:pStyle w:val="Compact"/>
+            </w:pPr>
+            <w:r>
+              <w:rPr>
+                <w:i/>
+                <w:iCs/>
+              </w:rPr>
+              <w:t xml:space="preserve">true</w:t>
+            </w:r>
+            <w:r>
+              <w:t xml:space="preserve"> </w:t>
+            </w:r>
+            <w:r>
+              <w:t xml:space="preserve">when the installed mobile application is the APK built with EAS.</w:t>
             </w:r>
           </w:p>
         </w:tc>
@@ -6281,59 +6474,43 @@
         </w:numPr>
       </w:pPr>
       <w:r>
-        <w:t xml:space="preserve">Build the web application (</w:t>
+        <w:t xml:space="preserve">Run the web tests (</w:t>
       </w:r>
       <w:r>
         <w:rPr>
           <w:i/>
           <w:iCs/>
         </w:rPr>
-        <w:t xml:space="preserve">npm ci</w:t>
-      </w:r>
-      <w:r>
-        <w:t xml:space="preserve"> </w:t>
-      </w:r>
-      <w:r>
-        <w:t xml:space="preserve">and</w:t>
-      </w:r>
-      <w:r>
-        <w:t xml:space="preserve"> </w:t>
+        <w:t xml:space="preserve">npx ng test --watch=false</w:t>
+      </w:r>
+      <w:r>
+        <w:t xml:space="preserve">) and build it (</w:t>
       </w:r>
       <w:r>
         <w:rPr>
           <w:i/>
           <w:iCs/>
         </w:rPr>
-        <w:t xml:space="preserve">npx ng build</w:t>
-      </w:r>
-      <w:r>
-        <w:t xml:space="preserve">). The web test suite (</w:t>
+        <w:t xml:space="preserve">npm ci</w:t>
+      </w:r>
+      <w:r>
+        <w:t xml:space="preserve"> </w:t>
+      </w:r>
+      <w:r>
+        <w:t xml:space="preserve">and</w:t>
+      </w:r>
+      <w:r>
+        <w:t xml:space="preserve"> </w:t>
       </w:r>
       <w:r>
         <w:rPr>
           <w:i/>
           <w:iCs/>
         </w:rPr>
-        <w:t xml:space="preserve">ng test</w:t>
-      </w:r>
-      <w:r>
-        <w:t xml:space="preserve">) does not compile while the six outdated</w:t>
-      </w:r>
-      <w:r>
-        <w:t xml:space="preserve"> </w:t>
-      </w:r>
-      <w:r>
-        <w:rPr>
-          <w:i/>
-          <w:iCs/>
-        </w:rPr>
-        <w:t xml:space="preserve">.spec.ts</w:t>
-      </w:r>
-      <w:r>
-        <w:t xml:space="preserve"> </w:t>
-      </w:r>
-      <w:r>
-        <w:t xml:space="preserve">files exist (TD-001); until they are fixed, its result does not block the implementation and is recorded as an exception approved by the project leader.</w:t>
+        <w:t xml:space="preserve">npx ng build</w:t>
+      </w:r>
+      <w:r>
+        <w:t xml:space="preserve">).</w:t>
       </w:r>
     </w:p>
     <w:p>
@@ -7504,7 +7681,7 @@
         </w:numPr>
       </w:pPr>
       <w:r>
-        <w:t xml:space="preserve">Check that the database has 49 tables in the nine schemas (Installation Manual, section 11.5) and that the RabbitMQ topology exists (exchange</w:t>
+        <w:t xml:space="preserve">Check that the database has 57 tables in the nine schemas (Installation Manual, section 11.5) and that the RabbitMQ topology exists (exchange</w:t>
       </w:r>
       <w:r>
         <w:t xml:space="preserve"> </w:t>
@@ -7517,7 +7694,10 @@
         <w:t xml:space="preserve">carwash.events</w:t>
       </w:r>
       <w:r>
-        <w:t xml:space="preserve">, queues</w:t>
+        <w:t xml:space="preserve"> </w:t>
+      </w:r>
+      <w:r>
+        <w:t xml:space="preserve">and the queues</w:t>
       </w:r>
       <w:r>
         <w:t xml:space="preserve"> </w:t>
@@ -7530,10 +7710,7 @@
         <w:t xml:space="preserve">customer-service.events</w:t>
       </w:r>
       <w:r>
-        <w:t xml:space="preserve"> </w:t>
-      </w:r>
-      <w:r>
-        <w:t xml:space="preserve">and</w:t>
+        <w:t xml:space="preserve">,</w:t>
       </w:r>
       <w:r>
         <w:t xml:space="preserve"> </w:t>
@@ -7546,10 +7723,7 @@
         <w:t xml:space="preserve">notification-service.events</w:t>
       </w:r>
       <w:r>
-        <w:t xml:space="preserve"> </w:t>
-      </w:r>
-      <w:r>
-        <w:t xml:space="preserve">with their</w:t>
+        <w:t xml:space="preserve">, and</w:t>
       </w:r>
       <w:r>
         <w:t xml:space="preserve"> </w:t>
@@ -7559,6 +7733,22 @@
           <w:i/>
           <w:iCs/>
         </w:rPr>
+        <w:t xml:space="preserve">operations-service.events</w:t>
+      </w:r>
+      <w:r>
+        <w:t xml:space="preserve"> </w:t>
+      </w:r>
+      <w:r>
+        <w:t xml:space="preserve">with their</w:t>
+      </w:r>
+      <w:r>
+        <w:t xml:space="preserve"> </w:t>
+      </w:r>
+      <w:r>
+        <w:rPr>
+          <w:i/>
+          <w:iCs/>
+        </w:rPr>
         <w:t xml:space="preserve">.dlq</w:t>
       </w:r>
       <w:r>
@@ -7596,7 +7786,7 @@
         <w:t xml:space="preserve"> </w:t>
       </w:r>
       <w:r>
-        <w:t xml:space="preserve">and the number of tables is the expected one. The health endpoint of payment-service answers</w:t>
+        <w:t xml:space="preserve">and the number of tables is the expected one. Every service, including payment-service, checks the database in its health endpoint and answers</w:t>
       </w:r>
       <w:r>
         <w:t xml:space="preserve"> </w:t>
@@ -7606,13 +7796,13 @@
           <w:i/>
           <w:iCs/>
         </w:rPr>
-        <w:t xml:space="preserve">UP</w:t>
-      </w:r>
-      <w:r>
-        <w:t xml:space="preserve"> </w:t>
-      </w:r>
-      <w:r>
-        <w:t xml:space="preserve">even if the database is down (TD-017); its real connection is confirmed in phase 8 with a query of payment accounts.</w:t>
+        <w:t xml:space="preserve">DOWN</w:t>
+      </w:r>
+      <w:r>
+        <w:t xml:space="preserve"> </w:t>
+      </w:r>
+      <w:r>
+        <w:t xml:space="preserve">(503) if it is not available.</w:t>
       </w:r>
     </w:p>
     <w:p>
@@ -7634,7 +7824,7 @@
       </w:r>
     </w:p>
     <w:bookmarkEnd w:id="43"/>
-    <w:bookmarkStart w:id="45" w:name="Xcbc98894fe8ba281969ddae9ca2a6547ca7d4fd"/>
+    <w:bookmarkStart w:id="44" w:name="Xcbc98894fe8ba281969ddae9ca2a6547ca7d4fd"/>
     <w:p>
       <w:pPr>
         <w:pStyle w:val="Heading3"/>
@@ -7696,7 +7886,7 @@
         <w:t xml:space="preserve"> </w:t>
       </w:r>
       <w:r>
-        <w:t xml:space="preserve">In the current scope, it is published with the Angular server, which forwards</w:t>
+        <w:t xml:space="preserve">In the local network, it is published with the Angular server, which forwards</w:t>
       </w:r>
       <w:r>
         <w:t xml:space="preserve"> </w:t>
@@ -7798,7 +7988,7 @@
         <w:pStyle w:val="FirstParagraph"/>
       </w:pPr>
       <w:r>
-        <w:t xml:space="preserve">For a production environment, the</w:t>
+        <w:t xml:space="preserve">On the public server the web does not use</w:t>
       </w:r>
       <w:r>
         <w:t xml:space="preserve"> </w:t>
@@ -7808,13 +7998,58 @@
           <w:i/>
           <w:iCs/>
         </w:rPr>
+        <w:t xml:space="preserve">ng serve</w:t>
+      </w:r>
+      <w:r>
+        <w:t xml:space="preserve">: the</w:t>
+      </w:r>
+      <w:r>
+        <w:t xml:space="preserve"> </w:t>
+      </w:r>
+      <w:r>
+        <w:rPr>
+          <w:i/>
+          <w:iCs/>
+        </w:rPr>
+        <w:t xml:space="preserve">web</w:t>
+      </w:r>
+      <w:r>
+        <w:t xml:space="preserve"> </w:t>
+      </w:r>
+      <w:r>
+        <w:t xml:space="preserve">container builds the</w:t>
+      </w:r>
+      <w:r>
+        <w:t xml:space="preserve"> </w:t>
+      </w:r>
+      <w:r>
+        <w:rPr>
+          <w:i/>
+          <w:iCs/>
+        </w:rPr>
         <w:t xml:space="preserve">dist/</w:t>
       </w:r>
       <w:r>
         <w:t xml:space="preserve"> </w:t>
       </w:r>
       <w:r>
-        <w:t xml:space="preserve">folder generated in phase 2 must be published on a web server behind the gateway and with HTTPS (section 14, risk R-I08).</w:t>
+        <w:t xml:space="preserve">folder and serves it with nginx (with security headers) behind Caddy and with HTTPS;</w:t>
+      </w:r>
+      <w:r>
+        <w:t xml:space="preserve"> </w:t>
+      </w:r>
+      <w:r>
+        <w:rPr>
+          <w:i/>
+          <w:iCs/>
+        </w:rPr>
+        <w:t xml:space="preserve">deploy/update-server.sh</w:t>
+      </w:r>
+      <w:r>
+        <w:t xml:space="preserve"> </w:t>
+      </w:r>
+      <w:r>
+        <w:t xml:space="preserve">rebuilds it after each push (Deployment Document).</w:t>
       </w:r>
     </w:p>
     <w:p>
@@ -7830,13 +8065,13 @@
           <w:b/>
           <w:bCs/>
         </w:rPr>
-        <w:t xml:space="preserve">Mobile application (optional).</w:t>
-      </w:r>
-      <w:r>
-        <w:t xml:space="preserve"> </w:t>
-      </w:r>
-      <w:r>
-        <w:t xml:space="preserve">Set</w:t>
+        <w:t xml:space="preserve">Mobile application.</w:t>
+      </w:r>
+      <w:r>
+        <w:t xml:space="preserve"> </w:t>
+      </w:r>
+      <w:r>
+        <w:t xml:space="preserve">The APK is built with EAS with</w:t>
       </w:r>
       <w:r>
         <w:t xml:space="preserve"> </w:t>
@@ -7852,33 +8087,20 @@
         <w:t xml:space="preserve"> </w:t>
       </w:r>
       <w:r>
-        <w:t xml:space="preserve">to the IPv4 address of the server (for example,</w:t>
-      </w:r>
-      <w:r>
-        <w:t xml:space="preserve"> </w:t>
-      </w:r>
-      <w:hyperlink r:id="rId44">
-        <w:r>
-          <w:rPr>
-            <w:rStyle w:val="Hyperlink"/>
-            <w:i/>
-            <w:iCs/>
-          </w:rPr>
-          <w:t xml:space="preserve">http://192.168.1.10:8080/api/v1</w:t>
-        </w:r>
-      </w:hyperlink>
-      <w:r>
-        <w:t xml:space="preserve">) and start Expo (</w:t>
+        <w:t xml:space="preserve">pointing to the server domain and is published with</w:t>
+      </w:r>
+      <w:r>
+        <w:t xml:space="preserve"> </w:t>
       </w:r>
       <w:r>
         <w:rPr>
           <w:i/>
           <w:iCs/>
         </w:rPr>
-        <w:t xml:space="preserve">npx expo start</w:t>
-      </w:r>
-      <w:r>
-        <w:t xml:space="preserve">). Push notifications require a build made with EAS and</w:t>
+        <w:t xml:space="preserve">npm run publish:apk</w:t>
+      </w:r>
+      <w:r>
+        <w:t xml:space="preserve">, which leaves it at</w:t>
       </w:r>
       <w:r>
         <w:t xml:space="preserve"> </w:t>
@@ -7888,10 +8110,29 @@
           <w:i/>
           <w:iCs/>
         </w:rPr>
-        <w:t xml:space="preserve">PUSH_ENABLED=true</w:t>
-      </w:r>
-      <w:r>
-        <w:t xml:space="preserve">.</w:t>
+        <w:t xml:space="preserve">/app/LavaRapidoVehicular.apk</w:t>
+      </w:r>
+      <w:r>
+        <w:t xml:space="preserve"> </w:t>
+      </w:r>
+      <w:r>
+        <w:t xml:space="preserve">and notifies the people who have the application by push. For tests in the local network,</w:t>
+      </w:r>
+      <w:r>
+        <w:t xml:space="preserve"> </w:t>
+      </w:r>
+      <w:r>
+        <w:rPr>
+          <w:i/>
+          <w:iCs/>
+        </w:rPr>
+        <w:t xml:space="preserve">npx expo start</w:t>
+      </w:r>
+      <w:r>
+        <w:t xml:space="preserve"> </w:t>
+      </w:r>
+      <w:r>
+        <w:t xml:space="preserve">can be used with the IPv4 address of the machine.</w:t>
       </w:r>
     </w:p>
     <w:p>
@@ -7912,8 +8153,8 @@
         <w:t xml:space="preserve">screenshot of the welcome screen served from the server, with the address bar visible.</w:t>
       </w:r>
     </w:p>
-    <w:bookmarkEnd w:id="45"/>
-    <w:bookmarkStart w:id="46" w:name="X5cd6893bc783334df63bef440f34f61492eba8a"/>
+    <w:bookmarkEnd w:id="44"/>
+    <w:bookmarkStart w:id="45" w:name="X5cd6893bc783334df63bef440f34f61492eba8a"/>
     <w:p>
       <w:pPr>
         <w:pStyle w:val="Heading3"/>
@@ -8095,7 +8336,7 @@
               <w:pStyle w:val="Compact"/>
             </w:pPr>
             <w:r>
-              <w:t xml:space="preserve">Public registration and assignment of the ADMIN role in</w:t>
+              <w:t xml:space="preserve">Variables</w:t>
             </w:r>
             <w:r>
               <w:t xml:space="preserve"> </w:t>
@@ -8105,7 +8346,29 @@
                 <w:i/>
                 <w:iCs/>
               </w:rPr>
-              <w:t xml:space="preserve">security.user_role</w:t>
+              <w:t xml:space="preserve">ADMIN_EMAIL</w:t>
+            </w:r>
+            <w:r>
+              <w:t xml:space="preserve"> </w:t>
+            </w:r>
+            <w:r>
+              <w:t xml:space="preserve">and</w:t>
+            </w:r>
+            <w:r>
+              <w:t xml:space="preserve"> </w:t>
+            </w:r>
+            <w:r>
+              <w:rPr>
+                <w:i/>
+                <w:iCs/>
+              </w:rPr>
+              <w:t xml:space="preserve">ADMIN_PASSWORD</w:t>
+            </w:r>
+            <w:r>
+              <w:t xml:space="preserve"> </w:t>
+            </w:r>
+            <w:r>
+              <w:t xml:space="preserve">of the environment file; security-service creates it at startup</w:t>
             </w:r>
           </w:p>
         </w:tc>
@@ -8489,6 +8752,52 @@
           </w:p>
         </w:tc>
       </w:tr>
+      <w:tr>
+        <w:tc>
+          <w:tcPr/>
+          <w:p>
+            <w:pPr>
+              <w:pStyle w:val="Compact"/>
+            </w:pPr>
+            <w:r>
+              <w:t xml:space="preserve">10</w:t>
+            </w:r>
+          </w:p>
+        </w:tc>
+        <w:tc>
+          <w:tcPr/>
+          <w:p>
+            <w:pPr>
+              <w:pStyle w:val="Compact"/>
+            </w:pPr>
+            <w:r>
+              <w:t xml:space="preserve">Business data (legal name, tax ID, address, phones, and channels)</w:t>
+            </w:r>
+          </w:p>
+        </w:tc>
+        <w:tc>
+          <w:tcPr/>
+          <w:p>
+            <w:pPr>
+              <w:pStyle w:val="Compact"/>
+            </w:pPr>
+            <w:r>
+              <w:t xml:space="preserve">Settings &gt; Business data</w:t>
+            </w:r>
+          </w:p>
+        </w:tc>
+        <w:tc>
+          <w:tcPr/>
+          <w:p>
+            <w:pPr>
+              <w:pStyle w:val="Compact"/>
+            </w:pPr>
+            <w:r>
+              <w:t xml:space="preserve">Administrator Manual, section 11.1</w:t>
+            </w:r>
+          </w:p>
+        </w:tc>
+      </w:tr>
     </w:tbl>
     <w:p>
       <w:pPr>
@@ -8505,20 +8814,7 @@
         <w:t xml:space="preserve"> </w:t>
       </w:r>
       <w:r>
-        <w:t xml:space="preserve">The business data of Settings &gt; Business data is saved only in the browser (TD-013); the data of the premises that customers see (address, phone, and email) comes from the table</w:t>
-      </w:r>
-      <w:r>
-        <w:t xml:space="preserve"> </w:t>
-      </w:r>
-      <w:r>
-        <w:rPr>
-          <w:i/>
-          <w:iCs/>
-        </w:rPr>
-        <w:t xml:space="preserve">booking.establishment</w:t>
-      </w:r>
-      <w:r>
-        <w:t xml:space="preserve">, loaded by seed 109, and is corrected with SQL if it does not belong to the car wash. Prepared by the authors.</w:t>
+        <w:t xml:space="preserve">The business data are saved in booking-service and are the data customers see on the home page and in the help center. Prepared by the authors.</w:t>
       </w:r>
     </w:p>
     <w:p>
@@ -8539,8 +8835,8 @@
         <w:t xml:space="preserve">screenshot of each configured screen and list of the accounts created (without passwords).</w:t>
       </w:r>
     </w:p>
-    <w:bookmarkEnd w:id="46"/>
-    <w:bookmarkStart w:id="47" w:name="X8f8d30051eb0e394bc26ab5b2e8951df761ce3f"/>
+    <w:bookmarkEnd w:id="45"/>
+    <w:bookmarkStart w:id="46" w:name="X8f8d30051eb0e394bc26ab5b2e8951df761ce3f"/>
     <w:p>
       <w:pPr>
         <w:pStyle w:val="Heading3"/>
@@ -8881,18 +9177,18 @@
               <w:pStyle w:val="Compact"/>
             </w:pPr>
             <w:r>
-              <w:t xml:space="preserve">Assignment of an operator by the administrator.</w:t>
-            </w:r>
-          </w:p>
-        </w:tc>
-        <w:tc>
-          <w:tcPr/>
-          <w:p>
-            <w:pPr>
-              <w:pStyle w:val="Compact"/>
-            </w:pPr>
-            <w:r>
-              <w:t xml:space="preserve">Notification to the operator.</w:t>
+              <w:t xml:space="preserve">Booking without choosing an operator and booking choosing a free one.</w:t>
+            </w:r>
+          </w:p>
+        </w:tc>
+        <w:tc>
+          <w:tcPr/>
+          <w:p>
+            <w:pPr>
+              <w:pStyle w:val="Compact"/>
+            </w:pPr>
+            <w:r>
+              <w:t xml:space="preserve">The system assigns an operator in both cases (the chosen one in the second); notice to the operator.</w:t>
             </w:r>
           </w:p>
         </w:tc>
@@ -9004,10 +9300,7 @@
               <w:t xml:space="preserve">notification-service.events.dlq</w:t>
             </w:r>
             <w:r>
-              <w:t xml:space="preserve"> </w:t>
-            </w:r>
-            <w:r>
-              <w:t xml:space="preserve">and</w:t>
+              <w:t xml:space="preserve">,</w:t>
             </w:r>
             <w:r>
               <w:t xml:space="preserve"> </w:t>
@@ -9020,6 +9313,19 @@
               <w:t xml:space="preserve">customer-service.events.dlq</w:t>
             </w:r>
             <w:r>
+              <w:t xml:space="preserve">, and</w:t>
+            </w:r>
+            <w:r>
+              <w:t xml:space="preserve"> </w:t>
+            </w:r>
+            <w:r>
+              <w:rPr>
+                <w:i/>
+                <w:iCs/>
+              </w:rPr>
+              <w:t xml:space="preserve">operations-service.events.dlq</w:t>
+            </w:r>
+            <w:r>
               <w:t xml:space="preserve"> </w:t>
             </w:r>
             <w:r>
@@ -9065,8 +9371,8 @@
         <w:t xml:space="preserve">the nine tests pass. A failure in H1 to H8 triggers the rollback evaluation (section 12).</w:t>
       </w:r>
     </w:p>
-    <w:bookmarkEnd w:id="47"/>
-    <w:bookmarkStart w:id="48" w:name="X16f17a49aae63656e0fbb9070dd0fce43967605"/>
+    <w:bookmarkEnd w:id="46"/>
+    <w:bookmarkStart w:id="47" w:name="X16f17a49aae63656e0fbb9070dd0fce43967605"/>
     <w:p>
       <w:pPr>
         <w:pStyle w:val="Heading3"/>
@@ -9239,8 +9545,8 @@
         <w:t xml:space="preserve">signed acceptance record and results of the cases.</w:t>
       </w:r>
     </w:p>
-    <w:bookmarkEnd w:id="48"/>
-    <w:bookmarkStart w:id="49" w:name="X1d566b1a6d226e903146a5a7808a961d1329525"/>
+    <w:bookmarkEnd w:id="47"/>
+    <w:bookmarkStart w:id="48" w:name="X1d566b1a6d226e903146a5a7808a961d1329525"/>
     <w:p>
       <w:pPr>
         <w:pStyle w:val="Heading3"/>
@@ -9589,8 +9895,8 @@
         <w:t xml:space="preserve">attendance list with date, topic, and signature.</w:t>
       </w:r>
     </w:p>
-    <w:bookmarkEnd w:id="49"/>
-    <w:bookmarkStart w:id="50" w:name="Xa014d7ea3c0982362e795ab9ace6b369e25e103"/>
+    <w:bookmarkEnd w:id="48"/>
+    <w:bookmarkStart w:id="49" w:name="Xa014d7ea3c0982362e795ab9ace6b369e25e103"/>
     <w:p>
       <w:pPr>
         <w:pStyle w:val="Heading3"/>
@@ -9932,8 +10238,8 @@
         <w:t xml:space="preserve">daily record of the monitoring and of the incidents handled.</w:t>
       </w:r>
     </w:p>
-    <w:bookmarkEnd w:id="50"/>
-    <w:bookmarkStart w:id="51" w:name="X47ae46c391d553bda87b61c467aededa6f100e3"/>
+    <w:bookmarkEnd w:id="49"/>
+    <w:bookmarkStart w:id="50" w:name="X47ae46c391d553bda87b61c467aededa6f100e3"/>
     <w:p>
       <w:pPr>
         <w:pStyle w:val="Heading3"/>
@@ -10024,9 +10330,9 @@
         <w:t xml:space="preserve">File the log, the acceptance record, and the attendance lists with the implemented release.</w:t>
       </w:r>
     </w:p>
+    <w:bookmarkEnd w:id="50"/>
     <w:bookmarkEnd w:id="51"/>
-    <w:bookmarkEnd w:id="52"/>
-    <w:bookmarkStart w:id="53" w:name="X318f2d4db8cdd0f1c43cba12c2e24a0d5d03e5f"/>
+    <w:bookmarkStart w:id="52" w:name="X318f2d4db8cdd0f1c43cba12c2e24a0d5d03e5f"/>
     <w:p>
       <w:pPr>
         <w:pStyle w:val="Heading2"/>
@@ -10479,8 +10785,8 @@
         <w:t xml:space="preserve">the records after the backup of phase 3.</w:t>
       </w:r>
     </w:p>
-    <w:bookmarkEnd w:id="53"/>
-    <w:bookmarkStart w:id="54" w:name="X96004eec5cb46a8f29392228e6af7d000fd94c0"/>
+    <w:bookmarkEnd w:id="52"/>
+    <w:bookmarkStart w:id="53" w:name="X96004eec5cb46a8f29392228e6af7d000fd94c0"/>
     <w:p>
       <w:pPr>
         <w:pStyle w:val="Heading2"/>
@@ -10834,8 +11140,8 @@
         <w:t xml:space="preserve">The version control of each manual records the software release it corresponds to.</w:t>
       </w:r>
     </w:p>
-    <w:bookmarkEnd w:id="54"/>
-    <w:bookmarkStart w:id="55" w:name="X33b795bdb61c5375473220a2487d5bfb8d54ddc"/>
+    <w:bookmarkEnd w:id="53"/>
+    <w:bookmarkStart w:id="54" w:name="X33b795bdb61c5375473220a2487d5bfb8d54ddc"/>
     <w:p>
       <w:pPr>
         <w:pStyle w:val="Heading2"/>
@@ -11212,7 +11518,40 @@
               <w:pStyle w:val="Compact"/>
             </w:pPr>
             <w:r>
-              <w:t xml:space="preserve">The health endpoint of payment-service says</w:t>
+              <w:t xml:space="preserve">The public server is off when it is needed (it is turned on on demand).</w:t>
+            </w:r>
+          </w:p>
+        </w:tc>
+        <w:tc>
+          <w:tcPr/>
+          <w:p>
+            <w:pPr>
+              <w:pStyle w:val="Compact"/>
+            </w:pPr>
+            <w:r>
+              <w:t xml:space="preserve">Medium</w:t>
+            </w:r>
+          </w:p>
+        </w:tc>
+        <w:tc>
+          <w:tcPr/>
+          <w:p>
+            <w:pPr>
+              <w:pStyle w:val="Compact"/>
+            </w:pPr>
+            <w:r>
+              <w:t xml:space="preserve">Medium</w:t>
+            </w:r>
+          </w:p>
+        </w:tc>
+        <w:tc>
+          <w:tcPr/>
+          <w:p>
+            <w:pPr>
+              <w:pStyle w:val="Compact"/>
+            </w:pPr>
+            <w:r>
+              <w:t xml:space="preserve">Tell the DevOps owner in advance and run</w:t>
             </w:r>
             <w:r>
               <w:t xml:space="preserve"> </w:t>
@@ -11222,46 +11561,13 @@
                 <w:i/>
                 <w:iCs/>
               </w:rPr>
-              <w:t xml:space="preserve">UP</w:t>
+              <w:t xml:space="preserve">deploy/update-server.sh</w:t>
             </w:r>
             <w:r>
               <w:t xml:space="preserve"> </w:t>
             </w:r>
             <w:r>
-              <w:t xml:space="preserve">with the database down (TD-017).</w:t>
-            </w:r>
-          </w:p>
-        </w:tc>
-        <w:tc>
-          <w:tcPr/>
-          <w:p>
-            <w:pPr>
-              <w:pStyle w:val="Compact"/>
-            </w:pPr>
-            <w:r>
-              <w:t xml:space="preserve">Low</w:t>
-            </w:r>
-          </w:p>
-        </w:tc>
-        <w:tc>
-          <w:tcPr/>
-          <w:p>
-            <w:pPr>
-              <w:pStyle w:val="Compact"/>
-            </w:pPr>
-            <w:r>
-              <w:t xml:space="preserve">Medium</w:t>
-            </w:r>
-          </w:p>
-        </w:tc>
-        <w:tc>
-          <w:tcPr/>
-          <w:p>
-            <w:pPr>
-              <w:pStyle w:val="Compact"/>
-            </w:pPr>
-            <w:r>
-              <w:t xml:space="preserve">Test H5 with a real query.</w:t>
+              <w:t xml:space="preserve">after the last push.</w:t>
             </w:r>
           </w:p>
         </w:tc>
@@ -11285,7 +11591,7 @@
               <w:pStyle w:val="Compact"/>
             </w:pPr>
             <w:r>
-              <w:t xml:space="preserve">There is no login attempt limit (TD-003).</w:t>
+              <w:t xml:space="preserve">There is no request rate limit in the gateway or in Caddy (TD-022); account lockout only protects each account separately.</w:t>
             </w:r>
           </w:p>
         </w:tc>
@@ -11307,18 +11613,18 @@
               <w:pStyle w:val="Compact"/>
             </w:pPr>
             <w:r>
-              <w:t xml:space="preserve">High</w:t>
-            </w:r>
-          </w:p>
-        </w:tc>
-        <w:tc>
-          <w:tcPr/>
-          <w:p>
-            <w:pPr>
-              <w:pStyle w:val="Compact"/>
-            </w:pPr>
-            <w:r>
-              <w:t xml:space="preserve">Do not expose the system to the internet; long and unique passwords for administrators.</w:t>
+              <w:t xml:space="preserve">Medium</w:t>
+            </w:r>
+          </w:p>
+        </w:tc>
+        <w:tc>
+          <w:tcPr/>
+          <w:p>
+            <w:pPr>
+              <w:pStyle w:val="Compact"/>
+            </w:pPr>
+            <w:r>
+              <w:t xml:space="preserve">Long and unique passwords for the administrators; review the Caddy logs.</w:t>
             </w:r>
           </w:p>
         </w:tc>
@@ -11472,7 +11778,7 @@
               <w:pStyle w:val="Compact"/>
             </w:pPr>
             <w:r>
-              <w:t xml:space="preserve">The web application is served with</w:t>
+              <w:t xml:space="preserve">In the local network the web is served with</w:t>
             </w:r>
             <w:r>
               <w:t xml:space="preserve"> </w:t>
@@ -11488,7 +11794,7 @@
               <w:t xml:space="preserve"> </w:t>
             </w:r>
             <w:r>
-              <w:t xml:space="preserve">and without HTTPS outside the local network.</w:t>
+              <w:t xml:space="preserve">and without HTTPS.</w:t>
             </w:r>
           </w:p>
         </w:tc>
@@ -11510,34 +11816,18 @@
               <w:pStyle w:val="Compact"/>
             </w:pPr>
             <w:r>
-              <w:t xml:space="preserve">High</w:t>
-            </w:r>
-          </w:p>
-        </w:tc>
-        <w:tc>
-          <w:tcPr/>
-          <w:p>
-            <w:pPr>
-              <w:pStyle w:val="Compact"/>
-            </w:pPr>
-            <w:r>
-              <w:t xml:space="preserve">Keep the system on the local network; for production, serve</w:t>
-            </w:r>
-            <w:r>
-              <w:t xml:space="preserve"> </w:t>
-            </w:r>
-            <w:r>
-              <w:rPr>
-                <w:i/>
-                <w:iCs/>
-              </w:rPr>
-              <w:t xml:space="preserve">dist/</w:t>
-            </w:r>
-            <w:r>
-              <w:t xml:space="preserve"> </w:t>
-            </w:r>
-            <w:r>
-              <w:t xml:space="preserve">behind the gateway with TLS 1.2 or later.</w:t>
+              <w:t xml:space="preserve">Medium</w:t>
+            </w:r>
+          </w:p>
+        </w:tc>
+        <w:tc>
+          <w:tcPr/>
+          <w:p>
+            <w:pPr>
+              <w:pStyle w:val="Compact"/>
+            </w:pPr>
+            <w:r>
+              <w:t xml:space="preserve">Use it only inside the car wash network; outside it, use the public server with HTTPS.</w:t>
             </w:r>
           </w:p>
         </w:tc>
@@ -11561,7 +11851,7 @@
               <w:pStyle w:val="Compact"/>
             </w:pPr>
             <w:r>
-              <w:t xml:space="preserve">The web test suite does not compile (TD-001) and a client regression goes undetected.</w:t>
+              <w:t xml:space="preserve">There is still no continuous integration (TD-006), and a regression can go unnoticed.</w:t>
             </w:r>
           </w:p>
         </w:tc>
@@ -11594,7 +11884,7 @@
               <w:pStyle w:val="Compact"/>
             </w:pPr>
             <w:r>
-              <w:t xml:space="preserve">Complete manual smoke and acceptance tests; fix TD-001.</w:t>
+              <w:t xml:space="preserve">Run the unit tests, the end-to-end suite, and the smoke tests before each deployment.</w:t>
             </w:r>
           </w:p>
         </w:tc>
@@ -11680,7 +11970,7 @@
         <w:pStyle w:val="BodyText"/>
       </w:pPr>
       <w:r>
-        <w:t xml:space="preserve">To take the system to a real production environment, the following would also be missing: continuous integration per repository, hosted SQL Server and RabbitMQ with the secrets in the provider's secret store, the web application built and served behind the gateway, HTTPS, one database login per service instead of</w:t>
+        <w:t xml:space="preserve">To take the system to a real production environment, in addition to the above, the following would be missing: continuous integration per repository, SQL Server and RabbitMQ hosted with the secrets in a provider vault, one database login per service instead of</w:t>
       </w:r>
       <w:r>
         <w:t xml:space="preserve"> </w:t>
@@ -11693,11 +11983,11 @@
         <w:t xml:space="preserve">sa</w:t>
       </w:r>
       <w:r>
-        <w:t xml:space="preserve">, and an Outbox for events if losing an event during a broker outage is not acceptable (Vehicle Washing Development Team, 2026a).</w:t>
-      </w:r>
-    </w:p>
-    <w:bookmarkEnd w:id="55"/>
-    <w:bookmarkStart w:id="56" w:name="X596e611e867e3d40a10989ec9e310a83cbfb265"/>
+        <w:t xml:space="preserve">, a request rate limit, and an Outbox for the events if losing an event during a broker outage is not accepted (Vehicle Washing Development Team, 2026a).</w:t>
+      </w:r>
+    </w:p>
+    <w:bookmarkEnd w:id="54"/>
+    <w:bookmarkStart w:id="55" w:name="X596e611e867e3d40a10989ec9e310a83cbfb265"/>
     <w:p>
       <w:pPr>
         <w:pStyle w:val="Heading2"/>
@@ -12174,8 +12464,8 @@
         <w:t xml:space="preserve">Prepared by the authors from the incident management of the project.</w:t>
       </w:r>
     </w:p>
-    <w:bookmarkEnd w:id="56"/>
-    <w:bookmarkStart w:id="57" w:name="X293d1bba70c0b4baec8244ce73e7b1f26de74ce"/>
+    <w:bookmarkEnd w:id="55"/>
+    <w:bookmarkStart w:id="56" w:name="X293d1bba70c0b4baec8244ce73e7b1f26de74ce"/>
     <w:p>
       <w:pPr>
         <w:pStyle w:val="Heading2"/>
@@ -12292,8 +12582,8 @@
         <w:t xml:space="preserve">The log, the record, and the lessons learned are filed with the release.</w:t>
       </w:r>
     </w:p>
-    <w:bookmarkEnd w:id="57"/>
-    <w:bookmarkStart w:id="58" w:name="Xcb2c5206267be671a73ab6047a9b2598eced39d"/>
+    <w:bookmarkEnd w:id="56"/>
+    <w:bookmarkStart w:id="57" w:name="Xcb2c5206267be671a73ab6047a9b2598eced39d"/>
     <w:p>
       <w:pPr>
         <w:pStyle w:val="Heading2"/>
@@ -12728,8 +13018,8 @@
         <w:t xml:space="preserve">Prepared by the authors from ISO et al. (2017) and the project documentation.</w:t>
       </w:r>
     </w:p>
-    <w:bookmarkEnd w:id="58"/>
-    <w:bookmarkStart w:id="63" w:name="references"/>
+    <w:bookmarkEnd w:id="57"/>
+    <w:bookmarkStart w:id="62" w:name="references"/>
     <w:p>
       <w:pPr>
         <w:pStyle w:val="Heading2"/>
@@ -12785,7 +13075,7 @@
       <w:r>
         <w:t xml:space="preserve"> </w:t>
       </w:r>
-      <w:hyperlink r:id="rId59">
+      <w:hyperlink r:id="rId58">
         <w:r>
           <w:rPr>
             <w:rStyle w:val="Hyperlink"/>
@@ -12844,7 +13134,7 @@
       <w:r>
         <w:t xml:space="preserve"> </w:t>
       </w:r>
-      <w:hyperlink r:id="rId60">
+      <w:hyperlink r:id="rId59">
         <w:r>
           <w:rPr>
             <w:rStyle w:val="Hyperlink"/>
@@ -12879,7 +13169,7 @@
       <w:r>
         <w:t xml:space="preserve"> </w:t>
       </w:r>
-      <w:hyperlink r:id="rId61">
+      <w:hyperlink r:id="rId60">
         <w:r>
           <w:rPr>
             <w:rStyle w:val="Hyperlink"/>
@@ -12911,7 +13201,7 @@
       <w:r>
         <w:t xml:space="preserve"> </w:t>
       </w:r>
-      <w:hyperlink r:id="rId62">
+      <w:hyperlink r:id="rId61">
         <w:r>
           <w:rPr>
             <w:rStyle w:val="Hyperlink"/>
@@ -12920,8 +13210,8 @@
         </w:r>
       </w:hyperlink>
     </w:p>
-    <w:bookmarkEnd w:id="63"/>
-    <w:bookmarkStart w:id="69" w:name="X0dfec30307d35ad53dd5c24971901dbae401842"/>
+    <w:bookmarkEnd w:id="62"/>
+    <w:bookmarkStart w:id="68" w:name="X0dfec30307d35ad53dd5c24971901dbae401842"/>
     <w:p>
       <w:pPr>
         <w:pStyle w:val="Heading2"/>
@@ -12930,7 +13220,7 @@
         <w:t xml:space="preserve">18. Annexes</w:t>
       </w:r>
     </w:p>
-    <w:bookmarkStart w:id="64" w:name="annex-a-pre-implementation-checklist"/>
+    <w:bookmarkStart w:id="63" w:name="annex-a-pre-implementation-checklist"/>
     <w:p>
       <w:pPr>
         <w:pStyle w:val="Heading3"/>
@@ -13338,8 +13628,8 @@
         <w:t xml:space="preserve">Prepared by the authors.</w:t>
       </w:r>
     </w:p>
-    <w:bookmarkEnd w:id="64"/>
-    <w:bookmarkStart w:id="65" w:name="annex-b-acceptance-test-cases"/>
+    <w:bookmarkEnd w:id="63"/>
+    <w:bookmarkStart w:id="64" w:name="annex-b-acceptance-test-cases"/>
     <w:p>
       <w:pPr>
         <w:pStyle w:val="Heading3"/>
@@ -14376,8 +14666,8 @@
         <w:t xml:space="preserve">Prepared by the authors from the functional requirements and the user and administrator manuals.</w:t>
       </w:r>
     </w:p>
-    <w:bookmarkEnd w:id="65"/>
-    <w:bookmarkStart w:id="66" w:name="annex-c-acceptance-record-template"/>
+    <w:bookmarkEnd w:id="64"/>
+    <w:bookmarkStart w:id="65" w:name="annex-c-acceptance-record-template"/>
     <w:p>
       <w:pPr>
         <w:pStyle w:val="Heading3"/>
@@ -14649,8 +14939,8 @@
         </w:tc>
       </w:tr>
     </w:tbl>
-    <w:bookmarkEnd w:id="66"/>
-    <w:bookmarkStart w:id="67" w:name="annex-d-implementation-log-template"/>
+    <w:bookmarkEnd w:id="65"/>
+    <w:bookmarkStart w:id="66" w:name="annex-d-implementation-log-template"/>
     <w:p>
       <w:pPr>
         <w:pStyle w:val="Heading3"/>
@@ -14819,516 +15109,600 @@
         </w:tc>
       </w:tr>
     </w:tbl>
+    <w:bookmarkEnd w:id="66"/>
+    <w:bookmarkStart w:id="67" w:name="annex-e-command-summary"/>
+    <w:p>
+      <w:pPr>
+        <w:pStyle w:val="Heading3"/>
+      </w:pPr>
+      <w:r>
+        <w:t xml:space="preserve">Annex E. Command Summary</w:t>
+      </w:r>
+    </w:p>
+    <w:p>
+      <w:pPr>
+        <w:pStyle w:val="SourceCode"/>
+      </w:pPr>
+      <w:r>
+        <w:rPr>
+          <w:rStyle w:val="CommentTok"/>
+        </w:rPr>
+        <w:t xml:space="preserve"># Phase 2: building and verification</w:t>
+      </w:r>
+      <w:r>
+        <w:br/>
+      </w:r>
+      <w:r>
+        <w:rPr>
+          <w:rStyle w:val="ExtensionTok"/>
+        </w:rPr>
+        <w:t xml:space="preserve">./mvnw</w:t>
+      </w:r>
+      <w:r>
+        <w:rPr>
+          <w:rStyle w:val="NormalTok"/>
+        </w:rPr>
+        <w:t xml:space="preserve"> </w:t>
+      </w:r>
+      <w:r>
+        <w:rPr>
+          <w:rStyle w:val="AttributeTok"/>
+        </w:rPr>
+        <w:t xml:space="preserve">-B</w:t>
+      </w:r>
+      <w:r>
+        <w:rPr>
+          <w:rStyle w:val="NormalTok"/>
+        </w:rPr>
+        <w:t xml:space="preserve"> verify                                   </w:t>
+      </w:r>
+      <w:r>
+        <w:rPr>
+          <w:rStyle w:val="CommentTok"/>
+        </w:rPr>
+        <w:t xml:space="preserve"># each Java service and the gateway</w:t>
+      </w:r>
+      <w:r>
+        <w:br/>
+      </w:r>
+      <w:r>
+        <w:rPr>
+          <w:rStyle w:val="ExtensionTok"/>
+        </w:rPr>
+        <w:t xml:space="preserve">dotnet</w:t>
+      </w:r>
+      <w:r>
+        <w:rPr>
+          <w:rStyle w:val="NormalTok"/>
+        </w:rPr>
+        <w:t xml:space="preserve"> test                                       </w:t>
+      </w:r>
+      <w:r>
+        <w:rPr>
+          <w:rStyle w:val="CommentTok"/>
+        </w:rPr>
+        <w:t xml:space="preserve"># lavarapido-payment-service</w:t>
+      </w:r>
+      <w:r>
+        <w:br/>
+      </w:r>
+      <w:r>
+        <w:rPr>
+          <w:rStyle w:val="ExtensionTok"/>
+        </w:rPr>
+        <w:t xml:space="preserve">npx</w:t>
+      </w:r>
+      <w:r>
+        <w:rPr>
+          <w:rStyle w:val="NormalTok"/>
+        </w:rPr>
+        <w:t xml:space="preserve"> ng test </w:t>
+      </w:r>
+      <w:r>
+        <w:rPr>
+          <w:rStyle w:val="AttributeTok"/>
+        </w:rPr>
+        <w:t xml:space="preserve">--watch</w:t>
+      </w:r>
+      <w:r>
+        <w:rPr>
+          <w:rStyle w:val="OperatorTok"/>
+        </w:rPr>
+        <w:t xml:space="preserve">=</w:t>
+      </w:r>
+      <w:r>
+        <w:rPr>
+          <w:rStyle w:val="NormalTok"/>
+        </w:rPr>
+        <w:t xml:space="preserve">false                         </w:t>
+      </w:r>
+      <w:r>
+        <w:rPr>
+          <w:rStyle w:val="CommentTok"/>
+        </w:rPr>
+        <w:t xml:space="preserve"># Front-end-proyecto-web</w:t>
+      </w:r>
+      <w:r>
+        <w:br/>
+      </w:r>
+      <w:r>
+        <w:rPr>
+          <w:rStyle w:val="ExtensionTok"/>
+        </w:rPr>
+        <w:t xml:space="preserve">node</w:t>
+      </w:r>
+      <w:r>
+        <w:rPr>
+          <w:rStyle w:val="NormalTok"/>
+        </w:rPr>
+        <w:t xml:space="preserve"> </w:t>
+      </w:r>
+      <w:r>
+        <w:rPr>
+          <w:rStyle w:val="AttributeTok"/>
+        </w:rPr>
+        <w:t xml:space="preserve">--test</w:t>
+      </w:r>
+      <w:r>
+        <w:rPr>
+          <w:rStyle w:val="NormalTok"/>
+        </w:rPr>
+        <w:t xml:space="preserve"> </w:t>
+      </w:r>
+      <w:r>
+        <w:rPr>
+          <w:rStyle w:val="StringTok"/>
+        </w:rPr>
+        <w:t xml:space="preserve">"e2e/*.test.js"</w:t>
+      </w:r>
+      <w:r>
+        <w:rPr>
+          <w:rStyle w:val="NormalTok"/>
+        </w:rPr>
+        <w:t xml:space="preserve">                      </w:t>
+      </w:r>
+      <w:r>
+        <w:rPr>
+          <w:rStyle w:val="CommentTok"/>
+        </w:rPr>
+        <w:t xml:space="preserve"># from lavarapido-infra, with the containers up</w:t>
+      </w:r>
+      <w:r>
+        <w:br/>
+      </w:r>
+      <w:r>
+        <w:rPr>
+          <w:rStyle w:val="ExtensionTok"/>
+        </w:rPr>
+        <w:t xml:space="preserve">npm</w:t>
+      </w:r>
+      <w:r>
+        <w:rPr>
+          <w:rStyle w:val="NormalTok"/>
+        </w:rPr>
+        <w:t xml:space="preserve"> ci </w:t>
+      </w:r>
+      <w:r>
+        <w:rPr>
+          <w:rStyle w:val="KeywordTok"/>
+        </w:rPr>
+        <w:t xml:space="preserve">&amp;&amp;</w:t>
+      </w:r>
+      <w:r>
+        <w:rPr>
+          <w:rStyle w:val="NormalTok"/>
+        </w:rPr>
+        <w:t xml:space="preserve"> </w:t>
+      </w:r>
+      <w:r>
+        <w:rPr>
+          <w:rStyle w:val="ExtensionTok"/>
+        </w:rPr>
+        <w:t xml:space="preserve">npx</w:t>
+      </w:r>
+      <w:r>
+        <w:rPr>
+          <w:rStyle w:val="NormalTok"/>
+        </w:rPr>
+        <w:t xml:space="preserve"> ng build                             </w:t>
+      </w:r>
+      <w:r>
+        <w:rPr>
+          <w:rStyle w:val="CommentTok"/>
+        </w:rPr>
+        <w:t xml:space="preserve"># Front-end-proyecto-web</w:t>
+      </w:r>
+      <w:r>
+        <w:br/>
+      </w:r>
+      <w:r>
+        <w:rPr>
+          <w:rStyle w:val="ExtensionTok"/>
+        </w:rPr>
+        <w:t xml:space="preserve">docker</w:t>
+      </w:r>
+      <w:r>
+        <w:rPr>
+          <w:rStyle w:val="NormalTok"/>
+        </w:rPr>
+        <w:t xml:space="preserve"> compose config </w:t>
+      </w:r>
+      <w:r>
+        <w:rPr>
+          <w:rStyle w:val="AttributeTok"/>
+        </w:rPr>
+        <w:t xml:space="preserve">--quiet</w:t>
+      </w:r>
+      <w:r>
+        <w:rPr>
+          <w:rStyle w:val="NormalTok"/>
+        </w:rPr>
+        <w:t xml:space="preserve"> </w:t>
+      </w:r>
+      <w:r>
+        <w:rPr>
+          <w:rStyle w:val="KeywordTok"/>
+        </w:rPr>
+        <w:t xml:space="preserve">&amp;&amp;</w:t>
+      </w:r>
+      <w:r>
+        <w:rPr>
+          <w:rStyle w:val="NormalTok"/>
+        </w:rPr>
+        <w:t xml:space="preserve"> </w:t>
+      </w:r>
+      <w:r>
+        <w:rPr>
+          <w:rStyle w:val="ExtensionTok"/>
+        </w:rPr>
+        <w:t xml:space="preserve">docker</w:t>
+      </w:r>
+      <w:r>
+        <w:rPr>
+          <w:rStyle w:val="NormalTok"/>
+        </w:rPr>
+        <w:t xml:space="preserve"> compose </w:t>
+      </w:r>
+      <w:r>
+        <w:rPr>
+          <w:rStyle w:val="AttributeTok"/>
+        </w:rPr>
+        <w:t xml:space="preserve">--profile</w:t>
+      </w:r>
+      <w:r>
+        <w:rPr>
+          <w:rStyle w:val="NormalTok"/>
+        </w:rPr>
+        <w:t xml:space="preserve"> app build</w:t>
+      </w:r>
+      <w:r>
+        <w:br/>
+      </w:r>
+      <w:r>
+        <w:br/>
+      </w:r>
+      <w:r>
+        <w:rPr>
+          <w:rStyle w:val="CommentTok"/>
+        </w:rPr>
+        <w:t xml:space="preserve"># Phase 3: pre-implementation backup (see section 11.4)</w:t>
+      </w:r>
+      <w:r>
+        <w:br/>
+      </w:r>
+      <w:r>
+        <w:br/>
+      </w:r>
+      <w:r>
+        <w:rPr>
+          <w:rStyle w:val="CommentTok"/>
+        </w:rPr>
+        <w:t xml:space="preserve"># Phase 4: infrastructure and database</w:t>
+      </w:r>
+      <w:r>
+        <w:br/>
+      </w:r>
+      <w:r>
+        <w:rPr>
+          <w:rStyle w:val="ExtensionTok"/>
+        </w:rPr>
+        <w:t xml:space="preserve">docker</w:t>
+      </w:r>
+      <w:r>
+        <w:rPr>
+          <w:rStyle w:val="NormalTok"/>
+        </w:rPr>
+        <w:t xml:space="preserve"> compose up </w:t>
+      </w:r>
+      <w:r>
+        <w:rPr>
+          <w:rStyle w:val="AttributeTok"/>
+        </w:rPr>
+        <w:t xml:space="preserve">-d</w:t>
+      </w:r>
+      <w:r>
+        <w:rPr>
+          <w:rStyle w:val="NormalTok"/>
+        </w:rPr>
+        <w:t xml:space="preserve"> </w:t>
+      </w:r>
+      <w:r>
+        <w:rPr>
+          <w:rStyle w:val="KeywordTok"/>
+        </w:rPr>
+        <w:t xml:space="preserve">&amp;&amp;</w:t>
+      </w:r>
+      <w:r>
+        <w:rPr>
+          <w:rStyle w:val="NormalTok"/>
+        </w:rPr>
+        <w:t xml:space="preserve"> </w:t>
+      </w:r>
+      <w:r>
+        <w:rPr>
+          <w:rStyle w:val="ExtensionTok"/>
+        </w:rPr>
+        <w:t xml:space="preserve">docker</w:t>
+      </w:r>
+      <w:r>
+        <w:rPr>
+          <w:rStyle w:val="NormalTok"/>
+        </w:rPr>
+        <w:t xml:space="preserve"> compose ps</w:t>
+      </w:r>
+      <w:r>
+        <w:br/>
+      </w:r>
+      <w:r>
+        <w:br/>
+      </w:r>
+      <w:r>
+        <w:rPr>
+          <w:rStyle w:val="CommentTok"/>
+        </w:rPr>
+        <w:t xml:space="preserve"># Phase 5: services and gateway</w:t>
+      </w:r>
+      <w:r>
+        <w:br/>
+      </w:r>
+      <w:r>
+        <w:rPr>
+          <w:rStyle w:val="ExtensionTok"/>
+        </w:rPr>
+        <w:t xml:space="preserve">docker</w:t>
+      </w:r>
+      <w:r>
+        <w:rPr>
+          <w:rStyle w:val="NormalTok"/>
+        </w:rPr>
+        <w:t xml:space="preserve"> compose </w:t>
+      </w:r>
+      <w:r>
+        <w:rPr>
+          <w:rStyle w:val="AttributeTok"/>
+        </w:rPr>
+        <w:t xml:space="preserve">--profile</w:t>
+      </w:r>
+      <w:r>
+        <w:rPr>
+          <w:rStyle w:val="NormalTok"/>
+        </w:rPr>
+        <w:t xml:space="preserve"> app up </w:t>
+      </w:r>
+      <w:r>
+        <w:rPr>
+          <w:rStyle w:val="AttributeTok"/>
+        </w:rPr>
+        <w:t xml:space="preserve">-d</w:t>
+      </w:r>
+      <w:r>
+        <w:br/>
+      </w:r>
+      <w:r>
+        <w:rPr>
+          <w:rStyle w:val="ControlFlowTok"/>
+        </w:rPr>
+        <w:t xml:space="preserve">for</w:t>
+      </w:r>
+      <w:r>
+        <w:rPr>
+          <w:rStyle w:val="NormalTok"/>
+        </w:rPr>
+        <w:t xml:space="preserve"> port </w:t>
+      </w:r>
+      <w:r>
+        <w:rPr>
+          <w:rStyle w:val="KeywordTok"/>
+        </w:rPr>
+        <w:t xml:space="preserve">in</w:t>
+      </w:r>
+      <w:r>
+        <w:rPr>
+          <w:rStyle w:val="NormalTok"/>
+        </w:rPr>
+        <w:t xml:space="preserve"> 3001 3002 3003 3004 3005 3006 8080</w:t>
+      </w:r>
+      <w:r>
+        <w:rPr>
+          <w:rStyle w:val="KeywordTok"/>
+        </w:rPr>
+        <w:t xml:space="preserve">;</w:t>
+      </w:r>
+      <w:r>
+        <w:rPr>
+          <w:rStyle w:val="NormalTok"/>
+        </w:rPr>
+        <w:t xml:space="preserve"> </w:t>
+      </w:r>
+      <w:r>
+        <w:rPr>
+          <w:rStyle w:val="ControlFlowTok"/>
+        </w:rPr>
+        <w:t xml:space="preserve">do</w:t>
+      </w:r>
+      <w:r>
+        <w:rPr>
+          <w:rStyle w:val="NormalTok"/>
+        </w:rPr>
+        <w:t xml:space="preserve"> </w:t>
+      </w:r>
+      <w:r>
+        <w:rPr>
+          <w:rStyle w:val="ExtensionTok"/>
+        </w:rPr>
+        <w:t xml:space="preserve">curl</w:t>
+      </w:r>
+      <w:r>
+        <w:rPr>
+          <w:rStyle w:val="NormalTok"/>
+        </w:rPr>
+        <w:t xml:space="preserve"> </w:t>
+      </w:r>
+      <w:r>
+        <w:rPr>
+          <w:rStyle w:val="AttributeTok"/>
+        </w:rPr>
+        <w:t xml:space="preserve">-s</w:t>
+      </w:r>
+      <w:r>
+        <w:rPr>
+          <w:rStyle w:val="NormalTok"/>
+        </w:rPr>
+        <w:t xml:space="preserve"> http://localhost:</w:t>
+      </w:r>
+      <w:r>
+        <w:rPr>
+          <w:rStyle w:val="VariableTok"/>
+        </w:rPr>
+        <w:t xml:space="preserve">$port</w:t>
+      </w:r>
+      <w:r>
+        <w:rPr>
+          <w:rStyle w:val="NormalTok"/>
+        </w:rPr>
+        <w:t xml:space="preserve">/actuator/health</w:t>
+      </w:r>
+      <w:r>
+        <w:rPr>
+          <w:rStyle w:val="KeywordTok"/>
+        </w:rPr>
+        <w:t xml:space="preserve">;</w:t>
+      </w:r>
+      <w:r>
+        <w:rPr>
+          <w:rStyle w:val="NormalTok"/>
+        </w:rPr>
+        <w:t xml:space="preserve"> </w:t>
+      </w:r>
+      <w:r>
+        <w:rPr>
+          <w:rStyle w:val="BuiltInTok"/>
+        </w:rPr>
+        <w:t xml:space="preserve">echo</w:t>
+      </w:r>
+      <w:r>
+        <w:rPr>
+          <w:rStyle w:val="KeywordTok"/>
+        </w:rPr>
+        <w:t xml:space="preserve">;</w:t>
+      </w:r>
+      <w:r>
+        <w:rPr>
+          <w:rStyle w:val="NormalTok"/>
+        </w:rPr>
+        <w:t xml:space="preserve"> </w:t>
+      </w:r>
+      <w:r>
+        <w:rPr>
+          <w:rStyle w:val="ControlFlowTok"/>
+        </w:rPr>
+        <w:t xml:space="preserve">done</w:t>
+      </w:r>
+      <w:r>
+        <w:br/>
+      </w:r>
+      <w:r>
+        <w:br/>
+      </w:r>
+      <w:r>
+        <w:rPr>
+          <w:rStyle w:val="CommentTok"/>
+        </w:rPr>
+        <w:t xml:space="preserve"># Phase 6: web application</w:t>
+      </w:r>
+      <w:r>
+        <w:br/>
+      </w:r>
+      <w:r>
+        <w:rPr>
+          <w:rStyle w:val="ExtensionTok"/>
+        </w:rPr>
+        <w:t xml:space="preserve">npx</w:t>
+      </w:r>
+      <w:r>
+        <w:rPr>
+          <w:rStyle w:val="NormalTok"/>
+        </w:rPr>
+        <w:t xml:space="preserve"> ng serve </w:t>
+      </w:r>
+      <w:r>
+        <w:rPr>
+          <w:rStyle w:val="AttributeTok"/>
+        </w:rPr>
+        <w:t xml:space="preserve">--host</w:t>
+      </w:r>
+      <w:r>
+        <w:rPr>
+          <w:rStyle w:val="NormalTok"/>
+        </w:rPr>
+        <w:t xml:space="preserve"> 0.0.0.0</w:t>
+      </w:r>
+      <w:r>
+        <w:br/>
+      </w:r>
+      <w:r>
+        <w:br/>
+      </w:r>
+      <w:r>
+        <w:rPr>
+          <w:rStyle w:val="CommentTok"/>
+        </w:rPr>
+        <w:t xml:space="preserve"># Rollback (see section 12)</w:t>
+      </w:r>
+      <w:r>
+        <w:br/>
+      </w:r>
+      <w:r>
+        <w:rPr>
+          <w:rStyle w:val="ExtensionTok"/>
+        </w:rPr>
+        <w:t xml:space="preserve">docker</w:t>
+      </w:r>
+      <w:r>
+        <w:rPr>
+          <w:rStyle w:val="NormalTok"/>
+        </w:rPr>
+        <w:t xml:space="preserve"> compose stop api-gateway security-service customer-service booking-service </w:t>
+      </w:r>
+      <w:r>
+        <w:rPr>
+          <w:rStyle w:val="DataTypeTok"/>
+        </w:rPr>
+        <w:t xml:space="preserve">\</w:t>
+      </w:r>
+      <w:r>
+        <w:br/>
+      </w:r>
+      <w:r>
+        <w:rPr>
+          <w:rStyle w:val="NormalTok"/>
+        </w:rPr>
+        <w:t xml:space="preserve">  operations-service payment-service notification-service</w:t>
+      </w:r>
+    </w:p>
     <w:bookmarkEnd w:id="67"/>
-    <w:bookmarkStart w:id="68" w:name="annex-e-command-summary"/>
-    <w:p>
-      <w:pPr>
-        <w:pStyle w:val="Heading3"/>
-      </w:pPr>
-      <w:r>
-        <w:t xml:space="preserve">Annex E. Command Summary</w:t>
-      </w:r>
-    </w:p>
-    <w:p>
-      <w:pPr>
-        <w:pStyle w:val="SourceCode"/>
-      </w:pPr>
-      <w:r>
-        <w:rPr>
-          <w:rStyle w:val="CommentTok"/>
-        </w:rPr>
-        <w:t xml:space="preserve"># Phase 2: building and verification</w:t>
-      </w:r>
-      <w:r>
-        <w:br/>
-      </w:r>
-      <w:r>
-        <w:rPr>
-          <w:rStyle w:val="ExtensionTok"/>
-        </w:rPr>
-        <w:t xml:space="preserve">./mvnw</w:t>
-      </w:r>
-      <w:r>
-        <w:rPr>
-          <w:rStyle w:val="NormalTok"/>
-        </w:rPr>
-        <w:t xml:space="preserve"> </w:t>
-      </w:r>
-      <w:r>
-        <w:rPr>
-          <w:rStyle w:val="AttributeTok"/>
-        </w:rPr>
-        <w:t xml:space="preserve">-B</w:t>
-      </w:r>
-      <w:r>
-        <w:rPr>
-          <w:rStyle w:val="NormalTok"/>
-        </w:rPr>
-        <w:t xml:space="preserve"> verify                                   </w:t>
-      </w:r>
-      <w:r>
-        <w:rPr>
-          <w:rStyle w:val="CommentTok"/>
-        </w:rPr>
-        <w:t xml:space="preserve"># each Java service and the gateway</w:t>
-      </w:r>
-      <w:r>
-        <w:br/>
-      </w:r>
-      <w:r>
-        <w:rPr>
-          <w:rStyle w:val="ExtensionTok"/>
-        </w:rPr>
-        <w:t xml:space="preserve">dotnet</w:t>
-      </w:r>
-      <w:r>
-        <w:rPr>
-          <w:rStyle w:val="NormalTok"/>
-        </w:rPr>
-        <w:t xml:space="preserve"> test                                        </w:t>
-      </w:r>
-      <w:r>
-        <w:rPr>
-          <w:rStyle w:val="CommentTok"/>
-        </w:rPr>
-        <w:t xml:space="preserve"># lavarapido-payment-service</w:t>
-      </w:r>
-      <w:r>
-        <w:br/>
-      </w:r>
-      <w:r>
-        <w:rPr>
-          <w:rStyle w:val="ExtensionTok"/>
-        </w:rPr>
-        <w:t xml:space="preserve">npm</w:t>
-      </w:r>
-      <w:r>
-        <w:rPr>
-          <w:rStyle w:val="NormalTok"/>
-        </w:rPr>
-        <w:t xml:space="preserve"> ci </w:t>
-      </w:r>
-      <w:r>
-        <w:rPr>
-          <w:rStyle w:val="KeywordTok"/>
-        </w:rPr>
-        <w:t xml:space="preserve">&amp;&amp;</w:t>
-      </w:r>
-      <w:r>
-        <w:rPr>
-          <w:rStyle w:val="NormalTok"/>
-        </w:rPr>
-        <w:t xml:space="preserve"> </w:t>
-      </w:r>
-      <w:r>
-        <w:rPr>
-          <w:rStyle w:val="ExtensionTok"/>
-        </w:rPr>
-        <w:t xml:space="preserve">npx</w:t>
-      </w:r>
-      <w:r>
-        <w:rPr>
-          <w:rStyle w:val="NormalTok"/>
-        </w:rPr>
-        <w:t xml:space="preserve"> ng build                             </w:t>
-      </w:r>
-      <w:r>
-        <w:rPr>
-          <w:rStyle w:val="CommentTok"/>
-        </w:rPr>
-        <w:t xml:space="preserve"># Front-end-proyecto-web</w:t>
-      </w:r>
-      <w:r>
-        <w:br/>
-      </w:r>
-      <w:r>
-        <w:rPr>
-          <w:rStyle w:val="ExtensionTok"/>
-        </w:rPr>
-        <w:t xml:space="preserve">docker</w:t>
-      </w:r>
-      <w:r>
-        <w:rPr>
-          <w:rStyle w:val="NormalTok"/>
-        </w:rPr>
-        <w:t xml:space="preserve"> compose config </w:t>
-      </w:r>
-      <w:r>
-        <w:rPr>
-          <w:rStyle w:val="AttributeTok"/>
-        </w:rPr>
-        <w:t xml:space="preserve">--quiet</w:t>
-      </w:r>
-      <w:r>
-        <w:rPr>
-          <w:rStyle w:val="NormalTok"/>
-        </w:rPr>
-        <w:t xml:space="preserve"> </w:t>
-      </w:r>
-      <w:r>
-        <w:rPr>
-          <w:rStyle w:val="KeywordTok"/>
-        </w:rPr>
-        <w:t xml:space="preserve">&amp;&amp;</w:t>
-      </w:r>
-      <w:r>
-        <w:rPr>
-          <w:rStyle w:val="NormalTok"/>
-        </w:rPr>
-        <w:t xml:space="preserve"> </w:t>
-      </w:r>
-      <w:r>
-        <w:rPr>
-          <w:rStyle w:val="ExtensionTok"/>
-        </w:rPr>
-        <w:t xml:space="preserve">docker</w:t>
-      </w:r>
-      <w:r>
-        <w:rPr>
-          <w:rStyle w:val="NormalTok"/>
-        </w:rPr>
-        <w:t xml:space="preserve"> compose </w:t>
-      </w:r>
-      <w:r>
-        <w:rPr>
-          <w:rStyle w:val="AttributeTok"/>
-        </w:rPr>
-        <w:t xml:space="preserve">--profile</w:t>
-      </w:r>
-      <w:r>
-        <w:rPr>
-          <w:rStyle w:val="NormalTok"/>
-        </w:rPr>
-        <w:t xml:space="preserve"> app build</w:t>
-      </w:r>
-      <w:r>
-        <w:br/>
-      </w:r>
-      <w:r>
-        <w:br/>
-      </w:r>
-      <w:r>
-        <w:rPr>
-          <w:rStyle w:val="CommentTok"/>
-        </w:rPr>
-        <w:t xml:space="preserve"># Phase 3: pre-implementation backup (see section 11.4)</w:t>
-      </w:r>
-      <w:r>
-        <w:br/>
-      </w:r>
-      <w:r>
-        <w:br/>
-      </w:r>
-      <w:r>
-        <w:rPr>
-          <w:rStyle w:val="CommentTok"/>
-        </w:rPr>
-        <w:t xml:space="preserve"># Phase 4: infrastructure and database</w:t>
-      </w:r>
-      <w:r>
-        <w:br/>
-      </w:r>
-      <w:r>
-        <w:rPr>
-          <w:rStyle w:val="ExtensionTok"/>
-        </w:rPr>
-        <w:t xml:space="preserve">docker</w:t>
-      </w:r>
-      <w:r>
-        <w:rPr>
-          <w:rStyle w:val="NormalTok"/>
-        </w:rPr>
-        <w:t xml:space="preserve"> compose up </w:t>
-      </w:r>
-      <w:r>
-        <w:rPr>
-          <w:rStyle w:val="AttributeTok"/>
-        </w:rPr>
-        <w:t xml:space="preserve">-d</w:t>
-      </w:r>
-      <w:r>
-        <w:rPr>
-          <w:rStyle w:val="NormalTok"/>
-        </w:rPr>
-        <w:t xml:space="preserve"> </w:t>
-      </w:r>
-      <w:r>
-        <w:rPr>
-          <w:rStyle w:val="KeywordTok"/>
-        </w:rPr>
-        <w:t xml:space="preserve">&amp;&amp;</w:t>
-      </w:r>
-      <w:r>
-        <w:rPr>
-          <w:rStyle w:val="NormalTok"/>
-        </w:rPr>
-        <w:t xml:space="preserve"> </w:t>
-      </w:r>
-      <w:r>
-        <w:rPr>
-          <w:rStyle w:val="ExtensionTok"/>
-        </w:rPr>
-        <w:t xml:space="preserve">docker</w:t>
-      </w:r>
-      <w:r>
-        <w:rPr>
-          <w:rStyle w:val="NormalTok"/>
-        </w:rPr>
-        <w:t xml:space="preserve"> compose ps</w:t>
-      </w:r>
-      <w:r>
-        <w:br/>
-      </w:r>
-      <w:r>
-        <w:br/>
-      </w:r>
-      <w:r>
-        <w:rPr>
-          <w:rStyle w:val="CommentTok"/>
-        </w:rPr>
-        <w:t xml:space="preserve"># Phase 5: services and gateway</w:t>
-      </w:r>
-      <w:r>
-        <w:br/>
-      </w:r>
-      <w:r>
-        <w:rPr>
-          <w:rStyle w:val="ExtensionTok"/>
-        </w:rPr>
-        <w:t xml:space="preserve">docker</w:t>
-      </w:r>
-      <w:r>
-        <w:rPr>
-          <w:rStyle w:val="NormalTok"/>
-        </w:rPr>
-        <w:t xml:space="preserve"> compose </w:t>
-      </w:r>
-      <w:r>
-        <w:rPr>
-          <w:rStyle w:val="AttributeTok"/>
-        </w:rPr>
-        <w:t xml:space="preserve">--profile</w:t>
-      </w:r>
-      <w:r>
-        <w:rPr>
-          <w:rStyle w:val="NormalTok"/>
-        </w:rPr>
-        <w:t xml:space="preserve"> app up </w:t>
-      </w:r>
-      <w:r>
-        <w:rPr>
-          <w:rStyle w:val="AttributeTok"/>
-        </w:rPr>
-        <w:t xml:space="preserve">-d</w:t>
-      </w:r>
-      <w:r>
-        <w:br/>
-      </w:r>
-      <w:r>
-        <w:rPr>
-          <w:rStyle w:val="ControlFlowTok"/>
-        </w:rPr>
-        <w:t xml:space="preserve">for</w:t>
-      </w:r>
-      <w:r>
-        <w:rPr>
-          <w:rStyle w:val="NormalTok"/>
-        </w:rPr>
-        <w:t xml:space="preserve"> port </w:t>
-      </w:r>
-      <w:r>
-        <w:rPr>
-          <w:rStyle w:val="KeywordTok"/>
-        </w:rPr>
-        <w:t xml:space="preserve">in</w:t>
-      </w:r>
-      <w:r>
-        <w:rPr>
-          <w:rStyle w:val="NormalTok"/>
-        </w:rPr>
-        <w:t xml:space="preserve"> 3001 3002 3003 3004 3005 3006 8080</w:t>
-      </w:r>
-      <w:r>
-        <w:rPr>
-          <w:rStyle w:val="KeywordTok"/>
-        </w:rPr>
-        <w:t xml:space="preserve">;</w:t>
-      </w:r>
-      <w:r>
-        <w:rPr>
-          <w:rStyle w:val="NormalTok"/>
-        </w:rPr>
-        <w:t xml:space="preserve"> </w:t>
-      </w:r>
-      <w:r>
-        <w:rPr>
-          <w:rStyle w:val="ControlFlowTok"/>
-        </w:rPr>
-        <w:t xml:space="preserve">do</w:t>
-      </w:r>
-      <w:r>
-        <w:rPr>
-          <w:rStyle w:val="NormalTok"/>
-        </w:rPr>
-        <w:t xml:space="preserve"> </w:t>
-      </w:r>
-      <w:r>
-        <w:rPr>
-          <w:rStyle w:val="ExtensionTok"/>
-        </w:rPr>
-        <w:t xml:space="preserve">curl</w:t>
-      </w:r>
-      <w:r>
-        <w:rPr>
-          <w:rStyle w:val="NormalTok"/>
-        </w:rPr>
-        <w:t xml:space="preserve"> </w:t>
-      </w:r>
-      <w:r>
-        <w:rPr>
-          <w:rStyle w:val="AttributeTok"/>
-        </w:rPr>
-        <w:t xml:space="preserve">-s</w:t>
-      </w:r>
-      <w:r>
-        <w:rPr>
-          <w:rStyle w:val="NormalTok"/>
-        </w:rPr>
-        <w:t xml:space="preserve"> http://localhost:</w:t>
-      </w:r>
-      <w:r>
-        <w:rPr>
-          <w:rStyle w:val="VariableTok"/>
-        </w:rPr>
-        <w:t xml:space="preserve">$port</w:t>
-      </w:r>
-      <w:r>
-        <w:rPr>
-          <w:rStyle w:val="NormalTok"/>
-        </w:rPr>
-        <w:t xml:space="preserve">/actuator/health</w:t>
-      </w:r>
-      <w:r>
-        <w:rPr>
-          <w:rStyle w:val="KeywordTok"/>
-        </w:rPr>
-        <w:t xml:space="preserve">;</w:t>
-      </w:r>
-      <w:r>
-        <w:rPr>
-          <w:rStyle w:val="NormalTok"/>
-        </w:rPr>
-        <w:t xml:space="preserve"> </w:t>
-      </w:r>
-      <w:r>
-        <w:rPr>
-          <w:rStyle w:val="BuiltInTok"/>
-        </w:rPr>
-        <w:t xml:space="preserve">echo</w:t>
-      </w:r>
-      <w:r>
-        <w:rPr>
-          <w:rStyle w:val="KeywordTok"/>
-        </w:rPr>
-        <w:t xml:space="preserve">;</w:t>
-      </w:r>
-      <w:r>
-        <w:rPr>
-          <w:rStyle w:val="NormalTok"/>
-        </w:rPr>
-        <w:t xml:space="preserve"> </w:t>
-      </w:r>
-      <w:r>
-        <w:rPr>
-          <w:rStyle w:val="ControlFlowTok"/>
-        </w:rPr>
-        <w:t xml:space="preserve">done</w:t>
-      </w:r>
-      <w:r>
-        <w:br/>
-      </w:r>
-      <w:r>
-        <w:br/>
-      </w:r>
-      <w:r>
-        <w:rPr>
-          <w:rStyle w:val="CommentTok"/>
-        </w:rPr>
-        <w:t xml:space="preserve"># Phase 6: web application</w:t>
-      </w:r>
-      <w:r>
-        <w:br/>
-      </w:r>
-      <w:r>
-        <w:rPr>
-          <w:rStyle w:val="ExtensionTok"/>
-        </w:rPr>
-        <w:t xml:space="preserve">npx</w:t>
-      </w:r>
-      <w:r>
-        <w:rPr>
-          <w:rStyle w:val="NormalTok"/>
-        </w:rPr>
-        <w:t xml:space="preserve"> ng serve </w:t>
-      </w:r>
-      <w:r>
-        <w:rPr>
-          <w:rStyle w:val="AttributeTok"/>
-        </w:rPr>
-        <w:t xml:space="preserve">--host</w:t>
-      </w:r>
-      <w:r>
-        <w:rPr>
-          <w:rStyle w:val="NormalTok"/>
-        </w:rPr>
-        <w:t xml:space="preserve"> 0.0.0.0</w:t>
-      </w:r>
-      <w:r>
-        <w:br/>
-      </w:r>
-      <w:r>
-        <w:br/>
-      </w:r>
-      <w:r>
-        <w:rPr>
-          <w:rStyle w:val="CommentTok"/>
-        </w:rPr>
-        <w:t xml:space="preserve"># Rollback (see section 12)</w:t>
-      </w:r>
-      <w:r>
-        <w:br/>
-      </w:r>
-      <w:r>
-        <w:rPr>
-          <w:rStyle w:val="ExtensionTok"/>
-        </w:rPr>
-        <w:t xml:space="preserve">docker</w:t>
-      </w:r>
-      <w:r>
-        <w:rPr>
-          <w:rStyle w:val="NormalTok"/>
-        </w:rPr>
-        <w:t xml:space="preserve"> compose stop api-gateway security-service customer-service booking-service </w:t>
-      </w:r>
-      <w:r>
-        <w:rPr>
-          <w:rStyle w:val="DataTypeTok"/>
-        </w:rPr>
-        <w:t xml:space="preserve">\</w:t>
-      </w:r>
-      <w:r>
-        <w:br/>
-      </w:r>
-      <w:r>
-        <w:rPr>
-          <w:rStyle w:val="NormalTok"/>
-        </w:rPr>
-        <w:t xml:space="preserve">  operations-service payment-service notification-service</w:t>
-      </w:r>
-    </w:p>
     <w:bookmarkEnd w:id="68"/>
     <w:bookmarkEnd w:id="69"/>
-    <w:bookmarkEnd w:id="70"/>
     <w:sectPr>
       <w:footnotePr>
         <w:numRestart w:val="eachSect"/>
@@ -17272,7 +17646,7 @@
       <w:color w:themeColor="accent1" w:themeShade="BF" w:val="365F91"/>
     </w:rPr>
   </w:style>
-  <w:style w:type="paragraph" w:customStyle="1" w:styleId="SourceCode">
+  <w:style w:customStyle="1" w:styleId="SourceCode" w:type="paragraph">
     <w:name w:val="Source Code"/>
     <w:basedOn w:val="Normal"/>
     <w:link w:val="VerbatimChar"/>
@@ -17280,7 +17654,7 @@
       <w:wordWrap w:val="off"/>
     </w:pPr>
   </w:style>
-  <w:style w:type="character" w:customStyle="1" w:styleId="KeywordTok">
+  <w:style w:customStyle="1" w:styleId="KeywordTok" w:type="character">
     <w:name w:val="KeywordTok"/>
     <w:basedOn w:val="VerbatimChar"/>
     <w:rPr>
@@ -17288,77 +17662,77 @@
       <w:color w:val="007020"/>
     </w:rPr>
   </w:style>
-  <w:style w:type="character" w:customStyle="1" w:styleId="DataTypeTok">
+  <w:style w:customStyle="1" w:styleId="DataTypeTok" w:type="character">
     <w:name w:val="DataTypeTok"/>
     <w:basedOn w:val="VerbatimChar"/>
     <w:rPr>
       <w:color w:val="902000"/>
     </w:rPr>
   </w:style>
-  <w:style w:type="character" w:customStyle="1" w:styleId="DecValTok">
+  <w:style w:customStyle="1" w:styleId="DecValTok" w:type="character">
     <w:name w:val="DecValTok"/>
     <w:basedOn w:val="VerbatimChar"/>
     <w:rPr>
       <w:color w:val="40a070"/>
     </w:rPr>
   </w:style>
-  <w:style w:type="character" w:customStyle="1" w:styleId="BaseNTok">
+  <w:style w:customStyle="1" w:styleId="BaseNTok" w:type="character">
     <w:name w:val="BaseNTok"/>
     <w:basedOn w:val="VerbatimChar"/>
     <w:rPr>
       <w:color w:val="40a070"/>
     </w:rPr>
   </w:style>
-  <w:style w:type="character" w:customStyle="1" w:styleId="FloatTok">
+  <w:style w:customStyle="1" w:styleId="FloatTok" w:type="character">
     <w:name w:val="FloatTok"/>
     <w:basedOn w:val="VerbatimChar"/>
     <w:rPr>
       <w:color w:val="40a070"/>
     </w:rPr>
   </w:style>
-  <w:style w:type="character" w:customStyle="1" w:styleId="ConstantTok">
+  <w:style w:customStyle="1" w:styleId="ConstantTok" w:type="character">
     <w:name w:val="ConstantTok"/>
     <w:basedOn w:val="VerbatimChar"/>
     <w:rPr>
       <w:color w:val="880000"/>
     </w:rPr>
   </w:style>
-  <w:style w:type="character" w:customStyle="1" w:styleId="CharTok">
+  <w:style w:customStyle="1" w:styleId="CharTok" w:type="character">
     <w:name w:val="CharTok"/>
     <w:basedOn w:val="VerbatimChar"/>
     <w:rPr>
       <w:color w:val="4070a0"/>
     </w:rPr>
   </w:style>
-  <w:style w:type="character" w:customStyle="1" w:styleId="SpecialCharTok">
+  <w:style w:customStyle="1" w:styleId="SpecialCharTok" w:type="character">
     <w:name w:val="SpecialCharTok"/>
     <w:basedOn w:val="VerbatimChar"/>
     <w:rPr>
       <w:color w:val="4070a0"/>
     </w:rPr>
   </w:style>
-  <w:style w:type="character" w:customStyle="1" w:styleId="StringTok">
+  <w:style w:customStyle="1" w:styleId="StringTok" w:type="character">
     <w:name w:val="StringTok"/>
     <w:basedOn w:val="VerbatimChar"/>
     <w:rPr>
       <w:color w:val="4070a0"/>
     </w:rPr>
   </w:style>
-  <w:style w:type="character" w:customStyle="1" w:styleId="VerbatimStringTok">
+  <w:style w:customStyle="1" w:styleId="VerbatimStringTok" w:type="character">
     <w:name w:val="VerbatimStringTok"/>
     <w:basedOn w:val="VerbatimChar"/>
     <w:rPr>
       <w:color w:val="4070a0"/>
     </w:rPr>
   </w:style>
-  <w:style w:type="character" w:customStyle="1" w:styleId="SpecialStringTok">
+  <w:style w:customStyle="1" w:styleId="SpecialStringTok" w:type="character">
     <w:name w:val="SpecialStringTok"/>
     <w:basedOn w:val="VerbatimChar"/>
     <w:rPr>
       <w:color w:val="bb6688"/>
     </w:rPr>
   </w:style>
-  <w:style w:type="character" w:customStyle="1" w:styleId="ImportTok">
+  <w:style w:customStyle="1" w:styleId="ImportTok" w:type="character">
     <w:name w:val="ImportTok"/>
     <w:basedOn w:val="VerbatimChar"/>
     <w:rPr>
@@ -17366,7 +17740,7 @@
       <w:color w:val="008000"/>
     </w:rPr>
   </w:style>
-  <w:style w:type="character" w:customStyle="1" w:styleId="CommentTok">
+  <w:style w:customStyle="1" w:styleId="CommentTok" w:type="character">
     <w:name w:val="CommentTok"/>
     <w:basedOn w:val="VerbatimChar"/>
     <w:rPr>
@@ -17374,7 +17748,7 @@
       <w:color w:val="60a0b0"/>
     </w:rPr>
   </w:style>
-  <w:style w:type="character" w:customStyle="1" w:styleId="DocumentationTok">
+  <w:style w:customStyle="1" w:styleId="DocumentationTok" w:type="character">
     <w:name w:val="DocumentationTok"/>
     <w:basedOn w:val="VerbatimChar"/>
     <w:rPr>
@@ -17382,7 +17756,7 @@
       <w:color w:val="ba2121"/>
     </w:rPr>
   </w:style>
-  <w:style w:type="character" w:customStyle="1" w:styleId="AnnotationTok">
+  <w:style w:customStyle="1" w:styleId="AnnotationTok" w:type="character">
     <w:name w:val="AnnotationTok"/>
     <w:basedOn w:val="VerbatimChar"/>
     <w:rPr>
@@ -17391,7 +17765,7 @@
       <w:color w:val="60a0b0"/>
     </w:rPr>
   </w:style>
-  <w:style w:type="character" w:customStyle="1" w:styleId="CommentVarTok">
+  <w:style w:customStyle="1" w:styleId="CommentVarTok" w:type="character">
     <w:name w:val="CommentVarTok"/>
     <w:basedOn w:val="VerbatimChar"/>
     <w:rPr>
@@ -17400,28 +17774,28 @@
       <w:color w:val="60a0b0"/>
     </w:rPr>
   </w:style>
-  <w:style w:type="character" w:customStyle="1" w:styleId="OtherTok">
+  <w:style w:customStyle="1" w:styleId="OtherTok" w:type="character">
     <w:name w:val="OtherTok"/>
     <w:basedOn w:val="VerbatimChar"/>
     <w:rPr>
       <w:color w:val="007020"/>
     </w:rPr>
   </w:style>
-  <w:style w:type="character" w:customStyle="1" w:styleId="FunctionTok">
+  <w:style w:customStyle="1" w:styleId="FunctionTok" w:type="character">
     <w:name w:val="FunctionTok"/>
     <w:basedOn w:val="VerbatimChar"/>
     <w:rPr>
       <w:color w:val="06287e"/>
     </w:rPr>
   </w:style>
-  <w:style w:type="character" w:customStyle="1" w:styleId="VariableTok">
+  <w:style w:customStyle="1" w:styleId="VariableTok" w:type="character">
     <w:name w:val="VariableTok"/>
     <w:basedOn w:val="VerbatimChar"/>
     <w:rPr>
       <w:color w:val="19177c"/>
     </w:rPr>
   </w:style>
-  <w:style w:type="character" w:customStyle="1" w:styleId="ControlFlowTok">
+  <w:style w:customStyle="1" w:styleId="ControlFlowTok" w:type="character">
     <w:name w:val="ControlFlowTok"/>
     <w:basedOn w:val="VerbatimChar"/>
     <w:rPr>
@@ -17429,45 +17803,45 @@
       <w:color w:val="007020"/>
     </w:rPr>
   </w:style>
-  <w:style w:type="character" w:customStyle="1" w:styleId="OperatorTok">
+  <w:style w:customStyle="1" w:styleId="OperatorTok" w:type="character">
     <w:name w:val="OperatorTok"/>
     <w:basedOn w:val="VerbatimChar"/>
     <w:rPr>
       <w:color w:val="666666"/>
     </w:rPr>
   </w:style>
-  <w:style w:type="character" w:customStyle="1" w:styleId="BuiltInTok">
+  <w:style w:customStyle="1" w:styleId="BuiltInTok" w:type="character">
     <w:name w:val="BuiltInTok"/>
     <w:basedOn w:val="VerbatimChar"/>
     <w:rPr>
       <w:color w:val="008000"/>
     </w:rPr>
   </w:style>
-  <w:style w:type="character" w:customStyle="1" w:styleId="ExtensionTok">
+  <w:style w:customStyle="1" w:styleId="ExtensionTok" w:type="character">
     <w:name w:val="ExtensionTok"/>
     <w:basedOn w:val="VerbatimChar"/>
     <w:rPr/>
   </w:style>
-  <w:style w:type="character" w:customStyle="1" w:styleId="PreprocessorTok">
+  <w:style w:customStyle="1" w:styleId="PreprocessorTok" w:type="character">
     <w:name w:val="PreprocessorTok"/>
     <w:basedOn w:val="VerbatimChar"/>
     <w:rPr>
       <w:color w:val="bc7a00"/>
     </w:rPr>
   </w:style>
-  <w:style w:type="character" w:customStyle="1" w:styleId="AttributeTok">
+  <w:style w:customStyle="1" w:styleId="AttributeTok" w:type="character">
     <w:name w:val="AttributeTok"/>
     <w:basedOn w:val="VerbatimChar"/>
     <w:rPr>
       <w:color w:val="7d9029"/>
     </w:rPr>
   </w:style>
-  <w:style w:type="character" w:customStyle="1" w:styleId="RegionMarkerTok">
+  <w:style w:customStyle="1" w:styleId="RegionMarkerTok" w:type="character">
     <w:name w:val="RegionMarkerTok"/>
     <w:basedOn w:val="VerbatimChar"/>
     <w:rPr/>
   </w:style>
-  <w:style w:type="character" w:customStyle="1" w:styleId="InformationTok">
+  <w:style w:customStyle="1" w:styleId="InformationTok" w:type="character">
     <w:name w:val="InformationTok"/>
     <w:basedOn w:val="VerbatimChar"/>
     <w:rPr>
@@ -17476,7 +17850,7 @@
       <w:color w:val="60a0b0"/>
     </w:rPr>
   </w:style>
-  <w:style w:type="character" w:customStyle="1" w:styleId="WarningTok">
+  <w:style w:customStyle="1" w:styleId="WarningTok" w:type="character">
     <w:name w:val="WarningTok"/>
     <w:basedOn w:val="VerbatimChar"/>
     <w:rPr>
@@ -17485,7 +17859,7 @@
       <w:color w:val="60a0b0"/>
     </w:rPr>
   </w:style>
-  <w:style w:type="character" w:customStyle="1" w:styleId="AlertTok">
+  <w:style w:customStyle="1" w:styleId="AlertTok" w:type="character">
     <w:name w:val="AlertTok"/>
     <w:basedOn w:val="VerbatimChar"/>
     <w:rPr>
@@ -17493,7 +17867,7 @@
       <w:color w:val="ff0000"/>
     </w:rPr>
   </w:style>
-  <w:style w:type="character" w:customStyle="1" w:styleId="ErrorTok">
+  <w:style w:customStyle="1" w:styleId="ErrorTok" w:type="character">
     <w:name w:val="ErrorTok"/>
     <w:basedOn w:val="VerbatimChar"/>
     <w:rPr>
@@ -17501,7 +17875,7 @@
       <w:color w:val="ff0000"/>
     </w:rPr>
   </w:style>
-  <w:style w:type="character" w:customStyle="1" w:styleId="NormalTok">
+  <w:style w:customStyle="1" w:styleId="NormalTok" w:type="character">
     <w:name w:val="NormalTok"/>
     <w:basedOn w:val="VerbatimChar"/>
     <w:rPr/>

--- a/07_PROCEDIMIENTO_DE_IMPLEMENTACION/EN/WORD/07_Implementation_Procedure.docx
+++ b/07_PROCEDIMIENTO_DE_IMPLEMENTACION/EN/WORD/07_Implementation_Procedure.docx
@@ -64,7 +64,7 @@
         <w:pStyle w:val="BodyText"/>
       </w:pPr>
       <w:r>
-        <w:t xml:space="preserve">October 16, 2026</w:t>
+        <w:t xml:space="preserve">October 17, 2026</w:t>
       </w:r>
     </w:p>
     <w:p>
@@ -72,7 +72,7 @@
         <w:pStyle w:val="BodyText"/>
       </w:pPr>
       <w:r>
-        <w:t xml:space="preserve">Document Type: Implementation Procedure (Development Team, IT Administrator, and Business Owner) · Version 2.0</w:t>
+        <w:t xml:space="preserve">Document Type: Implementation Procedure (Development Team, IT Administrator, and Business Owner) · Version 2.1</w:t>
       </w:r>
     </w:p>
     <w:bookmarkStart w:id="20" w:name="version-control"/>
@@ -295,6 +295,52 @@
           </w:p>
         </w:tc>
       </w:tr>
+      <w:tr>
+        <w:tc>
+          <w:tcPr/>
+          <w:p>
+            <w:pPr>
+              <w:pStyle w:val="Compact"/>
+            </w:pPr>
+            <w:r>
+              <w:t xml:space="preserve">2.1</w:t>
+            </w:r>
+          </w:p>
+        </w:tc>
+        <w:tc>
+          <w:tcPr/>
+          <w:p>
+            <w:pPr>
+              <w:pStyle w:val="Compact"/>
+            </w:pPr>
+            <w:r>
+              <w:t xml:space="preserve">2026-10-17</w:t>
+            </w:r>
+          </w:p>
+        </w:tc>
+        <w:tc>
+          <w:tcPr/>
+          <w:p>
+            <w:pPr>
+              <w:pStyle w:val="Compact"/>
+            </w:pPr>
+            <w:r>
+              <w:t xml:space="preserve">Review against the code of October 17, 2026. Stated that the mobile app needs a new APK because of the native modules of the inspection report (section 11.7, Phase 6).</w:t>
+            </w:r>
+          </w:p>
+        </w:tc>
+        <w:tc>
+          <w:tcPr/>
+          <w:p>
+            <w:pPr>
+              <w:pStyle w:val="Compact"/>
+            </w:pPr>
+            <w:r>
+              <w:t xml:space="preserve">Development team</w:t>
+            </w:r>
+          </w:p>
+        </w:tc>
+      </w:tr>
     </w:tbl>
     <w:p>
       <w:pPr>
@@ -1220,7 +1266,7 @@
         <w:t xml:space="preserve"> </w:t>
       </w:r>
       <w:r>
-        <w:t xml:space="preserve">branch as of October 16, 2026), especially</w:t>
+        <w:t xml:space="preserve">branch as of October 17, 2026), especially</w:t>
       </w:r>
       <w:r>
         <w:t xml:space="preserve"> </w:t>
@@ -8132,7 +8178,49 @@
         <w:t xml:space="preserve"> </w:t>
       </w:r>
       <w:r>
-        <w:t xml:space="preserve">can be used with the IPv4 address of the machine.</w:t>
+        <w:t xml:space="preserve">can be used with the IPv4 address of the machine. The version of October 17, 2026, adds the native modules</w:t>
+      </w:r>
+      <w:r>
+        <w:t xml:space="preserve"> </w:t>
+      </w:r>
+      <w:r>
+        <w:rPr>
+          <w:i/>
+          <w:iCs/>
+        </w:rPr>
+        <w:t xml:space="preserve">expo-image-picker</w:t>
+      </w:r>
+      <w:r>
+        <w:t xml:space="preserve"> </w:t>
+      </w:r>
+      <w:r>
+        <w:t xml:space="preserve">and</w:t>
+      </w:r>
+      <w:r>
+        <w:t xml:space="preserve"> </w:t>
+      </w:r>
+      <w:r>
+        <w:rPr>
+          <w:i/>
+          <w:iCs/>
+        </w:rPr>
+        <w:t xml:space="preserve">expo-image-manipulator</w:t>
+      </w:r>
+      <w:r>
+        <w:t xml:space="preserve"> </w:t>
+      </w:r>
+      <w:r>
+        <w:t xml:space="preserve">(inspection report photos), so it requires building and publishing a new APK; an over-the-air update (</w:t>
+      </w:r>
+      <w:r>
+        <w:rPr>
+          <w:i/>
+          <w:iCs/>
+        </w:rPr>
+        <w:t xml:space="preserve">npm run publish:update</w:t>
+      </w:r>
+      <w:r>
+        <w:t xml:space="preserve">) is not enough, because it only changes the screen code.</w:t>
       </w:r>
     </w:p>
     <w:p>
@@ -17646,7 +17734,7 @@
       <w:color w:themeColor="accent1" w:themeShade="BF" w:val="365F91"/>
     </w:rPr>
   </w:style>
-  <w:style w:customStyle="1" w:styleId="SourceCode" w:type="paragraph">
+  <w:style w:type="paragraph" w:customStyle="1" w:styleId="SourceCode">
     <w:name w:val="Source Code"/>
     <w:basedOn w:val="Normal"/>
     <w:link w:val="VerbatimChar"/>
@@ -17654,7 +17742,7 @@
       <w:wordWrap w:val="off"/>
     </w:pPr>
   </w:style>
-  <w:style w:customStyle="1" w:styleId="KeywordTok" w:type="character">
+  <w:style w:type="character" w:customStyle="1" w:styleId="KeywordTok">
     <w:name w:val="KeywordTok"/>
     <w:basedOn w:val="VerbatimChar"/>
     <w:rPr>
@@ -17662,77 +17750,77 @@
       <w:color w:val="007020"/>
     </w:rPr>
   </w:style>
-  <w:style w:customStyle="1" w:styleId="DataTypeTok" w:type="character">
+  <w:style w:type="character" w:customStyle="1" w:styleId="DataTypeTok">
     <w:name w:val="DataTypeTok"/>
     <w:basedOn w:val="VerbatimChar"/>
     <w:rPr>
       <w:color w:val="902000"/>
     </w:rPr>
   </w:style>
-  <w:style w:customStyle="1" w:styleId="DecValTok" w:type="character">
+  <w:style w:type="character" w:customStyle="1" w:styleId="DecValTok">
     <w:name w:val="DecValTok"/>
     <w:basedOn w:val="VerbatimChar"/>
     <w:rPr>
       <w:color w:val="40a070"/>
     </w:rPr>
   </w:style>
-  <w:style w:customStyle="1" w:styleId="BaseNTok" w:type="character">
+  <w:style w:type="character" w:customStyle="1" w:styleId="BaseNTok">
     <w:name w:val="BaseNTok"/>
     <w:basedOn w:val="VerbatimChar"/>
     <w:rPr>
       <w:color w:val="40a070"/>
     </w:rPr>
   </w:style>
-  <w:style w:customStyle="1" w:styleId="FloatTok" w:type="character">
+  <w:style w:type="character" w:customStyle="1" w:styleId="FloatTok">
     <w:name w:val="FloatTok"/>
     <w:basedOn w:val="VerbatimChar"/>
     <w:rPr>
       <w:color w:val="40a070"/>
     </w:rPr>
   </w:style>
-  <w:style w:customStyle="1" w:styleId="ConstantTok" w:type="character">
+  <w:style w:type="character" w:customStyle="1" w:styleId="ConstantTok">
     <w:name w:val="ConstantTok"/>
     <w:basedOn w:val="VerbatimChar"/>
     <w:rPr>
       <w:color w:val="880000"/>
     </w:rPr>
   </w:style>
-  <w:style w:customStyle="1" w:styleId="CharTok" w:type="character">
+  <w:style w:type="character" w:customStyle="1" w:styleId="CharTok">
     <w:name w:val="CharTok"/>
     <w:basedOn w:val="VerbatimChar"/>
     <w:rPr>
       <w:color w:val="4070a0"/>
     </w:rPr>
   </w:style>
-  <w:style w:customStyle="1" w:styleId="SpecialCharTok" w:type="character">
+  <w:style w:type="character" w:customStyle="1" w:styleId="SpecialCharTok">
     <w:name w:val="SpecialCharTok"/>
     <w:basedOn w:val="VerbatimChar"/>
     <w:rPr>
       <w:color w:val="4070a0"/>
     </w:rPr>
   </w:style>
-  <w:style w:customStyle="1" w:styleId="StringTok" w:type="character">
+  <w:style w:type="character" w:customStyle="1" w:styleId="StringTok">
     <w:name w:val="StringTok"/>
     <w:basedOn w:val="VerbatimChar"/>
     <w:rPr>
       <w:color w:val="4070a0"/>
     </w:rPr>
   </w:style>
-  <w:style w:customStyle="1" w:styleId="VerbatimStringTok" w:type="character">
+  <w:style w:type="character" w:customStyle="1" w:styleId="VerbatimStringTok">
     <w:name w:val="VerbatimStringTok"/>
     <w:basedOn w:val="VerbatimChar"/>
     <w:rPr>
       <w:color w:val="4070a0"/>
     </w:rPr>
   </w:style>
-  <w:style w:customStyle="1" w:styleId="SpecialStringTok" w:type="character">
+  <w:style w:type="character" w:customStyle="1" w:styleId="SpecialStringTok">
     <w:name w:val="SpecialStringTok"/>
     <w:basedOn w:val="VerbatimChar"/>
     <w:rPr>
       <w:color w:val="bb6688"/>
     </w:rPr>
   </w:style>
-  <w:style w:customStyle="1" w:styleId="ImportTok" w:type="character">
+  <w:style w:type="character" w:customStyle="1" w:styleId="ImportTok">
     <w:name w:val="ImportTok"/>
     <w:basedOn w:val="VerbatimChar"/>
     <w:rPr>
@@ -17740,7 +17828,7 @@
       <w:color w:val="008000"/>
     </w:rPr>
   </w:style>
-  <w:style w:customStyle="1" w:styleId="CommentTok" w:type="character">
+  <w:style w:type="character" w:customStyle="1" w:styleId="CommentTok">
     <w:name w:val="CommentTok"/>
     <w:basedOn w:val="VerbatimChar"/>
     <w:rPr>
@@ -17748,7 +17836,7 @@
       <w:color w:val="60a0b0"/>
     </w:rPr>
   </w:style>
-  <w:style w:customStyle="1" w:styleId="DocumentationTok" w:type="character">
+  <w:style w:type="character" w:customStyle="1" w:styleId="DocumentationTok">
     <w:name w:val="DocumentationTok"/>
     <w:basedOn w:val="VerbatimChar"/>
     <w:rPr>
@@ -17756,7 +17844,7 @@
       <w:color w:val="ba2121"/>
     </w:rPr>
   </w:style>
-  <w:style w:customStyle="1" w:styleId="AnnotationTok" w:type="character">
+  <w:style w:type="character" w:customStyle="1" w:styleId="AnnotationTok">
     <w:name w:val="AnnotationTok"/>
     <w:basedOn w:val="VerbatimChar"/>
     <w:rPr>
@@ -17765,7 +17853,7 @@
       <w:color w:val="60a0b0"/>
     </w:rPr>
   </w:style>
-  <w:style w:customStyle="1" w:styleId="CommentVarTok" w:type="character">
+  <w:style w:type="character" w:customStyle="1" w:styleId="CommentVarTok">
     <w:name w:val="CommentVarTok"/>
     <w:basedOn w:val="VerbatimChar"/>
     <w:rPr>
@@ -17774,28 +17862,28 @@
       <w:color w:val="60a0b0"/>
     </w:rPr>
   </w:style>
-  <w:style w:customStyle="1" w:styleId="OtherTok" w:type="character">
+  <w:style w:type="character" w:customStyle="1" w:styleId="OtherTok">
     <w:name w:val="OtherTok"/>
     <w:basedOn w:val="VerbatimChar"/>
     <w:rPr>
       <w:color w:val="007020"/>
     </w:rPr>
   </w:style>
-  <w:style w:customStyle="1" w:styleId="FunctionTok" w:type="character">
+  <w:style w:type="character" w:customStyle="1" w:styleId="FunctionTok">
     <w:name w:val="FunctionTok"/>
     <w:basedOn w:val="VerbatimChar"/>
     <w:rPr>
       <w:color w:val="06287e"/>
     </w:rPr>
   </w:style>
-  <w:style w:customStyle="1" w:styleId="VariableTok" w:type="character">
+  <w:style w:type="character" w:customStyle="1" w:styleId="VariableTok">
     <w:name w:val="VariableTok"/>
     <w:basedOn w:val="VerbatimChar"/>
     <w:rPr>
       <w:color w:val="19177c"/>
     </w:rPr>
   </w:style>
-  <w:style w:customStyle="1" w:styleId="ControlFlowTok" w:type="character">
+  <w:style w:type="character" w:customStyle="1" w:styleId="ControlFlowTok">
     <w:name w:val="ControlFlowTok"/>
     <w:basedOn w:val="VerbatimChar"/>
     <w:rPr>
@@ -17803,45 +17891,45 @@
       <w:color w:val="007020"/>
     </w:rPr>
   </w:style>
-  <w:style w:customStyle="1" w:styleId="OperatorTok" w:type="character">
+  <w:style w:type="character" w:customStyle="1" w:styleId="OperatorTok">
     <w:name w:val="OperatorTok"/>
     <w:basedOn w:val="VerbatimChar"/>
     <w:rPr>
       <w:color w:val="666666"/>
     </w:rPr>
   </w:style>
-  <w:style w:customStyle="1" w:styleId="BuiltInTok" w:type="character">
+  <w:style w:type="character" w:customStyle="1" w:styleId="BuiltInTok">
     <w:name w:val="BuiltInTok"/>
     <w:basedOn w:val="VerbatimChar"/>
     <w:rPr>
       <w:color w:val="008000"/>
     </w:rPr>
   </w:style>
-  <w:style w:customStyle="1" w:styleId="ExtensionTok" w:type="character">
+  <w:style w:type="character" w:customStyle="1" w:styleId="ExtensionTok">
     <w:name w:val="ExtensionTok"/>
     <w:basedOn w:val="VerbatimChar"/>
     <w:rPr/>
   </w:style>
-  <w:style w:customStyle="1" w:styleId="PreprocessorTok" w:type="character">
+  <w:style w:type="character" w:customStyle="1" w:styleId="PreprocessorTok">
     <w:name w:val="PreprocessorTok"/>
     <w:basedOn w:val="VerbatimChar"/>
     <w:rPr>
       <w:color w:val="bc7a00"/>
     </w:rPr>
   </w:style>
-  <w:style w:customStyle="1" w:styleId="AttributeTok" w:type="character">
+  <w:style w:type="character" w:customStyle="1" w:styleId="AttributeTok">
     <w:name w:val="AttributeTok"/>
     <w:basedOn w:val="VerbatimChar"/>
     <w:rPr>
       <w:color w:val="7d9029"/>
     </w:rPr>
   </w:style>
-  <w:style w:customStyle="1" w:styleId="RegionMarkerTok" w:type="character">
+  <w:style w:type="character" w:customStyle="1" w:styleId="RegionMarkerTok">
     <w:name w:val="RegionMarkerTok"/>
     <w:basedOn w:val="VerbatimChar"/>
     <w:rPr/>
   </w:style>
-  <w:style w:customStyle="1" w:styleId="InformationTok" w:type="character">
+  <w:style w:type="character" w:customStyle="1" w:styleId="InformationTok">
     <w:name w:val="InformationTok"/>
     <w:basedOn w:val="VerbatimChar"/>
     <w:rPr>
@@ -17850,7 +17938,7 @@
       <w:color w:val="60a0b0"/>
     </w:rPr>
   </w:style>
-  <w:style w:customStyle="1" w:styleId="WarningTok" w:type="character">
+  <w:style w:type="character" w:customStyle="1" w:styleId="WarningTok">
     <w:name w:val="WarningTok"/>
     <w:basedOn w:val="VerbatimChar"/>
     <w:rPr>
@@ -17859,7 +17947,7 @@
       <w:color w:val="60a0b0"/>
     </w:rPr>
   </w:style>
-  <w:style w:customStyle="1" w:styleId="AlertTok" w:type="character">
+  <w:style w:type="character" w:customStyle="1" w:styleId="AlertTok">
     <w:name w:val="AlertTok"/>
     <w:basedOn w:val="VerbatimChar"/>
     <w:rPr>
@@ -17867,7 +17955,7 @@
       <w:color w:val="ff0000"/>
     </w:rPr>
   </w:style>
-  <w:style w:customStyle="1" w:styleId="ErrorTok" w:type="character">
+  <w:style w:type="character" w:customStyle="1" w:styleId="ErrorTok">
     <w:name w:val="ErrorTok"/>
     <w:basedOn w:val="VerbatimChar"/>
     <w:rPr>
@@ -17875,7 +17963,7 @@
       <w:color w:val="ff0000"/>
     </w:rPr>
   </w:style>
-  <w:style w:customStyle="1" w:styleId="NormalTok" w:type="character">
+  <w:style w:type="character" w:customStyle="1" w:styleId="NormalTok">
     <w:name w:val="NormalTok"/>
     <w:basedOn w:val="VerbatimChar"/>
     <w:rPr/>

--- a/07_PROCEDIMIENTO_DE_IMPLEMENTACION/EN/WORD/07_Implementation_Procedure.docx
+++ b/07_PROCEDIMIENTO_DE_IMPLEMENTACION/EN/WORD/07_Implementation_Procedure.docx
@@ -341,6 +341,52 @@
           </w:p>
         </w:tc>
       </w:tr>
+      <w:tr>
+        <w:tc>
+          <w:tcPr/>
+          <w:p>
+            <w:pPr>
+              <w:pStyle w:val="Compact"/>
+            </w:pPr>
+            <w:r>
+              <w:t xml:space="preserve">2.2</w:t>
+            </w:r>
+          </w:p>
+        </w:tc>
+        <w:tc>
+          <w:tcPr/>
+          <w:p>
+            <w:pPr>
+              <w:pStyle w:val="Compact"/>
+            </w:pPr>
+            <w:r>
+              <w:t xml:space="preserve">2026-10-19</w:t>
+            </w:r>
+          </w:p>
+        </w:tc>
+        <w:tc>
+          <w:tcPr/>
+          <w:p>
+            <w:pPr>
+              <w:pStyle w:val="Compact"/>
+            </w:pPr>
+            <w:r>
+              <w:t xml:space="preserve">Continuous integration with GitHub Actions in the 10 repositories and deployment from GitHub: the scope (6.2) and risk R-I09 were updated.</w:t>
+            </w:r>
+          </w:p>
+        </w:tc>
+        <w:tc>
+          <w:tcPr/>
+          <w:p>
+            <w:pPr>
+              <w:pStyle w:val="Compact"/>
+            </w:pPr>
+            <w:r>
+              <w:t xml:space="preserve">Development team</w:t>
+            </w:r>
+          </w:p>
+        </w:tc>
+      </w:tr>
     </w:tbl>
     <w:p>
       <w:pPr>
@@ -1533,7 +1579,7 @@
         </w:numPr>
       </w:pPr>
       <w:r>
-        <w:t xml:space="preserve">Continuous integration: Jenkins is planned but not configured (technical debt TD-006), so the release is built with the commands of section 11.3.</w:t>
+        <w:t xml:space="preserve">Setting up continuous integration: since October 19, 2026, each repository builds and runs its tests with GitHub Actions on every change, and the server update can also be launched from GitHub (Deployment Document). Phase 2 is kept to verify the release before implementing it.</w:t>
       </w:r>
     </w:p>
     <w:p>
@@ -11939,7 +11985,18 @@
               <w:pStyle w:val="Compact"/>
             </w:pPr>
             <w:r>
-              <w:t xml:space="preserve">There is still no continuous integration (TD-006), and a regression can go unnoticed.</w:t>
+              <w:t xml:space="preserve">Continuous integration does not run the end-to-end tests, which need the complete system, so a regression across services can go unnoticed.</w:t>
+            </w:r>
+          </w:p>
+        </w:tc>
+        <w:tc>
+          <w:tcPr/>
+          <w:p>
+            <w:pPr>
+              <w:pStyle w:val="Compact"/>
+            </w:pPr>
+            <w:r>
+              <w:t xml:space="preserve">Low</w:t>
             </w:r>
           </w:p>
         </w:tc>
@@ -11961,18 +12018,7 @@
               <w:pStyle w:val="Compact"/>
             </w:pPr>
             <w:r>
-              <w:t xml:space="preserve">Medium</w:t>
-            </w:r>
-          </w:p>
-        </w:tc>
-        <w:tc>
-          <w:tcPr/>
-          <w:p>
-            <w:pPr>
-              <w:pStyle w:val="Compact"/>
-            </w:pPr>
-            <w:r>
-              <w:t xml:space="preserve">Run the unit tests, the end-to-end suite, and the smoke tests before each deployment.</w:t>
+              <w:t xml:space="preserve">Confirm that GitHub Actions is green in the 10 repositories and run the end-to-end suite and the smoke tests before each deployment.</w:t>
             </w:r>
           </w:p>
         </w:tc>
@@ -12058,7 +12104,7 @@
         <w:pStyle w:val="BodyText"/>
       </w:pPr>
       <w:r>
-        <w:t xml:space="preserve">To take the system to a real production environment, in addition to the above, the following would be missing: continuous integration per repository, SQL Server and RabbitMQ hosted with the secrets in a provider vault, one database login per service instead of</w:t>
+        <w:t xml:space="preserve">To take the system to a real production environment, in addition to the above, the following would be missing: SQL Server and RabbitMQ hosted with the secrets in a provider vault, one database login per service instead of</w:t>
       </w:r>
       <w:r>
         <w:t xml:space="preserve"> </w:t>
@@ -17734,7 +17780,7 @@
       <w:color w:themeColor="accent1" w:themeShade="BF" w:val="365F91"/>
     </w:rPr>
   </w:style>
-  <w:style w:type="paragraph" w:customStyle="1" w:styleId="SourceCode">
+  <w:style w:customStyle="1" w:styleId="SourceCode" w:type="paragraph">
     <w:name w:val="Source Code"/>
     <w:basedOn w:val="Normal"/>
     <w:link w:val="VerbatimChar"/>
@@ -17742,7 +17788,7 @@
       <w:wordWrap w:val="off"/>
     </w:pPr>
   </w:style>
-  <w:style w:type="character" w:customStyle="1" w:styleId="KeywordTok">
+  <w:style w:customStyle="1" w:styleId="KeywordTok" w:type="character">
     <w:name w:val="KeywordTok"/>
     <w:basedOn w:val="VerbatimChar"/>
     <w:rPr>
@@ -17750,77 +17796,77 @@
       <w:color w:val="007020"/>
     </w:rPr>
   </w:style>
-  <w:style w:type="character" w:customStyle="1" w:styleId="DataTypeTok">
+  <w:style w:customStyle="1" w:styleId="DataTypeTok" w:type="character">
     <w:name w:val="DataTypeTok"/>
     <w:basedOn w:val="VerbatimChar"/>
     <w:rPr>
       <w:color w:val="902000"/>
     </w:rPr>
   </w:style>
-  <w:style w:type="character" w:customStyle="1" w:styleId="DecValTok">
+  <w:style w:customStyle="1" w:styleId="DecValTok" w:type="character">
     <w:name w:val="DecValTok"/>
     <w:basedOn w:val="VerbatimChar"/>
     <w:rPr>
       <w:color w:val="40a070"/>
     </w:rPr>
   </w:style>
-  <w:style w:type="character" w:customStyle="1" w:styleId="BaseNTok">
+  <w:style w:customStyle="1" w:styleId="BaseNTok" w:type="character">
     <w:name w:val="BaseNTok"/>
     <w:basedOn w:val="VerbatimChar"/>
     <w:rPr>
       <w:color w:val="40a070"/>
     </w:rPr>
   </w:style>
-  <w:style w:type="character" w:customStyle="1" w:styleId="FloatTok">
+  <w:style w:customStyle="1" w:styleId="FloatTok" w:type="character">
     <w:name w:val="FloatTok"/>
     <w:basedOn w:val="VerbatimChar"/>
     <w:rPr>
       <w:color w:val="40a070"/>
     </w:rPr>
   </w:style>
-  <w:style w:type="character" w:customStyle="1" w:styleId="ConstantTok">
+  <w:style w:customStyle="1" w:styleId="ConstantTok" w:type="character">
     <w:name w:val="ConstantTok"/>
     <w:basedOn w:val="VerbatimChar"/>
     <w:rPr>
       <w:color w:val="880000"/>
     </w:rPr>
   </w:style>
-  <w:style w:type="character" w:customStyle="1" w:styleId="CharTok">
+  <w:style w:customStyle="1" w:styleId="CharTok" w:type="character">
     <w:name w:val="CharTok"/>
     <w:basedOn w:val="VerbatimChar"/>
     <w:rPr>
       <w:color w:val="4070a0"/>
     </w:rPr>
   </w:style>
-  <w:style w:type="character" w:customStyle="1" w:styleId="SpecialCharTok">
+  <w:style w:customStyle="1" w:styleId="SpecialCharTok" w:type="character">
     <w:name w:val="SpecialCharTok"/>
     <w:basedOn w:val="VerbatimChar"/>
     <w:rPr>
       <w:color w:val="4070a0"/>
     </w:rPr>
   </w:style>
-  <w:style w:type="character" w:customStyle="1" w:styleId="StringTok">
+  <w:style w:customStyle="1" w:styleId="StringTok" w:type="character">
     <w:name w:val="StringTok"/>
     <w:basedOn w:val="VerbatimChar"/>
     <w:rPr>
       <w:color w:val="4070a0"/>
     </w:rPr>
   </w:style>
-  <w:style w:type="character" w:customStyle="1" w:styleId="VerbatimStringTok">
+  <w:style w:customStyle="1" w:styleId="VerbatimStringTok" w:type="character">
     <w:name w:val="VerbatimStringTok"/>
     <w:basedOn w:val="VerbatimChar"/>
     <w:rPr>
       <w:color w:val="4070a0"/>
     </w:rPr>
   </w:style>
-  <w:style w:type="character" w:customStyle="1" w:styleId="SpecialStringTok">
+  <w:style w:customStyle="1" w:styleId="SpecialStringTok" w:type="character">
     <w:name w:val="SpecialStringTok"/>
     <w:basedOn w:val="VerbatimChar"/>
     <w:rPr>
       <w:color w:val="bb6688"/>
     </w:rPr>
   </w:style>
-  <w:style w:type="character" w:customStyle="1" w:styleId="ImportTok">
+  <w:style w:customStyle="1" w:styleId="ImportTok" w:type="character">
     <w:name w:val="ImportTok"/>
     <w:basedOn w:val="VerbatimChar"/>
     <w:rPr>
@@ -17828,7 +17874,7 @@
       <w:color w:val="008000"/>
     </w:rPr>
   </w:style>
-  <w:style w:type="character" w:customStyle="1" w:styleId="CommentTok">
+  <w:style w:customStyle="1" w:styleId="CommentTok" w:type="character">
     <w:name w:val="CommentTok"/>
     <w:basedOn w:val="VerbatimChar"/>
     <w:rPr>
@@ -17836,7 +17882,7 @@
       <w:color w:val="60a0b0"/>
     </w:rPr>
   </w:style>
-  <w:style w:type="character" w:customStyle="1" w:styleId="DocumentationTok">
+  <w:style w:customStyle="1" w:styleId="DocumentationTok" w:type="character">
     <w:name w:val="DocumentationTok"/>
     <w:basedOn w:val="VerbatimChar"/>
     <w:rPr>
@@ -17844,7 +17890,7 @@
       <w:color w:val="ba2121"/>
     </w:rPr>
   </w:style>
-  <w:style w:type="character" w:customStyle="1" w:styleId="AnnotationTok">
+  <w:style w:customStyle="1" w:styleId="AnnotationTok" w:type="character">
     <w:name w:val="AnnotationTok"/>
     <w:basedOn w:val="VerbatimChar"/>
     <w:rPr>
@@ -17853,7 +17899,7 @@
       <w:color w:val="60a0b0"/>
     </w:rPr>
   </w:style>
-  <w:style w:type="character" w:customStyle="1" w:styleId="CommentVarTok">
+  <w:style w:customStyle="1" w:styleId="CommentVarTok" w:type="character">
     <w:name w:val="CommentVarTok"/>
     <w:basedOn w:val="VerbatimChar"/>
     <w:rPr>
@@ -17862,28 +17908,28 @@
       <w:color w:val="60a0b0"/>
     </w:rPr>
   </w:style>
-  <w:style w:type="character" w:customStyle="1" w:styleId="OtherTok">
+  <w:style w:customStyle="1" w:styleId="OtherTok" w:type="character">
     <w:name w:val="OtherTok"/>
     <w:basedOn w:val="VerbatimChar"/>
     <w:rPr>
       <w:color w:val="007020"/>
     </w:rPr>
   </w:style>
-  <w:style w:type="character" w:customStyle="1" w:styleId="FunctionTok">
+  <w:style w:customStyle="1" w:styleId="FunctionTok" w:type="character">
     <w:name w:val="FunctionTok"/>
     <w:basedOn w:val="VerbatimChar"/>
     <w:rPr>
       <w:color w:val="06287e"/>
     </w:rPr>
   </w:style>
-  <w:style w:type="character" w:customStyle="1" w:styleId="VariableTok">
+  <w:style w:customStyle="1" w:styleId="VariableTok" w:type="character">
     <w:name w:val="VariableTok"/>
     <w:basedOn w:val="VerbatimChar"/>
     <w:rPr>
       <w:color w:val="19177c"/>
     </w:rPr>
   </w:style>
-  <w:style w:type="character" w:customStyle="1" w:styleId="ControlFlowTok">
+  <w:style w:customStyle="1" w:styleId="ControlFlowTok" w:type="character">
     <w:name w:val="ControlFlowTok"/>
     <w:basedOn w:val="VerbatimChar"/>
     <w:rPr>
@@ -17891,45 +17937,45 @@
       <w:color w:val="007020"/>
     </w:rPr>
   </w:style>
-  <w:style w:type="character" w:customStyle="1" w:styleId="OperatorTok">
+  <w:style w:customStyle="1" w:styleId="OperatorTok" w:type="character">
     <w:name w:val="OperatorTok"/>
     <w:basedOn w:val="VerbatimChar"/>
     <w:rPr>
       <w:color w:val="666666"/>
     </w:rPr>
   </w:style>
-  <w:style w:type="character" w:customStyle="1" w:styleId="BuiltInTok">
+  <w:style w:customStyle="1" w:styleId="BuiltInTok" w:type="character">
     <w:name w:val="BuiltInTok"/>
     <w:basedOn w:val="VerbatimChar"/>
     <w:rPr>
       <w:color w:val="008000"/>
     </w:rPr>
   </w:style>
-  <w:style w:type="character" w:customStyle="1" w:styleId="ExtensionTok">
+  <w:style w:customStyle="1" w:styleId="ExtensionTok" w:type="character">
     <w:name w:val="ExtensionTok"/>
     <w:basedOn w:val="VerbatimChar"/>
     <w:rPr/>
   </w:style>
-  <w:style w:type="character" w:customStyle="1" w:styleId="PreprocessorTok">
+  <w:style w:customStyle="1" w:styleId="PreprocessorTok" w:type="character">
     <w:name w:val="PreprocessorTok"/>
     <w:basedOn w:val="VerbatimChar"/>
     <w:rPr>
       <w:color w:val="bc7a00"/>
     </w:rPr>
   </w:style>
-  <w:style w:type="character" w:customStyle="1" w:styleId="AttributeTok">
+  <w:style w:customStyle="1" w:styleId="AttributeTok" w:type="character">
     <w:name w:val="AttributeTok"/>
     <w:basedOn w:val="VerbatimChar"/>
     <w:rPr>
       <w:color w:val="7d9029"/>
     </w:rPr>
   </w:style>
-  <w:style w:type="character" w:customStyle="1" w:styleId="RegionMarkerTok">
+  <w:style w:customStyle="1" w:styleId="RegionMarkerTok" w:type="character">
     <w:name w:val="RegionMarkerTok"/>
     <w:basedOn w:val="VerbatimChar"/>
     <w:rPr/>
   </w:style>
-  <w:style w:type="character" w:customStyle="1" w:styleId="InformationTok">
+  <w:style w:customStyle="1" w:styleId="InformationTok" w:type="character">
     <w:name w:val="InformationTok"/>
     <w:basedOn w:val="VerbatimChar"/>
     <w:rPr>
@@ -17938,7 +17984,7 @@
       <w:color w:val="60a0b0"/>
     </w:rPr>
   </w:style>
-  <w:style w:type="character" w:customStyle="1" w:styleId="WarningTok">
+  <w:style w:customStyle="1" w:styleId="WarningTok" w:type="character">
     <w:name w:val="WarningTok"/>
     <w:basedOn w:val="VerbatimChar"/>
     <w:rPr>
@@ -17947,7 +17993,7 @@
       <w:color w:val="60a0b0"/>
     </w:rPr>
   </w:style>
-  <w:style w:type="character" w:customStyle="1" w:styleId="AlertTok">
+  <w:style w:customStyle="1" w:styleId="AlertTok" w:type="character">
     <w:name w:val="AlertTok"/>
     <w:basedOn w:val="VerbatimChar"/>
     <w:rPr>
@@ -17955,7 +18001,7 @@
       <w:color w:val="ff0000"/>
     </w:rPr>
   </w:style>
-  <w:style w:type="character" w:customStyle="1" w:styleId="ErrorTok">
+  <w:style w:customStyle="1" w:styleId="ErrorTok" w:type="character">
     <w:name w:val="ErrorTok"/>
     <w:basedOn w:val="VerbatimChar"/>
     <w:rPr>
@@ -17963,7 +18009,7 @@
       <w:color w:val="ff0000"/>
     </w:rPr>
   </w:style>
-  <w:style w:type="character" w:customStyle="1" w:styleId="NormalTok">
+  <w:style w:customStyle="1" w:styleId="NormalTok" w:type="character">
     <w:name w:val="NormalTok"/>
     <w:basedOn w:val="VerbatimChar"/>
     <w:rPr/>

--- a/07_PROCEDIMIENTO_DE_IMPLEMENTACION/EN/WORD/07_Implementation_Procedure.docx
+++ b/07_PROCEDIMIENTO_DE_IMPLEMENTACION/EN/WORD/07_Implementation_Procedure.docx
@@ -32,7 +32,7 @@
         <w:pStyle w:val="BodyText"/>
       </w:pPr>
       <w:r>
-        <w:t xml:space="preserve">Brayan Estiven Patiño Cabrera (Project Leader), Juan Camilo Guilombo Osorio (Frontend Leader), and Merari Urbano (Backend Leader)</w:t>
+        <w:t xml:space="preserve">Brayan Estiven Patiño Cabrera (Project Leader), Juan Camilo Guilombo Osorio (Frontend Leader), and Merari Urbano Quintero (Backend Leader)</w:t>
       </w:r>
     </w:p>
     <w:p>
@@ -64,7 +64,7 @@
         <w:pStyle w:val="BodyText"/>
       </w:pPr>
       <w:r>
-        <w:t xml:space="preserve">October 17, 2026</w:t>
+        <w:t xml:space="preserve">October 20, 2026</w:t>
       </w:r>
     </w:p>
     <w:p>
@@ -72,7 +72,7 @@
         <w:pStyle w:val="BodyText"/>
       </w:pPr>
       <w:r>
-        <w:t xml:space="preserve">Document Type: Implementation Procedure (Development Team, IT Administrator, and Business Owner) · Version 2.1</w:t>
+        <w:t xml:space="preserve">Document Type: Implementation Procedure (Development Team, IT Administrator, and Business Owner) · Version 2.3</w:t>
       </w:r>
     </w:p>
     <w:bookmarkStart w:id="20" w:name="version-control"/>
@@ -372,6 +372,52 @@
             </w:pPr>
             <w:r>
               <w:t xml:space="preserve">Continuous integration with GitHub Actions in the 10 repositories and deployment from GitHub: the scope (6.2) and risk R-I09 were updated.</w:t>
+            </w:r>
+          </w:p>
+        </w:tc>
+        <w:tc>
+          <w:tcPr/>
+          <w:p>
+            <w:pPr>
+              <w:pStyle w:val="Compact"/>
+            </w:pPr>
+            <w:r>
+              <w:t xml:space="preserve">Development team</w:t>
+            </w:r>
+          </w:p>
+        </w:tc>
+      </w:tr>
+      <w:tr>
+        <w:tc>
+          <w:tcPr/>
+          <w:p>
+            <w:pPr>
+              <w:pStyle w:val="Compact"/>
+            </w:pPr>
+            <w:r>
+              <w:t xml:space="preserve">2.3</w:t>
+            </w:r>
+          </w:p>
+        </w:tc>
+        <w:tc>
+          <w:tcPr/>
+          <w:p>
+            <w:pPr>
+              <w:pStyle w:val="Compact"/>
+            </w:pPr>
+            <w:r>
+              <w:t xml:space="preserve">2026-10-20</w:t>
+            </w:r>
+          </w:p>
+        </w:tc>
+        <w:tc>
+          <w:tcPr/>
+          <w:p>
+            <w:pPr>
+              <w:pStyle w:val="Compact"/>
+            </w:pPr>
+            <w:r>
+              <w:t xml:space="preserve">Review against the code of October 20, 2026: criterion E2 with the tests of October 19 (655 automated and 19 end-to-end) and RabbitMQ queues corrected (the operations-service queue has no dead-letter queue) and communication plan (the panel does not send general announcements).</w:t>
             </w:r>
           </w:p>
         </w:tc>
@@ -1684,7 +1730,7 @@
               <w:pStyle w:val="Compact"/>
             </w:pPr>
             <w:r>
-              <w:t xml:space="preserve">Backend leader (Merari Urbano)</w:t>
+              <w:t xml:space="preserve">Backend leader (Merari Urbano Quintero)</w:t>
             </w:r>
           </w:p>
         </w:tc>
@@ -4574,7 +4620,7 @@
               <w:pStyle w:val="Compact"/>
             </w:pPr>
             <w:r>
-              <w:t xml:space="preserve">Summaries without failures (on October 16, 2026: 639 unit tests and 19 end-to-end tests).</w:t>
+              <w:t xml:space="preserve">Summaries without failures (on October 19, 2026: 655 automated tests and 19 end-to-end tests).</w:t>
             </w:r>
           </w:p>
         </w:tc>
@@ -7802,7 +7848,10 @@
         <w:t xml:space="preserve">customer-service.events</w:t>
       </w:r>
       <w:r>
-        <w:t xml:space="preserve">,</w:t>
+        <w:t xml:space="preserve"> </w:t>
+      </w:r>
+      <w:r>
+        <w:t xml:space="preserve">and</w:t>
       </w:r>
       <w:r>
         <w:t xml:space="preserve"> </w:t>
@@ -7815,7 +7864,7 @@
         <w:t xml:space="preserve">notification-service.events</w:t>
       </w:r>
       <w:r>
-        <w:t xml:space="preserve">, and</w:t>
+        <w:t xml:space="preserve">, each with its</w:t>
       </w:r>
       <w:r>
         <w:t xml:space="preserve"> </w:t>
@@ -7825,13 +7874,10 @@
           <w:i/>
           <w:iCs/>
         </w:rPr>
-        <w:t xml:space="preserve">operations-service.events</w:t>
-      </w:r>
-      <w:r>
-        <w:t xml:space="preserve"> </w:t>
-      </w:r>
-      <w:r>
-        <w:t xml:space="preserve">with their</w:t>
+        <w:t xml:space="preserve">.dlq</w:t>
+      </w:r>
+      <w:r>
+        <w:t xml:space="preserve">, and</w:t>
       </w:r>
       <w:r>
         <w:t xml:space="preserve"> </w:t>
@@ -7841,10 +7887,10 @@
           <w:i/>
           <w:iCs/>
         </w:rPr>
-        <w:t xml:space="preserve">.dlq</w:t>
-      </w:r>
-      <w:r>
-        <w:t xml:space="preserve">).</w:t>
+        <w:t xml:space="preserve">operations-service.events</w:t>
+      </w:r>
+      <w:r>
+        <w:t xml:space="preserve">, which has no dead-letter queue).</w:t>
       </w:r>
     </w:p>
     <w:p>
@@ -9434,7 +9480,10 @@
               <w:t xml:space="preserve">notification-service.events.dlq</w:t>
             </w:r>
             <w:r>
-              <w:t xml:space="preserve">,</w:t>
+              <w:t xml:space="preserve"> </w:t>
+            </w:r>
+            <w:r>
+              <w:t xml:space="preserve">and</w:t>
             </w:r>
             <w:r>
               <w:t xml:space="preserve"> </w:t>
@@ -9445,19 +9494,6 @@
                 <w:iCs/>
               </w:rPr>
               <w:t xml:space="preserve">customer-service.events.dlq</w:t>
-            </w:r>
-            <w:r>
-              <w:t xml:space="preserve">, and</w:t>
-            </w:r>
-            <w:r>
-              <w:t xml:space="preserve"> </w:t>
-            </w:r>
-            <w:r>
-              <w:rPr>
-                <w:i/>
-                <w:iCs/>
-              </w:rPr>
-              <w:t xml:space="preserve">operations-service.events.dlq</w:t>
             </w:r>
             <w:r>
               <w:t xml:space="preserve"> </w:t>
@@ -12496,17 +12532,7 @@
               <w:pStyle w:val="Compact"/>
             </w:pPr>
             <w:r>
-              <w:t xml:space="preserve">Administrator announcement from the panel (</w:t>
-            </w:r>
-            <w:r>
-              <w:rPr>
-                <w:i/>
-                <w:iCs/>
-              </w:rPr>
-              <w:t xml:space="preserve">SYSTEM_MESSAGE</w:t>
-            </w:r>
-            <w:r>
-              <w:t xml:space="preserve">) and direct message</w:t>
+              <w:t xml:space="preserve">Direct message and notice at the car wash (the web and the app have no screen to send general announcements; improvement action AM-13)</w:t>
             </w:r>
           </w:p>
         </w:tc>

--- a/07_PROCEDIMIENTO_DE_IMPLEMENTACION/EN/WORD/07_Implementation_Procedure.docx
+++ b/07_PROCEDIMIENTO_DE_IMPLEMENTACION/EN/WORD/07_Implementation_Procedure.docx
@@ -64,7 +64,7 @@
         <w:pStyle w:val="BodyText"/>
       </w:pPr>
       <w:r>
-        <w:t xml:space="preserve">October 20, 2026</w:t>
+        <w:t xml:space="preserve">October 21, 2026</w:t>
       </w:r>
     </w:p>
     <w:p>
@@ -72,7 +72,7 @@
         <w:pStyle w:val="BodyText"/>
       </w:pPr>
       <w:r>
-        <w:t xml:space="preserve">Document Type: Implementation Procedure (Development Team, IT Administrator, and Business Owner) · Version 2.3</w:t>
+        <w:t xml:space="preserve">Document Type: Implementation Procedure (Development Team, IT Administrator, and Business Owner) · Version 2.5</w:t>
       </w:r>
     </w:p>
     <w:bookmarkStart w:id="20" w:name="version-control"/>
@@ -433,6 +433,114 @@
           </w:p>
         </w:tc>
       </w:tr>
+      <w:tr>
+        <w:tc>
+          <w:tcPr/>
+          <w:p>
+            <w:pPr>
+              <w:pStyle w:val="Compact"/>
+            </w:pPr>
+            <w:r>
+              <w:t xml:space="preserve">2.4</w:t>
+            </w:r>
+          </w:p>
+        </w:tc>
+        <w:tc>
+          <w:tcPr/>
+          <w:p>
+            <w:pPr>
+              <w:pStyle w:val="Compact"/>
+            </w:pPr>
+            <w:r>
+              <w:t xml:space="preserve">2026-10-21</w:t>
+            </w:r>
+          </w:p>
+        </w:tc>
+        <w:tc>
+          <w:tcPr/>
+          <w:p>
+            <w:pPr>
+              <w:pStyle w:val="Compact"/>
+            </w:pPr>
+            <w:r>
+              <w:t xml:space="preserve">Review against the code and the server of October 21, 2026: criterion E2 with the tests of that day (689 automated and 19 end-to-end), automatic pre-implementation backup on the public server (phase 3, monitoring, and rollback), smoke test H10 (the token of a closed session stops working), new variables with defaults, app updates without a new APK, and risk R-I11.</w:t>
+            </w:r>
+          </w:p>
+        </w:tc>
+        <w:tc>
+          <w:tcPr/>
+          <w:p>
+            <w:pPr>
+              <w:pStyle w:val="Compact"/>
+            </w:pPr>
+            <w:r>
+              <w:t xml:space="preserve">Development team</w:t>
+            </w:r>
+          </w:p>
+        </w:tc>
+      </w:tr>
+      <w:tr>
+        <w:tc>
+          <w:tcPr/>
+          <w:p>
+            <w:pPr>
+              <w:pStyle w:val="Compact"/>
+            </w:pPr>
+            <w:r>
+              <w:t xml:space="preserve">2.5</w:t>
+            </w:r>
+          </w:p>
+        </w:tc>
+        <w:tc>
+          <w:tcPr/>
+          <w:p>
+            <w:pPr>
+              <w:pStyle w:val="Compact"/>
+            </w:pPr>
+            <w:r>
+              <w:t xml:space="preserve">2026-10-21</w:t>
+            </w:r>
+          </w:p>
+        </w:tc>
+        <w:tc>
+          <w:tcPr/>
+          <w:p>
+            <w:pPr>
+              <w:pStyle w:val="Compact"/>
+            </w:pPr>
+            <w:r>
+              <w:t xml:space="preserve">Review against the code of the evening of October 21, 2026: criterion E2 with the final run of that day (707 automated tests and 19 end-to-end), operations-service</w:t>
+            </w:r>
+            <w:r>
+              <w:t xml:space="preserve"> </w:t>
+            </w:r>
+            <w:r>
+              <w:rPr>
+                <w:i/>
+                <w:iCs/>
+              </w:rPr>
+              <w:t xml:space="preserve">FOLLOW_UP_*</w:t>
+            </w:r>
+            <w:r>
+              <w:t xml:space="preserve"> </w:t>
+            </w:r>
+            <w:r>
+              <w:t xml:space="preserve">variables, smoke test H11 (the administrator's "To close" list), and updated configuration rule. Confirmed bookings with an operator that nobody registered are no longer closed as "No-show" on their own: the administrator resolves them.</w:t>
+            </w:r>
+          </w:p>
+        </w:tc>
+        <w:tc>
+          <w:tcPr/>
+          <w:p>
+            <w:pPr>
+              <w:pStyle w:val="Compact"/>
+            </w:pPr>
+            <w:r>
+              <w:t xml:space="preserve">Development team</w:t>
+            </w:r>
+          </w:p>
+        </w:tc>
+      </w:tr>
     </w:tbl>
     <w:p>
       <w:pPr>
@@ -1358,7 +1466,7 @@
         <w:t xml:space="preserve"> </w:t>
       </w:r>
       <w:r>
-        <w:t xml:space="preserve">branch as of October 17, 2026), especially</w:t>
+        <w:t xml:space="preserve">branch as of October 21, 2026), especially</w:t>
       </w:r>
       <w:r>
         <w:t xml:space="preserve"> </w:t>
@@ -4620,7 +4728,7 @@
               <w:pStyle w:val="Compact"/>
             </w:pPr>
             <w:r>
-              <w:t xml:space="preserve">Summaries without failures (on October 19, 2026: 655 automated tests and 19 end-to-end tests).</w:t>
+              <w:t xml:space="preserve">Summaries without failures (final run of October 21, 2026: 707 automated tests and 19 end-to-end tests).</w:t>
             </w:r>
           </w:p>
         </w:tc>
@@ -4973,7 +5081,52 @@
               <w:t xml:space="preserve"> </w:t>
             </w:r>
             <w:r>
-              <w:t xml:space="preserve">file and output of RESTORE VERIFYONLY.</w:t>
+              <w:t xml:space="preserve">file and output of RESTORE VERIFYONLY; on the public server, the</w:t>
+            </w:r>
+            <w:r>
+              <w:t xml:space="preserve"> </w:t>
+            </w:r>
+            <w:r>
+              <w:rPr>
+                <w:i/>
+                <w:iCs/>
+              </w:rPr>
+              <w:t xml:space="preserve">RESPALDO | OK</w:t>
+            </w:r>
+            <w:r>
+              <w:t xml:space="preserve"> </w:t>
+            </w:r>
+            <w:r>
+              <w:t xml:space="preserve">and</w:t>
+            </w:r>
+            <w:r>
+              <w:t xml:space="preserve"> </w:t>
+            </w:r>
+            <w:r>
+              <w:rPr>
+                <w:i/>
+                <w:iCs/>
+              </w:rPr>
+              <w:t xml:space="preserve">VERIFICACIÓN | OK</w:t>
+            </w:r>
+            <w:r>
+              <w:t xml:space="preserve"> </w:t>
+            </w:r>
+            <w:r>
+              <w:t xml:space="preserve">lines of</w:t>
+            </w:r>
+            <w:r>
+              <w:t xml:space="preserve"> </w:t>
+            </w:r>
+            <w:r>
+              <w:rPr>
+                <w:i/>
+                <w:iCs/>
+              </w:rPr>
+              <w:t xml:space="preserve">~/lavarapido/backups/backup.log</w:t>
+            </w:r>
+            <w:r>
+              <w:t xml:space="preserve">.</w:t>
             </w:r>
           </w:p>
         </w:tc>
@@ -6388,6 +6541,54 @@
           </w:p>
         </w:tc>
       </w:tr>
+      <w:tr>
+        <w:tc>
+          <w:tcPr/>
+          <w:p>
+            <w:pPr>
+              <w:pStyle w:val="Compact"/>
+            </w:pPr>
+            <w:r>
+              <w:t xml:space="preserve">SESSION_CHECK_*, BOOKING_EXPIRY_*, FOLLOW_UP_*</w:t>
+            </w:r>
+          </w:p>
+        </w:tc>
+        <w:tc>
+          <w:tcPr/>
+          <w:p>
+            <w:pPr>
+              <w:pStyle w:val="Compact"/>
+            </w:pPr>
+            <w:r>
+              <w:t xml:space="preserve">Not set.</w:t>
+            </w:r>
+          </w:p>
+        </w:tc>
+        <w:tc>
+          <w:tcPr/>
+          <w:p>
+            <w:pPr>
+              <w:pStyle w:val="Compact"/>
+            </w:pPr>
+            <w:r>
+              <w:t xml:space="preserve">They have defaults (gateway session check on with 30 s and 3 s; cancellation of scheduled bookings that expired without confirmation every 5 minutes, with a 60-minute grace after the end; operations-service follow-up every 5 minutes for bookings that ended and nobody closed, which uses the same grace and</w:t>
+            </w:r>
+            <w:r>
+              <w:t xml:space="preserve"> </w:t>
+            </w:r>
+            <w:r>
+              <w:rPr>
+                <w:i/>
+                <w:iCs/>
+              </w:rPr>
+              <w:t xml:space="preserve">INTERNAL_API_KEY</w:t>
+            </w:r>
+            <w:r>
+              <w:t xml:space="preserve">) and the Compose file does not pass them to the containers.</w:t>
+            </w:r>
+          </w:p>
+        </w:tc>
+      </w:tr>
     </w:tbl>
     <w:p>
       <w:pPr>
@@ -6873,6 +7074,72 @@
     </w:p>
     <w:p>
       <w:pPr>
+        <w:pStyle w:val="BodyText"/>
+      </w:pPr>
+      <w:r>
+        <w:t xml:space="preserve">On the public server this phase is automatic:</w:t>
+      </w:r>
+      <w:r>
+        <w:t xml:space="preserve"> </w:t>
+      </w:r>
+      <w:r>
+        <w:rPr>
+          <w:i/>
+          <w:iCs/>
+        </w:rPr>
+        <w:t xml:space="preserve">deploy/update-server.sh</w:t>
+      </w:r>
+      <w:r>
+        <w:t xml:space="preserve"> </w:t>
+      </w:r>
+      <w:r>
+        <w:t xml:space="preserve">first runs</w:t>
+      </w:r>
+      <w:r>
+        <w:t xml:space="preserve"> </w:t>
+      </w:r>
+      <w:r>
+        <w:rPr>
+          <w:i/>
+          <w:iCs/>
+        </w:rPr>
+        <w:t xml:space="preserve">deploy/backup-db.sh</w:t>
+      </w:r>
+      <w:r>
+        <w:t xml:space="preserve"> </w:t>
+      </w:r>
+      <w:r>
+        <w:t xml:space="preserve">(full backup with a checksum,</w:t>
+      </w:r>
+      <w:r>
+        <w:t xml:space="preserve"> </w:t>
+      </w:r>
+      <w:r>
+        <w:rPr>
+          <w:i/>
+          <w:iCs/>
+        </w:rPr>
+        <w:t xml:space="preserve">RESTORE VERIFYONLY</w:t>
+      </w:r>
+      <w:r>
+        <w:t xml:space="preserve">, and a compressed copy in</w:t>
+      </w:r>
+      <w:r>
+        <w:t xml:space="preserve"> </w:t>
+      </w:r>
+      <w:r>
+        <w:rPr>
+          <w:i/>
+          <w:iCs/>
+        </w:rPr>
+        <w:t xml:space="preserve">~/lavarapido/backups/</w:t>
+      </w:r>
+      <w:r>
+        <w:t xml:space="preserve">, where the last 14 are kept) and, if the backup fails, does not update (Deployment Document, section 3.2). The following steps are for a computer on the local network.</w:t>
+      </w:r>
+    </w:p>
+    <w:p>
+      <w:pPr>
         <w:pStyle w:val="Compact"/>
         <w:numPr>
           <w:ilvl w:val="0"/>
@@ -7195,7 +7462,36 @@
         <w:t xml:space="preserve"> </w:t>
       </w:r>
       <w:r>
-        <w:t xml:space="preserve">name, size, and verification result of the backup.</w:t>
+        <w:t xml:space="preserve">name, size, and verification result of the backup (on the public server, the</w:t>
+      </w:r>
+      <w:r>
+        <w:t xml:space="preserve"> </w:t>
+      </w:r>
+      <w:r>
+        <w:rPr>
+          <w:i/>
+          <w:iCs/>
+        </w:rPr>
+        <w:t xml:space="preserve">RESPALDO | OK</w:t>
+      </w:r>
+      <w:r>
+        <w:t xml:space="preserve"> </w:t>
+      </w:r>
+      <w:r>
+        <w:t xml:space="preserve">line of</w:t>
+      </w:r>
+      <w:r>
+        <w:t xml:space="preserve"> </w:t>
+      </w:r>
+      <w:r>
+        <w:rPr>
+          <w:i/>
+          <w:iCs/>
+        </w:rPr>
+        <w:t xml:space="preserve">backup.log</w:t>
+      </w:r>
+      <w:r>
+        <w:t xml:space="preserve">).</w:t>
       </w:r>
     </w:p>
     <w:bookmarkEnd w:id="41"/>
@@ -8312,7 +8608,33 @@
         <w:t xml:space="preserve">npm run publish:update</w:t>
       </w:r>
       <w:r>
-        <w:t xml:space="preserve">) is not enough, because it only changes the screen code.</w:t>
+        <w:t xml:space="preserve">) is not enough, because it only changes the screen code. The app changes of October 21, 2026 (compressed receipt, QR magnifier, and mandatory update screen) add no native modules and do arrive with</w:t>
+      </w:r>
+      <w:r>
+        <w:t xml:space="preserve"> </w:t>
+      </w:r>
+      <w:r>
+        <w:rPr>
+          <w:i/>
+          <w:iCs/>
+        </w:rPr>
+        <w:t xml:space="preserve">npm run publish:update</w:t>
+      </w:r>
+      <w:r>
+        <w:t xml:space="preserve">; since then, if the server publishes an APK with a higher</w:t>
+      </w:r>
+      <w:r>
+        <w:t xml:space="preserve"> </w:t>
+      </w:r>
+      <w:r>
+        <w:rPr>
+          <w:i/>
+          <w:iCs/>
+        </w:rPr>
+        <w:t xml:space="preserve">versionCode</w:t>
+      </w:r>
+      <w:r>
+        <w:t xml:space="preserve">, the app asks to install it before going on.</w:t>
       </w:r>
     </w:p>
     <w:p>
@@ -9504,6 +9826,96 @@
           </w:p>
         </w:tc>
       </w:tr>
+      <w:tr>
+        <w:tc>
+          <w:tcPr/>
+          <w:p>
+            <w:pPr>
+              <w:pStyle w:val="Compact"/>
+            </w:pPr>
+            <w:r>
+              <w:t xml:space="preserve">H10</w:t>
+            </w:r>
+          </w:p>
+        </w:tc>
+        <w:tc>
+          <w:tcPr/>
+          <w:p>
+            <w:pPr>
+              <w:pStyle w:val="Compact"/>
+            </w:pPr>
+            <w:r>
+              <w:t xml:space="preserve">Sign out and repeat a call with the same token (</w:t>
+            </w:r>
+            <w:r>
+              <w:rPr>
+                <w:i/>
+                <w:iCs/>
+              </w:rPr>
+              <w:t xml:space="preserve">curl -i -H "Authorization: Bearer &lt;token&gt;" https://&lt;domain&gt;/api/v1/bookings/me</w:t>
+            </w:r>
+            <w:r>
+              <w:t xml:space="preserve">).</w:t>
+            </w:r>
+          </w:p>
+        </w:tc>
+        <w:tc>
+          <w:tcPr/>
+          <w:p>
+            <w:pPr>
+              <w:pStyle w:val="Compact"/>
+            </w:pPr>
+            <w:r>
+              <w:t xml:space="preserve">401: the gateway cuts the token of the closed session (version of October 21, 2026 or later).</w:t>
+            </w:r>
+          </w:p>
+        </w:tc>
+      </w:tr>
+      <w:tr>
+        <w:tc>
+          <w:tcPr/>
+          <w:p>
+            <w:pPr>
+              <w:pStyle w:val="Compact"/>
+            </w:pPr>
+            <w:r>
+              <w:t xml:space="preserve">H11</w:t>
+            </w:r>
+          </w:p>
+        </w:tc>
+        <w:tc>
+          <w:tcPr/>
+          <w:p>
+            <w:pPr>
+              <w:pStyle w:val="Compact"/>
+            </w:pPr>
+            <w:r>
+              <w:t xml:space="preserve">With the administrator's token, query the bookings to close (</w:t>
+            </w:r>
+            <w:r>
+              <w:rPr>
+                <w:i/>
+                <w:iCs/>
+              </w:rPr>
+              <w:t xml:space="preserve">GET /api/v1/admin/assignments/to-close</w:t>
+            </w:r>
+            <w:r>
+              <w:t xml:space="preserve">) and open the administrator's home.</w:t>
+            </w:r>
+          </w:p>
+        </w:tc>
+        <w:tc>
+          <w:tcPr/>
+          <w:p>
+            <w:pPr>
+              <w:pStyle w:val="Compact"/>
+            </w:pPr>
+            <w:r>
+              <w:t xml:space="preserve">200 with the list (it may be empty); the "To close" card only appears when something is pending (version of the evening of October 21, 2026 or later).</w:t>
+            </w:r>
+          </w:p>
+        </w:tc>
+      </w:tr>
     </w:tbl>
     <w:p>
       <w:pPr>
@@ -9538,7 +9950,7 @@
         <w:t xml:space="preserve"> </w:t>
       </w:r>
       <w:r>
-        <w:t xml:space="preserve">the nine tests pass. A failure in H1 to H8 triggers the rollback evaluation (section 12).</w:t>
+        <w:t xml:space="preserve">the eleven tests pass. A failure in H1 to H8, H10, or H11 triggers the rollback evaluation (section 12).</w:t>
       </w:r>
     </w:p>
     <w:bookmarkEnd w:id="46"/>
@@ -10335,7 +10747,112 @@
               <w:pStyle w:val="Compact"/>
             </w:pPr>
             <w:r>
-              <w:t xml:space="preserve">File of the day and backup log.</w:t>
+              <w:t xml:space="preserve">File of the day and backup log; on the public server,</w:t>
+            </w:r>
+            <w:r>
+              <w:t xml:space="preserve"> </w:t>
+            </w:r>
+            <w:r>
+              <w:rPr>
+                <w:i/>
+                <w:iCs/>
+              </w:rPr>
+              <w:t xml:space="preserve">tail -5 ~/lavarapido/backups/backup.log</w:t>
+            </w:r>
+            <w:r>
+              <w:t xml:space="preserve"> </w:t>
+            </w:r>
+            <w:r>
+              <w:t xml:space="preserve">with the day's</w:t>
+            </w:r>
+            <w:r>
+              <w:t xml:space="preserve"> </w:t>
+            </w:r>
+            <w:r>
+              <w:rPr>
+                <w:i/>
+                <w:iCs/>
+              </w:rPr>
+              <w:t xml:space="preserve">RESPALDO | OK</w:t>
+            </w:r>
+            <w:r>
+              <w:t xml:space="preserve"> </w:t>
+            </w:r>
+            <w:r>
+              <w:t xml:space="preserve">and</w:t>
+            </w:r>
+            <w:r>
+              <w:t xml:space="preserve"> </w:t>
+            </w:r>
+            <w:r>
+              <w:rPr>
+                <w:i/>
+                <w:iCs/>
+              </w:rPr>
+              <w:t xml:space="preserve">VERIFICACIÓN | OK</w:t>
+            </w:r>
+            <w:r>
+              <w:t xml:space="preserve">, and</w:t>
+            </w:r>
+            <w:r>
+              <w:t xml:space="preserve"> </w:t>
+            </w:r>
+            <w:r>
+              <w:rPr>
+                <w:i/>
+                <w:iCs/>
+              </w:rPr>
+              <w:t xml:space="preserve">grep FALLÓ</w:t>
+            </w:r>
+            <w:r>
+              <w:t xml:space="preserve"> </w:t>
+            </w:r>
+            <w:r>
+              <w:t xml:space="preserve">with no results.</w:t>
+            </w:r>
+          </w:p>
+        </w:tc>
+      </w:tr>
+      <w:tr>
+        <w:tc>
+          <w:tcPr/>
+          <w:p>
+            <w:pPr>
+              <w:pStyle w:val="Compact"/>
+            </w:pPr>
+            <w:r>
+              <w:t xml:space="preserve">Container status (public server)</w:t>
+            </w:r>
+          </w:p>
+        </w:tc>
+        <w:tc>
+          <w:tcPr/>
+          <w:p>
+            <w:pPr>
+              <w:pStyle w:val="Compact"/>
+            </w:pPr>
+            <w:r>
+              <w:rPr>
+                <w:i/>
+                <w:iCs/>
+              </w:rPr>
+              <w:t xml:space="preserve">docker compose ps</w:t>
+            </w:r>
+            <w:r>
+              <w:t xml:space="preserve">: all</w:t>
+            </w:r>
+            <w:r>
+              <w:t xml:space="preserve"> </w:t>
+            </w:r>
+            <w:r>
+              <w:rPr>
+                <w:i/>
+                <w:iCs/>
+              </w:rPr>
+              <w:t xml:space="preserve">healthy</w:t>
+            </w:r>
+            <w:r>
+              <w:t xml:space="preserve">.</w:t>
             </w:r>
           </w:p>
         </w:tc>
@@ -10622,7 +11139,7 @@
               <w:pStyle w:val="Compact"/>
             </w:pPr>
             <w:r>
-              <w:t xml:space="preserve">A smoke test H1 to H8 fails and is not fixed within 30 minutes</w:t>
+              <w:t xml:space="preserve">A smoke test H1 to H8, H10, or H11 fails and is not fixed within 30 minutes</w:t>
             </w:r>
           </w:p>
         </w:tc>
@@ -10806,7 +11323,36 @@
         </w:numPr>
       </w:pPr>
       <w:r>
-        <w:t xml:space="preserve">Restore the pre-implementation backup of phase 3 (Administrator Manual, section 15.2). Liquibase changesets only move forward, so</w:t>
+        <w:t xml:space="preserve">Restore the pre-implementation backup of phase 3 (Administrator Manual, section 15.2). On the public server,</w:t>
+      </w:r>
+      <w:r>
+        <w:t xml:space="preserve"> </w:t>
+      </w:r>
+      <w:r>
+        <w:rPr>
+          <w:i/>
+          <w:iCs/>
+        </w:rPr>
+        <w:t xml:space="preserve">bash deploy/restore-db.sh &lt;backup.bak.gz&gt;</w:t>
+      </w:r>
+      <w:r>
+        <w:t xml:space="preserve"> </w:t>
+      </w:r>
+      <w:r>
+        <w:t xml:space="preserve">is used: it asks to type</w:t>
+      </w:r>
+      <w:r>
+        <w:t xml:space="preserve"> </w:t>
+      </w:r>
+      <w:r>
+        <w:rPr>
+          <w:i/>
+          <w:iCs/>
+        </w:rPr>
+        <w:t xml:space="preserve">RESTAURAR</w:t>
+      </w:r>
+      <w:r>
+        <w:t xml:space="preserve">, first backs up the current database, stops the services, restores, and starts them again. Liquibase changesets only move forward, so</w:t>
       </w:r>
       <w:r>
         <w:t xml:space="preserve"> </w:t>
@@ -11285,7 +11831,43 @@
         <w:t xml:space="preserve">docker-compose.yml</w:t>
       </w:r>
       <w:r>
-        <w:t xml:space="preserve">.</w:t>
+        <w:t xml:space="preserve">. Those of October 21, 2026 (</w:t>
+      </w:r>
+      <w:r>
+        <w:rPr>
+          <w:i/>
+          <w:iCs/>
+        </w:rPr>
+        <w:t xml:space="preserve">SESSION_CHECK_*</w:t>
+      </w:r>
+      <w:r>
+        <w:t xml:space="preserve">,</w:t>
+      </w:r>
+      <w:r>
+        <w:t xml:space="preserve"> </w:t>
+      </w:r>
+      <w:r>
+        <w:rPr>
+          <w:i/>
+          <w:iCs/>
+        </w:rPr>
+        <w:t xml:space="preserve">BOOKING_EXPIRY_*</w:t>
+      </w:r>
+      <w:r>
+        <w:t xml:space="preserve">, and</w:t>
+      </w:r>
+      <w:r>
+        <w:t xml:space="preserve"> </w:t>
+      </w:r>
+      <w:r>
+        <w:rPr>
+          <w:i/>
+          <w:iCs/>
+        </w:rPr>
+        <w:t xml:space="preserve">FOLLOW_UP_*</w:t>
+      </w:r>
+      <w:r>
+        <w:t xml:space="preserve">) do not follow this rule yet (action ACO-14).</w:t>
       </w:r>
     </w:p>
     <w:p>
@@ -11924,7 +12506,7 @@
               <w:pStyle w:val="Compact"/>
             </w:pPr>
             <w:r>
-              <w:t xml:space="preserve">Pre-implementation backup (phase 3) and daily backup.</w:t>
+              <w:t xml:space="preserve">Pre-implementation backup (phase 3) and daily backup, both verified; on the public server they are automatic (Deployment Document, section 3.2).</w:t>
             </w:r>
           </w:p>
         </w:tc>
@@ -12111,7 +12693,74 @@
               <w:pStyle w:val="Compact"/>
             </w:pPr>
             <w:r>
-              <w:t xml:space="preserve">Explain it in the training; real authorization comes from the role in the token.</w:t>
+              <w:t xml:space="preserve">Explain it in the training; real authorization comes from the role in the token, and since October 21, 2026 the roles tab says so.</w:t>
+            </w:r>
+          </w:p>
+        </w:tc>
+      </w:tr>
+      <w:tr>
+        <w:tc>
+          <w:tcPr/>
+          <w:p>
+            <w:pPr>
+              <w:pStyle w:val="Compact"/>
+            </w:pPr>
+            <w:r>
+              <w:t xml:space="preserve">R-I11</w:t>
+            </w:r>
+          </w:p>
+        </w:tc>
+        <w:tc>
+          <w:tcPr/>
+          <w:p>
+            <w:pPr>
+              <w:pStyle w:val="Compact"/>
+            </w:pPr>
+            <w:r>
+              <w:t xml:space="preserve">If security-service does not answer, the gateway lets requests through without confirming the session, and the token of a closed session works until it expires (1 hour at most); with security-service up, up to 30 seconds.</w:t>
+            </w:r>
+          </w:p>
+        </w:tc>
+        <w:tc>
+          <w:tcPr/>
+          <w:p>
+            <w:pPr>
+              <w:pStyle w:val="Compact"/>
+            </w:pPr>
+            <w:r>
+              <w:t xml:space="preserve">Low</w:t>
+            </w:r>
+          </w:p>
+        </w:tc>
+        <w:tc>
+          <w:tcPr/>
+          <w:p>
+            <w:pPr>
+              <w:pStyle w:val="Compact"/>
+            </w:pPr>
+            <w:r>
+              <w:t xml:space="preserve">Medium</w:t>
+            </w:r>
+          </w:p>
+        </w:tc>
+        <w:tc>
+          <w:tcPr/>
+          <w:p>
+            <w:pPr>
+              <w:pStyle w:val="Compact"/>
+            </w:pPr>
+            <w:r>
+              <w:t xml:space="preserve">Check the health of security-service (phase 5 and Table 10) and the gateway log (</w:t>
+            </w:r>
+            <w:r>
+              <w:rPr>
+                <w:i/>
+                <w:iCs/>
+              </w:rPr>
+              <w:t xml:space="preserve">No se pudo confirmar la sesión</w:t>
+            </w:r>
+            <w:r>
+              <w:t xml:space="preserve">).</w:t>
             </w:r>
           </w:p>
         </w:tc>
@@ -15551,9 +16200,30 @@
         <w:br/>
       </w:r>
       <w:r>
+        <w:rPr>
+          <w:rStyle w:val="FunctionTok"/>
+        </w:rPr>
+        <w:t xml:space="preserve">bash</w:t>
+      </w:r>
+      <w:r>
+        <w:rPr>
+          <w:rStyle w:val="NormalTok"/>
+        </w:rPr>
+        <w:t xml:space="preserve"> ~/lavarapido/lavarapido-infra/deploy/backup-db.sh   </w:t>
+      </w:r>
+      <w:r>
+        <w:rPr>
+          <w:rStyle w:val="CommentTok"/>
+        </w:rPr>
+        <w:t xml:space="preserve"># public server (update-server.sh does it by itself)</w:t>
+      </w:r>
+      <w:r>
         <w:br/>
       </w:r>
       <w:r>
+        <w:br/>
+      </w:r>
+      <w:r>
         <w:rPr>
           <w:rStyle w:val="CommentTok"/>
         </w:rPr>
@@ -15828,6 +16498,51 @@
           <w:rStyle w:val="CommentTok"/>
         </w:rPr>
         <w:t xml:space="preserve"># Rollback (see section 12)</w:t>
+      </w:r>
+      <w:r>
+        <w:br/>
+      </w:r>
+      <w:r>
+        <w:rPr>
+          <w:rStyle w:val="FunctionTok"/>
+        </w:rPr>
+        <w:t xml:space="preserve">bash</w:t>
+      </w:r>
+      <w:r>
+        <w:rPr>
+          <w:rStyle w:val="NormalTok"/>
+        </w:rPr>
+        <w:t xml:space="preserve"> ~/lavarapido/lavarapido-infra/deploy/restore-db.sh </w:t>
+      </w:r>
+      <w:r>
+        <w:rPr>
+          <w:rStyle w:val="OperatorTok"/>
+        </w:rPr>
+        <w:t xml:space="preserve">&lt;</w:t>
+      </w:r>
+      <w:r>
+        <w:rPr>
+          <w:rStyle w:val="NormalTok"/>
+        </w:rPr>
+        <w:t xml:space="preserve">backup.bak.gz</w:t>
+      </w:r>
+      <w:r>
+        <w:rPr>
+          <w:rStyle w:val="OperatorTok"/>
+        </w:rPr>
+        <w:t xml:space="preserve">&gt;</w:t>
+      </w:r>
+      <w:r>
+        <w:rPr>
+          <w:rStyle w:val="NormalTok"/>
+        </w:rPr>
+        <w:t xml:space="preserve">   </w:t>
+      </w:r>
+      <w:r>
+        <w:rPr>
+          <w:rStyle w:val="CommentTok"/>
+        </w:rPr>
+        <w:t xml:space="preserve"># public server</w:t>
       </w:r>
       <w:r>
         <w:br/>

--- a/07_PROCEDIMIENTO_DE_IMPLEMENTACION/EN/WORD/07_Implementation_Procedure.docx
+++ b/07_PROCEDIMIENTO_DE_IMPLEMENTACION/EN/WORD/07_Implementation_Procedure.docx
@@ -2,7 +2,7 @@
 <file path=word/document.xml><?xml version="1.0" encoding="utf-8"?>
 <w:document xmlns:w="http://schemas.openxmlformats.org/wordprocessingml/2006/main" xmlns:m="http://schemas.openxmlformats.org/officeDocument/2006/math" xmlns:r="http://schemas.openxmlformats.org/officeDocument/2006/relationships" xmlns:o="urn:schemas-microsoft-com:office:office" xmlns:v="urn:schemas-microsoft-com:vml" xmlns:w10="urn:schemas-microsoft-com:office:word" xmlns:a="http://schemas.openxmlformats.org/drawingml/2006/main" xmlns:pic="http://schemas.openxmlformats.org/drawingml/2006/picture" xmlns:wp="http://schemas.openxmlformats.org/drawingml/2006/wordprocessingDrawing">
   <w:body>
-    <w:bookmarkStart w:id="69" w:name="software-implementation-procedure"/>
+    <w:bookmarkStart w:id="58" w:name="software-implementation-procedure"/>
     <w:p>
       <w:pPr>
         <w:pStyle w:val="Heading1"/>
@@ -64,7 +64,7 @@
         <w:pStyle w:val="BodyText"/>
       </w:pPr>
       <w:r>
-        <w:t xml:space="preserve">October 21, 2026</w:t>
+        <w:t xml:space="preserve">October 26, 2026</w:t>
       </w:r>
     </w:p>
     <w:p>
@@ -72,10 +72,10 @@
         <w:pStyle w:val="BodyText"/>
       </w:pPr>
       <w:r>
-        <w:t xml:space="preserve">Document Type: Implementation Procedure (Development Team, IT Administrator, and Business Owner) · Version 2.5</w:t>
-      </w:r>
-    </w:p>
-    <w:bookmarkStart w:id="20" w:name="version-control"/>
+        <w:t xml:space="preserve">Document Type: Implementation Procedure (Development Team, IT Administrator, and Business Owner) · Version 2.9</w:t>
+      </w:r>
+    </w:p>
+    <w:bookmarkStart w:id="9" w:name="version-control"/>
     <w:p>
       <w:pPr>
         <w:pStyle w:val="Heading2"/>
@@ -541,6 +541,603 @@
           </w:p>
         </w:tc>
       </w:tr>
+      <w:tr>
+        <w:tc>
+          <w:tcPr/>
+          <w:p>
+            <w:pPr>
+              <w:pStyle w:val="Compact"/>
+            </w:pPr>
+            <w:r>
+              <w:t xml:space="preserve">2.6</w:t>
+            </w:r>
+          </w:p>
+        </w:tc>
+        <w:tc>
+          <w:tcPr/>
+          <w:p>
+            <w:pPr>
+              <w:pStyle w:val="Compact"/>
+            </w:pPr>
+            <w:r>
+              <w:t xml:space="preserve">2026-10-23</w:t>
+            </w:r>
+          </w:p>
+        </w:tc>
+        <w:tc>
+          <w:tcPr/>
+          <w:p>
+            <w:pPr>
+              <w:pStyle w:val="Compact"/>
+            </w:pPr>
+            <w:r>
+              <w:t xml:space="preserve">Review against</w:t>
+            </w:r>
+            <w:r>
+              <w:t xml:space="preserve"> </w:t>
+            </w:r>
+            <w:r>
+              <w:rPr>
+                <w:i/>
+                <w:iCs/>
+              </w:rPr>
+              <w:t xml:space="preserve">develop</w:t>
+            </w:r>
+            <w:r>
+              <w:t xml:space="preserve"> </w:t>
+            </w:r>
+            <w:r>
+              <w:t xml:space="preserve">of October 23, 2026 and version</w:t>
+            </w:r>
+            <w:r>
+              <w:t xml:space="preserve"> </w:t>
+            </w:r>
+            <w:r>
+              <w:rPr>
+                <w:i/>
+                <w:iCs/>
+              </w:rPr>
+              <w:t xml:space="preserve">v1.0.0</w:t>
+            </w:r>
+            <w:r>
+              <w:t xml:space="preserve">: cloning that works (payment-service from</w:t>
+            </w:r>
+            <w:r>
+              <w:t xml:space="preserve"> </w:t>
+            </w:r>
+            <w:r>
+              <w:rPr>
+                <w:i/>
+                <w:iCs/>
+              </w:rPr>
+              <w:t xml:space="preserve">develop</w:t>
+            </w:r>
+            <w:r>
+              <w:t xml:space="preserve"> </w:t>
+            </w:r>
+            <w:r>
+              <w:t xml:space="preserve">until its first release), rollback without the nonexistent</w:t>
+            </w:r>
+            <w:r>
+              <w:t xml:space="preserve"> </w:t>
+            </w:r>
+            <w:r>
+              <w:rPr>
+                <w:i/>
+                <w:iCs/>
+              </w:rPr>
+              <w:t xml:space="preserve">v0.9.0</w:t>
+            </w:r>
+            <w:r>
+              <w:t xml:space="preserve"> </w:t>
+            </w:r>
+            <w:r>
+              <w:t xml:space="preserve">tag and without</w:t>
+            </w:r>
+            <w:r>
+              <w:t xml:space="preserve"> </w:t>
+            </w:r>
+            <w:r>
+              <w:rPr>
+                <w:i/>
+                <w:iCs/>
+              </w:rPr>
+              <w:t xml:space="preserve">update-server.sh</w:t>
+            </w:r>
+            <w:r>
+              <w:t xml:space="preserve">, pre-update backup without</w:t>
+            </w:r>
+            <w:r>
+              <w:t xml:space="preserve"> </w:t>
+            </w:r>
+            <w:r>
+              <w:rPr>
+                <w:i/>
+                <w:iCs/>
+              </w:rPr>
+              <w:t xml:space="preserve">COMPRESSION</w:t>
+            </w:r>
+            <w:r>
+              <w:t xml:space="preserve"> </w:t>
+            </w:r>
+            <w:r>
+              <w:t xml:space="preserve">(SQL Server Express does not support it), criterion E2 with the tests of October 23 (825 automated and 13 of the mobile app; the 19 end-to-end tests run only locally), criterion E4 with the payment and mobile exception, Compose variables (ACO-14 closed),</w:t>
+            </w:r>
+            <w:r>
+              <w:t xml:space="preserve"> </w:t>
+            </w:r>
+            <w:r>
+              <w:rPr>
+                <w:i/>
+                <w:iCs/>
+              </w:rPr>
+              <w:t xml:space="preserve">INTERNAL_API_KEY</w:t>
+            </w:r>
+            <w:r>
+              <w:t xml:space="preserve"> </w:t>
+            </w:r>
+            <w:r>
+              <w:t xml:space="preserve">required for the operator, demo accounts through variables, warning about ports on the local network, and continuous deployment prepared and not tested (risk R-I04). Includes the content of Merari Urbano's</w:t>
+            </w:r>
+            <w:r>
+              <w:t xml:space="preserve"> </w:t>
+            </w:r>
+            <w:r>
+              <w:rPr>
+                <w:i/>
+                <w:iCs/>
+              </w:rPr>
+              <w:t xml:space="preserve">fix/A-05</w:t>
+            </w:r>
+            <w:r>
+              <w:t xml:space="preserve">,</w:t>
+            </w:r>
+            <w:r>
+              <w:t xml:space="preserve"> </w:t>
+            </w:r>
+            <w:r>
+              <w:rPr>
+                <w:i/>
+                <w:iCs/>
+              </w:rPr>
+              <w:t xml:space="preserve">fix/A-08</w:t>
+            </w:r>
+            <w:r>
+              <w:t xml:space="preserve">,</w:t>
+            </w:r>
+            <w:r>
+              <w:t xml:space="preserve"> </w:t>
+            </w:r>
+            <w:r>
+              <w:rPr>
+                <w:i/>
+                <w:iCs/>
+              </w:rPr>
+              <w:t xml:space="preserve">fix/B-02</w:t>
+            </w:r>
+            <w:r>
+              <w:t xml:space="preserve">, and</w:t>
+            </w:r>
+            <w:r>
+              <w:t xml:space="preserve"> </w:t>
+            </w:r>
+            <w:r>
+              <w:rPr>
+                <w:i/>
+                <w:iCs/>
+              </w:rPr>
+              <w:t xml:space="preserve">fix/E-20</w:t>
+            </w:r>
+            <w:r>
+              <w:t xml:space="preserve"> </w:t>
+            </w:r>
+            <w:r>
+              <w:t xml:space="preserve">branches.</w:t>
+            </w:r>
+          </w:p>
+        </w:tc>
+        <w:tc>
+          <w:tcPr/>
+          <w:p>
+            <w:pPr>
+              <w:pStyle w:val="Compact"/>
+            </w:pPr>
+            <w:r>
+              <w:t xml:space="preserve">Development team</w:t>
+            </w:r>
+          </w:p>
+        </w:tc>
+      </w:tr>
+      <w:tr>
+        <w:tc>
+          <w:tcPr/>
+          <w:p>
+            <w:pPr>
+              <w:pStyle w:val="Compact"/>
+            </w:pPr>
+            <w:r>
+              <w:t xml:space="preserve">2.7</w:t>
+            </w:r>
+          </w:p>
+        </w:tc>
+        <w:tc>
+          <w:tcPr/>
+          <w:p>
+            <w:pPr>
+              <w:pStyle w:val="Compact"/>
+            </w:pPr>
+            <w:r>
+              <w:t xml:space="preserve">2026-10-24</w:t>
+            </w:r>
+          </w:p>
+        </w:tc>
+        <w:tc>
+          <w:tcPr/>
+          <w:p>
+            <w:pPr>
+              <w:pStyle w:val="Compact"/>
+            </w:pPr>
+            <w:r>
+              <w:t xml:space="preserve">Review against</w:t>
+            </w:r>
+            <w:r>
+              <w:t xml:space="preserve"> </w:t>
+            </w:r>
+            <w:r>
+              <w:rPr>
+                <w:i/>
+                <w:iCs/>
+              </w:rPr>
+              <w:t xml:space="preserve">develop</w:t>
+            </w:r>
+            <w:r>
+              <w:t xml:space="preserve"> </w:t>
+            </w:r>
+            <w:r>
+              <w:t xml:space="preserve">of October 24, 2026, which runs on the public server since that day: criterion E2 with the tests of October 24 (1,119 automated and 73 in the mobile app, 1,192 in total), criterion E6 met (no P0 or P1 open), cloning with</w:t>
+            </w:r>
+            <w:r>
+              <w:t xml:space="preserve"> </w:t>
+            </w:r>
+            <w:r>
+              <w:rPr>
+                <w:i/>
+                <w:iCs/>
+              </w:rPr>
+              <w:t xml:space="preserve">BRANCH=develop</w:t>
+            </w:r>
+            <w:r>
+              <w:t xml:space="preserve"> </w:t>
+            </w:r>
+            <w:r>
+              <w:t xml:space="preserve">until</w:t>
+            </w:r>
+            <w:r>
+              <w:t xml:space="preserve"> </w:t>
+            </w:r>
+            <w:r>
+              <w:rPr>
+                <w:i/>
+                <w:iCs/>
+              </w:rPr>
+              <w:t xml:space="preserve">v1.1.0</w:t>
+            </w:r>
+            <w:r>
+              <w:t xml:space="preserve">, rollback with</w:t>
+            </w:r>
+            <w:r>
+              <w:t xml:space="preserve"> </w:t>
+            </w:r>
+            <w:r>
+              <w:rPr>
+                <w:i/>
+                <w:iCs/>
+              </w:rPr>
+              <w:t xml:space="preserve">rollback.sh</w:t>
+            </w:r>
+            <w:r>
+              <w:t xml:space="preserve"> </w:t>
+            </w:r>
+            <w:r>
+              <w:t xml:space="preserve">and the</w:t>
+            </w:r>
+            <w:r>
+              <w:t xml:space="preserve"> </w:t>
+            </w:r>
+            <w:r>
+              <w:rPr>
+                <w:i/>
+                <w:iCs/>
+              </w:rPr>
+              <w:t xml:space="preserve">:prev</w:t>
+            </w:r>
+            <w:r>
+              <w:t xml:space="preserve"> </w:t>
+            </w:r>
+            <w:r>
+              <w:t xml:space="preserve">images that</w:t>
+            </w:r>
+            <w:r>
+              <w:t xml:space="preserve"> </w:t>
+            </w:r>
+            <w:r>
+              <w:rPr>
+                <w:i/>
+                <w:iCs/>
+              </w:rPr>
+              <w:t xml:space="preserve">update-server.sh</w:t>
+            </w:r>
+            <w:r>
+              <w:t xml:space="preserve"> </w:t>
+            </w:r>
+            <w:r>
+              <w:t xml:space="preserve">keeps, restore with</w:t>
+            </w:r>
+            <w:r>
+              <w:t xml:space="preserve"> </w:t>
+            </w:r>
+            <w:r>
+              <w:rPr>
+                <w:i/>
+                <w:iCs/>
+              </w:rPr>
+              <w:t xml:space="preserve">payment-migrate</w:t>
+            </w:r>
+            <w:r>
+              <w:t xml:space="preserve">, the protection that prevents downgrading, new variables (</w:t>
+            </w:r>
+            <w:r>
+              <w:rPr>
+                <w:i/>
+                <w:iCs/>
+              </w:rPr>
+              <w:t xml:space="preserve">AUTH_RATE_LIMIT_*</w:t>
+            </w:r>
+            <w:r>
+              <w:t xml:space="preserve">,</w:t>
+            </w:r>
+            <w:r>
+              <w:t xml:space="preserve"> </w:t>
+            </w:r>
+            <w:r>
+              <w:rPr>
+                <w:i/>
+                <w:iCs/>
+              </w:rPr>
+              <w:t xml:space="preserve">TRUSTED_PROXIES</w:t>
+            </w:r>
+            <w:r>
+              <w:t xml:space="preserve">,</w:t>
+            </w:r>
+            <w:r>
+              <w:t xml:space="preserve"> </w:t>
+            </w:r>
+            <w:r>
+              <w:rPr>
+                <w:i/>
+                <w:iCs/>
+              </w:rPr>
+              <w:t xml:space="preserve">ROUTE_*_TIMEOUT</w:t>
+            </w:r>
+            <w:r>
+              <w:t xml:space="preserve">,</w:t>
+            </w:r>
+            <w:r>
+              <w:t xml:space="preserve"> </w:t>
+            </w:r>
+            <w:r>
+              <w:rPr>
+                <w:i/>
+                <w:iCs/>
+              </w:rPr>
+              <w:t xml:space="preserve">START_LATE_LIMIT</w:t>
+            </w:r>
+            <w:r>
+              <w:t xml:space="preserve">, and</w:t>
+            </w:r>
+            <w:r>
+              <w:t xml:space="preserve"> </w:t>
+            </w:r>
+            <w:r>
+              <w:rPr>
+                <w:i/>
+                <w:iCs/>
+              </w:rPr>
+              <w:t xml:space="preserve">INTERNAL_API_KEY</w:t>
+            </w:r>
+            <w:r>
+              <w:t xml:space="preserve"> </w:t>
+            </w:r>
+            <w:r>
+              <w:t xml:space="preserve">and</w:t>
+            </w:r>
+            <w:r>
+              <w:t xml:space="preserve"> </w:t>
+            </w:r>
+            <w:r>
+              <w:rPr>
+                <w:i/>
+                <w:iCs/>
+              </w:rPr>
+              <w:t xml:space="preserve">BOOKING_SERVICE_URL</w:t>
+            </w:r>
+            <w:r>
+              <w:t xml:space="preserve"> </w:t>
+            </w:r>
+            <w:r>
+              <w:t xml:space="preserve">in customer-service), and continuous deployment merged into</w:t>
+            </w:r>
+            <w:r>
+              <w:t xml:space="preserve"> </w:t>
+            </w:r>
+            <w:r>
+              <w:rPr>
+                <w:i/>
+                <w:iCs/>
+              </w:rPr>
+              <w:t xml:space="preserve">develop</w:t>
+            </w:r>
+            <w:r>
+              <w:t xml:space="preserve">, with the secrets still missing (R-I04).</w:t>
+            </w:r>
+          </w:p>
+        </w:tc>
+        <w:tc>
+          <w:tcPr/>
+          <w:p>
+            <w:pPr>
+              <w:pStyle w:val="Compact"/>
+            </w:pPr>
+            <w:r>
+              <w:t xml:space="preserve">Development team</w:t>
+            </w:r>
+          </w:p>
+        </w:tc>
+      </w:tr>
+      <w:tr>
+        <w:tc>
+          <w:tcPr/>
+          <w:p>
+            <w:pPr>
+              <w:pStyle w:val="Compact"/>
+            </w:pPr>
+            <w:r>
+              <w:t xml:space="preserve">2.8</w:t>
+            </w:r>
+          </w:p>
+        </w:tc>
+        <w:tc>
+          <w:tcPr/>
+          <w:p>
+            <w:pPr>
+              <w:pStyle w:val="Compact"/>
+            </w:pPr>
+            <w:r>
+              <w:t xml:space="preserve">2026-10-26</w:t>
+            </w:r>
+          </w:p>
+        </w:tc>
+        <w:tc>
+          <w:tcPr/>
+          <w:p>
+            <w:pPr>
+              <w:pStyle w:val="Compact"/>
+            </w:pPr>
+            <w:r>
+              <w:t xml:space="preserve">Payment at booking, deployed to the public server on October 26, 2026:</w:t>
+            </w:r>
+            <w:r>
+              <w:t xml:space="preserve"> </w:t>
+            </w:r>
+            <w:r>
+              <w:rPr>
+                <w:i/>
+                <w:iCs/>
+              </w:rPr>
+              <w:t xml:space="preserve">INTERNAL_API_KEY</w:t>
+            </w:r>
+            <w:r>
+              <w:t xml:space="preserve"> </w:t>
+            </w:r>
+            <w:r>
+              <w:t xml:space="preserve">is now also required by payment-service, and new booking-service variables (</w:t>
+            </w:r>
+            <w:r>
+              <w:rPr>
+                <w:i/>
+                <w:iCs/>
+              </w:rPr>
+              <w:t xml:space="preserve">BOOKING_CASH_ACTIVE_LIMIT</w:t>
+            </w:r>
+            <w:r>
+              <w:t xml:space="preserve">,</w:t>
+            </w:r>
+            <w:r>
+              <w:t xml:space="preserve"> </w:t>
+            </w:r>
+            <w:r>
+              <w:rPr>
+                <w:i/>
+                <w:iCs/>
+              </w:rPr>
+              <w:t xml:space="preserve">BOOKING_PAYMENT_*</w:t>
+            </w:r>
+            <w:r>
+              <w:t xml:space="preserve">,</w:t>
+            </w:r>
+            <w:r>
+              <w:t xml:space="preserve"> </w:t>
+            </w:r>
+            <w:r>
+              <w:rPr>
+                <w:i/>
+                <w:iCs/>
+              </w:rPr>
+              <w:t xml:space="preserve">PAYMENT_SERVICE_URL</w:t>
+            </w:r>
+            <w:r>
+              <w:t xml:space="preserve">) in Table 6.</w:t>
+            </w:r>
+          </w:p>
+        </w:tc>
+        <w:tc>
+          <w:tcPr/>
+          <w:p>
+            <w:pPr>
+              <w:pStyle w:val="Compact"/>
+            </w:pPr>
+            <w:r>
+              <w:t xml:space="preserve">Development team</w:t>
+            </w:r>
+          </w:p>
+        </w:tc>
+      </w:tr>
+      <w:tr>
+        <w:tc>
+          <w:tcPr/>
+          <w:p>
+            <w:pPr>
+              <w:pStyle w:val="Compact"/>
+            </w:pPr>
+            <w:r>
+              <w:t xml:space="preserve">2.9</w:t>
+            </w:r>
+          </w:p>
+        </w:tc>
+        <w:tc>
+          <w:tcPr/>
+          <w:p>
+            <w:pPr>
+              <w:pStyle w:val="Compact"/>
+            </w:pPr>
+            <w:r>
+              <w:t xml:space="preserve">2026-10-26</w:t>
+            </w:r>
+          </w:p>
+        </w:tc>
+        <w:tc>
+          <w:tcPr/>
+          <w:p>
+            <w:pPr>
+              <w:pStyle w:val="Compact"/>
+            </w:pPr>
+            <w:r>
+              <w:t xml:space="preserve">R-I04: continuous deployment is active since October 26, 2026 (AC-90).</w:t>
+            </w:r>
+          </w:p>
+        </w:tc>
+        <w:tc>
+          <w:tcPr/>
+          <w:p>
+            <w:pPr>
+              <w:pStyle w:val="Compact"/>
+            </w:pPr>
+            <w:r>
+              <w:t xml:space="preserve">Development team</w:t>
+            </w:r>
+          </w:p>
+        </w:tc>
+      </w:tr>
     </w:tbl>
     <w:p>
       <w:pPr>
@@ -560,8 +1157,8 @@
         <w:t xml:space="preserve">Dates are written in the ISO 8601 format (year-month-day). Prepared by the development team.</w:t>
       </w:r>
     </w:p>
-    <w:bookmarkEnd w:id="20"/>
-    <w:bookmarkStart w:id="21" w:name="table-of-contents"/>
+    <w:bookmarkEnd w:id="9"/>
+    <w:bookmarkStart w:id="10" w:name="table-of-contents"/>
     <w:p>
       <w:pPr>
         <w:pStyle w:val="Heading2"/>
@@ -1318,31 +1915,49 @@
         </w:r>
       </w:hyperlink>
     </w:p>
-    <w:bookmarkEnd w:id="21"/>
-    <w:bookmarkStart w:id="24" w:name="Xb93f70727c4e907b30b41e477fb3ad2bbc7b604"/>
-    <w:p>
-      <w:pPr>
-        <w:pStyle w:val="Heading2"/>
-      </w:pPr>
-      <w:r>
-        <w:t xml:space="preserve">4. Introduction</w:t>
-      </w:r>
-    </w:p>
     <w:p>
       <w:pPr>
         <w:pStyle w:val="FirstParagraph"/>
       </w:pPr>
-      <w:r>
-        <w:t xml:space="preserve">The Vehicle Washing Management System (Vehicle Washing), internally called</w:t>
-      </w:r>
-      <w:r>
-        <w:t xml:space="preserve"> </w:t>
-      </w:r>
       <w:r>
         <w:rPr>
           <w:i/>
           <w:iCs/>
         </w:rPr>
+        <w:t xml:space="preserve">Note.</w:t>
+      </w:r>
+      <w:r>
+        <w:t xml:space="preserve"> </w:t>
+      </w:r>
+      <w:r>
+        <w:t xml:space="preserve">Numbering starts at 4 because sections 1 to 3 are the cover, the version control, and the table of contents, which have no number in their title. It is kept this way so that the cross-references between documents by section number (for example, "Installation Manual, section 10") remain valid.</w:t>
+      </w:r>
+    </w:p>
+    <w:bookmarkEnd w:id="10"/>
+    <w:bookmarkStart w:id="13" w:name="Xb93f70727c4e907b30b41e477fb3ad2bbc7b604"/>
+    <w:p>
+      <w:pPr>
+        <w:pStyle w:val="Heading2"/>
+      </w:pPr>
+      <w:r>
+        <w:t xml:space="preserve">4. Introduction</w:t>
+      </w:r>
+    </w:p>
+    <w:p>
+      <w:pPr>
+        <w:pStyle w:val="FirstParagraph"/>
+      </w:pPr>
+      <w:r>
+        <w:t xml:space="preserve">The Vehicle Washing Management System (Vehicle Washing), internally called</w:t>
+      </w:r>
+      <w:r>
+        <w:t xml:space="preserve"> </w:t>
+      </w:r>
+      <w:r>
+        <w:rPr>
+          <w:i/>
+          <w:iCs/>
+        </w:rPr>
         <w:t xml:space="preserve">LavaRapido</w:t>
       </w:r>
       <w:r>
@@ -1373,7 +1988,7 @@
         <w:t xml:space="preserve">a release of the system in its target environment: how it is planned, what must be met before starting, in which order the components are deployed, how the initial business data is loaded, how the result is verified and accepted, how users are trained, how the system goes live, and how it is rolled back if something fails. It starts from the premise that an implementation must be repeatable, automatable, and verifiable (Humble &amp; Farley, 2010), and that the configuration that changes between environments must reside in the environment and not in the code (Wiggins, 2017).</w:t>
       </w:r>
     </w:p>
-    <w:bookmarkStart w:id="22" w:name="X6f1b2cf29241350451db0786b04ea8002abfe5e"/>
+    <w:bookmarkStart w:id="11" w:name="X6f1b2cf29241350451db0786b04ea8002abfe5e"/>
     <w:p>
       <w:pPr>
         <w:pStyle w:val="Heading3"/>
@@ -1438,8 +2053,8 @@
         <w:t xml:space="preserve">(6.4.7) for the construction of the software element; to avoid confusion, this document calls that activity "building" and calls "implementation" the putting into operation. Section 8.3 relates each phase to its process.</w:t>
       </w:r>
     </w:p>
-    <w:bookmarkEnd w:id="22"/>
-    <w:bookmarkStart w:id="23" w:name="Xe637023b0fa4c924f71734153724d916ef63a6f"/>
+    <w:bookmarkEnd w:id="11"/>
+    <w:bookmarkStart w:id="12" w:name="Xe637023b0fa4c924f71734153724d916ef63a6f"/>
     <w:p>
       <w:pPr>
         <w:pStyle w:val="Heading3"/>
@@ -1524,9 +2139,9 @@
         <w:t xml:space="preserve">folder, and against the deployment, environments, continuous integration, operation, quality, and project control documentation (Vehicle Washing Development Team, 2026a, 2026b). The detailed installation, administration, and use procedures are not repeated here: they are referenced in the Installation Manual, the Administrator Manual, and the User Manual, version 4.0, and in the Deployment Document of this same folder, which records how the public server was set up.</w:t>
       </w:r>
     </w:p>
-    <w:bookmarkEnd w:id="23"/>
-    <w:bookmarkEnd w:id="24"/>
-    <w:bookmarkStart w:id="27" w:name="X4cdfeabb12ee31bad04537dac44e30ef994fdac"/>
+    <w:bookmarkEnd w:id="12"/>
+    <w:bookmarkEnd w:id="13"/>
+    <w:bookmarkStart w:id="16" w:name="X4cdfeabb12ee31bad04537dac44e30ef994fdac"/>
     <w:p>
       <w:pPr>
         <w:pStyle w:val="Heading2"/>
@@ -1535,7 +2150,7 @@
         <w:t xml:space="preserve">5. Objective</w:t>
       </w:r>
     </w:p>
-    <w:bookmarkStart w:id="25" w:name="Xf27c9a7506b8d21c0709ffa0144b151153609a6"/>
+    <w:bookmarkStart w:id="14" w:name="Xf27c9a7506b8d21c0709ffa0144b151153609a6"/>
     <w:p>
       <w:pPr>
         <w:pStyle w:val="Heading3"/>
@@ -1552,8 +2167,8 @@
         <w:t xml:space="preserve">To establish an orderly, verifiable, and reversible procedure for putting a release of the Vehicle Washing Management System into operation in its target environment, with the initial business data loaded, the users trained, and the formal acceptance of the business owner.</w:t>
       </w:r>
     </w:p>
-    <w:bookmarkEnd w:id="25"/>
-    <w:bookmarkStart w:id="26" w:name="X964be02a72d99f0e99cbab866aa96385cb0ad84"/>
+    <w:bookmarkEnd w:id="14"/>
+    <w:bookmarkStart w:id="15" w:name="X964be02a72d99f0e99cbab866aa96385cb0ad84"/>
     <w:p>
       <w:pPr>
         <w:pStyle w:val="Heading3"/>
@@ -1622,9 +2237,9 @@
         <w:t xml:space="preserve">Identify the risks of the implementation and their treatment measures.</w:t>
       </w:r>
     </w:p>
-    <w:bookmarkEnd w:id="26"/>
-    <w:bookmarkEnd w:id="27"/>
-    <w:bookmarkStart w:id="30" w:name="Xcfb2268e7cdf38fa302b8e092cf2e4e57f82a74"/>
+    <w:bookmarkEnd w:id="15"/>
+    <w:bookmarkEnd w:id="16"/>
+    <w:bookmarkStart w:id="19" w:name="Xcfb2268e7cdf38fa302b8e092cf2e4e57f82a74"/>
     <w:p>
       <w:pPr>
         <w:pStyle w:val="Heading2"/>
@@ -1633,7 +2248,7 @@
         <w:t xml:space="preserve">6. Scope</w:t>
       </w:r>
     </w:p>
-    <w:bookmarkStart w:id="28" w:name="X28ff40437c23b4330400d743b4ae5960bea7f6f"/>
+    <w:bookmarkStart w:id="17" w:name="X28ff40437c23b4330400d743b4ae5960bea7f6f"/>
     <w:p>
       <w:pPr>
         <w:pStyle w:val="Heading3"/>
@@ -1653,6 +2268,70 @@
       <w:r>
         <w:t xml:space="preserve">The implementation of a tagged release of the backend (six services and gateway), the database, the messaging, and the web application on a machine with Docker in the local network or on the public server (an Azure virtual machine with Docker, Caddy, and HTTPS that the team turns on when it is needed).</w:t>
       </w:r>
+      <w:r>
+        <w:t xml:space="preserve"> </w:t>
+      </w:r>
+      <w:r>
+        <w:rPr>
+          <w:b/>
+          <w:bCs/>
+        </w:rPr>
+        <w:t xml:space="preserve">Warning:</w:t>
+      </w:r>
+      <w:r>
+        <w:t xml:space="preserve"> </w:t>
+      </w:r>
+      <w:r>
+        <w:t xml:space="preserve">the development</w:t>
+      </w:r>
+      <w:r>
+        <w:t xml:space="preserve"> </w:t>
+      </w:r>
+      <w:r>
+        <w:rPr>
+          <w:i/>
+          <w:iCs/>
+        </w:rPr>
+        <w:t xml:space="preserve">docker-compose.yml</w:t>
+      </w:r>
+      <w:r>
+        <w:t xml:space="preserve"> </w:t>
+      </w:r>
+      <w:r>
+        <w:t xml:space="preserve">publishes on the machine ports 1433 (SQL Server with the</w:t>
+      </w:r>
+      <w:r>
+        <w:t xml:space="preserve"> </w:t>
+      </w:r>
+      <w:r>
+        <w:rPr>
+          <w:i/>
+          <w:iCs/>
+        </w:rPr>
+        <w:t xml:space="preserve">sa</w:t>
+      </w:r>
+      <w:r>
+        <w:t xml:space="preserve"> </w:t>
+      </w:r>
+      <w:r>
+        <w:t xml:space="preserve">account), 5672 and 15672 (RabbitMQ), 1025 and 8025 (Mailpit), and 3001 to 3006 (each service without going through the gateway); on the local network any computer can reach them. For real use the public server with</w:t>
+      </w:r>
+      <w:r>
+        <w:t xml:space="preserve"> </w:t>
+      </w:r>
+      <w:r>
+        <w:rPr>
+          <w:i/>
+          <w:iCs/>
+        </w:rPr>
+        <w:t xml:space="preserve">docker-compose.prod.yml</w:t>
+      </w:r>
+      <w:r>
+        <w:t xml:space="preserve"> </w:t>
+      </w:r>
+      <w:r>
+        <w:t xml:space="preserve">is recommended, since it publishes none of them; if the local network is used, block those ports in the machine's firewall and leave only 8080 and 4200 open.</w:t>
+      </w:r>
     </w:p>
     <w:p>
       <w:pPr>
@@ -1690,8 +2369,8 @@
         <w:t xml:space="preserve">The smoke tests, the acceptance tests, the training, the go-live, the post-implementation support, and the rollback.</w:t>
       </w:r>
     </w:p>
-    <w:bookmarkEnd w:id="28"/>
-    <w:bookmarkStart w:id="29" w:name="Xe98b867f8b5bc74245e72cc4e876e22aebf5562"/>
+    <w:bookmarkEnd w:id="17"/>
+    <w:bookmarkStart w:id="18" w:name="Xe98b867f8b5bc74245e72cc4e876e22aebf5562"/>
     <w:p>
       <w:pPr>
         <w:pStyle w:val="Heading3"/>
@@ -1748,9 +2427,9 @@
         <w:t xml:space="preserve">The migration of historical data: the business has no previous system; the paper schedule is not digitized (section 8.1).</w:t>
       </w:r>
     </w:p>
-    <w:bookmarkEnd w:id="29"/>
-    <w:bookmarkEnd w:id="30"/>
-    <w:bookmarkStart w:id="31" w:name="X27d51f6db6bee6b2c14c2580cc0494851a0ac11"/>
+    <w:bookmarkEnd w:id="18"/>
+    <w:bookmarkEnd w:id="19"/>
+    <w:bookmarkStart w:id="20" w:name="X27d51f6db6bee6b2c14c2580cc0494851a0ac11"/>
     <w:p>
       <w:pPr>
         <w:pStyle w:val="Heading2"/>
@@ -2779,8 +3458,8 @@
         <w:t xml:space="preserve">The IT administrator is not an application role: it is the person who operates the server, Docker, and SQL Server. In the academic team, this role is taken by the person designated by the project leader. Prepared by the authors.</w:t>
       </w:r>
     </w:p>
-    <w:bookmarkEnd w:id="31"/>
-    <w:bookmarkStart w:id="35" w:name="Xd351d6856c6576aeafcddcde1bb5e3c884c459a"/>
+    <w:bookmarkEnd w:id="20"/>
+    <w:bookmarkStart w:id="24" w:name="Xd351d6856c6576aeafcddcde1bb5e3c884c459a"/>
     <w:p>
       <w:pPr>
         <w:pStyle w:val="Heading2"/>
@@ -2789,7 +3468,7 @@
         <w:t xml:space="preserve">8. Implementation Strategy</w:t>
       </w:r>
     </w:p>
-    <w:bookmarkStart w:id="32" w:name="X69ad157d84ed2eb056c987c8819a79346cdd38a"/>
+    <w:bookmarkStart w:id="21" w:name="X69ad157d84ed2eb056c987c8819a79346cdd38a"/>
     <w:p>
       <w:pPr>
         <w:pStyle w:val="Heading3"/>
@@ -2822,8 +3501,8 @@
         <w:t xml:space="preserve">and no previous system that must coexist with the new one. The data that the system needs to operate is master data that the administrator loads from the panel (section 11.8), plus the catalogs that the migrations load automatically (roles, vehicle types, statuses, categories, notification types, and three sample services).</w:t>
       </w:r>
     </w:p>
-    <w:bookmarkEnd w:id="32"/>
-    <w:bookmarkStart w:id="33" w:name="X0474a0cb29ad7a7d5fede6078beca27b2943e90"/>
+    <w:bookmarkEnd w:id="21"/>
+    <w:bookmarkStart w:id="22" w:name="X0474a0cb29ad7a7d5fede6078beca27b2943e90"/>
     <w:p>
       <w:pPr>
         <w:pStyle w:val="Heading3"/>
@@ -2927,8 +3606,8 @@
         <w:t xml:space="preserve">A full parallel implementation (operating on paper and in the system at the same time for weeks) is discarded because it duplicates the work of the staff without providing comparability: the previous process does not produce data that can be reconciled with the system's data. An implementation by functional modules is discarded because the flows depend on each other (there is no payment without a booking and no assignment without an operator).</w:t>
       </w:r>
     </w:p>
-    <w:bookmarkEnd w:id="33"/>
-    <w:bookmarkStart w:id="34" w:name="X24a9de96f03127c3cc053593aa97705375bec9a"/>
+    <w:bookmarkEnd w:id="22"/>
+    <w:bookmarkStart w:id="23" w:name="X24a9de96f03127c3cc053593aa97705375bec9a"/>
     <w:p>
       <w:pPr>
         <w:pStyle w:val="Heading3"/>
@@ -3414,9 +4093,9 @@
         <w:t xml:space="preserve">Prepared by the authors from ISO et al. (2017). The numbers in parentheses are the clauses of the standard.</w:t>
       </w:r>
     </w:p>
-    <w:bookmarkEnd w:id="34"/>
-    <w:bookmarkEnd w:id="35"/>
-    <w:bookmarkStart w:id="36" w:name="X710a49716497d5ae6444c567565888e9f9f04a5"/>
+    <w:bookmarkEnd w:id="23"/>
+    <w:bookmarkEnd w:id="24"/>
+    <w:bookmarkStart w:id="25" w:name="X710a49716497d5ae6444c567565888e9f9f04a5"/>
     <w:p>
       <w:pPr>
         <w:pStyle w:val="Heading2"/>
@@ -3459,7 +4138,7 @@
         <w:t xml:space="preserve"> </w:t>
       </w:r>
       <w:r>
-        <w:t xml:space="preserve">is added: the web is served compiled from a container with nginx, Caddy publishes only ports 80 and 443 with HTTPS, and no internal service is exposed.</w:t>
+        <w:t xml:space="preserve">is added: the web is served compiled from a container with nginx, Caddy publishes only ports 80 and 443 with HTTPS, and no internal service is exposed. Without that file (local network), 1433, RabbitMQ, Mailpit, and 3001 to 3006 stay published: see the warning in the scope section.</w:t>
       </w:r>
     </w:p>
     <w:p>
@@ -4431,8 +5110,8 @@
         <w:t xml:space="preserve">(October 16, 2026).</w:t>
       </w:r>
     </w:p>
-    <w:bookmarkEnd w:id="36"/>
-    <w:bookmarkStart w:id="37" w:name="X734bb68584f8eef3cce25f6f929e9ee4d0606ff"/>
+    <w:bookmarkEnd w:id="25"/>
+    <w:bookmarkStart w:id="26" w:name="X734bb68584f8eef3cce25f6f929e9ee4d0606ff"/>
     <w:p>
       <w:pPr>
         <w:pStyle w:val="Heading2"/>
@@ -4701,7 +5380,23 @@
               <w:t xml:space="preserve"> </w:t>
             </w:r>
             <w:r>
-              <w:t xml:space="preserve">in the web, and the end-to-end suite of</w:t>
+              <w:t xml:space="preserve">in the web,</w:t>
+            </w:r>
+            <w:r>
+              <w:t xml:space="preserve"> </w:t>
+            </w:r>
+            <w:r>
+              <w:rPr>
+                <w:i/>
+                <w:iCs/>
+              </w:rPr>
+              <w:t xml:space="preserve">npx jest</w:t>
+            </w:r>
+            <w:r>
+              <w:t xml:space="preserve"> </w:t>
+            </w:r>
+            <w:r>
+              <w:t xml:space="preserve">in the mobile app, and the end-to-end suite of</w:t>
             </w:r>
             <w:r>
               <w:t xml:space="preserve"> </w:t>
@@ -4717,18 +5412,44 @@
               <w:t xml:space="preserve"> </w:t>
             </w:r>
             <w:r>
-              <w:t xml:space="preserve">against the containers.</w:t>
-            </w:r>
-          </w:p>
-        </w:tc>
-        <w:tc>
-          <w:tcPr/>
-          <w:p>
-            <w:pPr>
-              <w:pStyle w:val="Compact"/>
-            </w:pPr>
-            <w:r>
-              <w:t xml:space="preserve">Summaries without failures (final run of October 21, 2026: 707 automated tests and 19 end-to-end tests).</w:t>
+              <w:t xml:space="preserve">against the containers, which is run locally because the CI only checks its syntax.</w:t>
+            </w:r>
+          </w:p>
+        </w:tc>
+        <w:tc>
+          <w:tcPr/>
+          <w:p>
+            <w:pPr>
+              <w:pStyle w:val="Compact"/>
+            </w:pPr>
+            <w:r>
+              <w:t xml:space="preserve">Summaries without failures. Latest</w:t>
+            </w:r>
+            <w:r>
+              <w:t xml:space="preserve"> </w:t>
+            </w:r>
+            <w:r>
+              <w:rPr>
+                <w:i/>
+                <w:iCs/>
+              </w:rPr>
+              <w:t xml:space="preserve">develop</w:t>
+            </w:r>
+            <w:r>
+              <w:t xml:space="preserve"> </w:t>
+            </w:r>
+            <w:r>
+              <w:t xml:space="preserve">CI (October 24, 2026): 1,119 automated tests in the web, the gateway, and the six services (11 payment integration tests skipped without SQL Server) and 73 in the mobile app, 1,192 in total; the local end-to-end suite (19 tests) last ran on October 21, 2026, and the remote battery (</w:t>
+            </w:r>
+            <w:r>
+              <w:rPr>
+                <w:i/>
+                <w:iCs/>
+              </w:rPr>
+              <w:t xml:space="preserve">e2e.yml</w:t>
+            </w:r>
+            <w:r>
+              <w:t xml:space="preserve">, 44 cases) has not been run against the public server yet.</w:t>
             </w:r>
           </w:p>
         </w:tc>
@@ -4826,7 +5547,68 @@
               <w:t xml:space="preserve">v1.0.0</w:t>
             </w:r>
             <w:r>
-              <w:t xml:space="preserve">) (section 13).</w:t>
+              <w:t xml:space="preserve">) (section 13). As of October 24, 2026,</w:t>
+            </w:r>
+            <w:r>
+              <w:t xml:space="preserve"> </w:t>
+            </w:r>
+            <w:r>
+              <w:rPr>
+                <w:i/>
+                <w:iCs/>
+              </w:rPr>
+              <w:t xml:space="preserve">v1.0.0</w:t>
+            </w:r>
+            <w:r>
+              <w:t xml:space="preserve"> </w:t>
+            </w:r>
+            <w:r>
+              <w:t xml:space="preserve">exists in 9 repositories (payment-service has it since that day, with its PR #2 merged); the mobile app has no tag yet (PR #1 open) and is implemented from</w:t>
+            </w:r>
+            <w:r>
+              <w:t xml:space="preserve"> </w:t>
+            </w:r>
+            <w:r>
+              <w:rPr>
+                <w:i/>
+                <w:iCs/>
+              </w:rPr>
+              <w:t xml:space="preserve">develop</w:t>
+            </w:r>
+            <w:r>
+              <w:t xml:space="preserve"> </w:t>
+            </w:r>
+            <w:r>
+              <w:t xml:space="preserve">until its first release (exception recorded in the corrective actions document, ACO-24). The public server runs</w:t>
+            </w:r>
+            <w:r>
+              <w:t xml:space="preserve"> </w:t>
+            </w:r>
+            <w:r>
+              <w:rPr>
+                <w:i/>
+                <w:iCs/>
+              </w:rPr>
+              <w:t xml:space="preserve">develop</w:t>
+            </w:r>
+            <w:r>
+              <w:t xml:space="preserve"> </w:t>
+            </w:r>
+            <w:r>
+              <w:t xml:space="preserve">of October 24, which will ship as</w:t>
+            </w:r>
+            <w:r>
+              <w:t xml:space="preserve"> </w:t>
+            </w:r>
+            <w:r>
+              <w:rPr>
+                <w:i/>
+                <w:iCs/>
+              </w:rPr>
+              <w:t xml:space="preserve">v1.1.0</w:t>
+            </w:r>
+            <w:r>
+              <w:t xml:space="preserve">.</w:t>
             </w:r>
           </w:p>
         </w:tc>
@@ -4917,7 +5699,7 @@
               <w:pStyle w:val="Compact"/>
             </w:pPr>
             <w:r>
-              <w:t xml:space="preserve">Updated action register.</w:t>
+              <w:t xml:space="preserve">Updated action register. As of October 24, 2026 it is met: no P0 or P1 is open and the 16 open ones (P2 and P3) have an action (Actions document, Table 10).</w:t>
             </w:r>
           </w:p>
         </w:tc>
@@ -5185,8 +5967,8 @@
         <w:t xml:space="preserve">Prepared by the authors from the definition of done and the testing strategy of the project (Vehicle Washing Development Team, 2026a).</w:t>
       </w:r>
     </w:p>
-    <w:bookmarkEnd w:id="37"/>
-    <w:bookmarkStart w:id="51" w:name="X16d36be11a9423c2740780572d5e75d1a4b3ddf"/>
+    <w:bookmarkEnd w:id="26"/>
+    <w:bookmarkStart w:id="40" w:name="X16d36be11a9423c2740780572d5e75d1a4b3ddf"/>
     <w:p>
       <w:pPr>
         <w:pStyle w:val="Heading2"/>
@@ -5203,7 +5985,7 @@
         <w:t xml:space="preserve">Each phase states its person responsible, its estimated duration, the steps, and the evidence recorded in the log (Annex D). The durations are estimates of this document for a first implementation on a machine that meets the requirements; later implementations of a new release take less time because phases 1 and 7 are shorter.</w:t>
       </w:r>
     </w:p>
-    <w:bookmarkStart w:id="38" w:name="Xd74441543736c888e8b40ce90fe88953e9db194"/>
+    <w:bookmarkStart w:id="27" w:name="Xd74441543736c888e8b40ce90fe88953e9db194"/>
     <w:p>
       <w:pPr>
         <w:pStyle w:val="Heading3"/>
@@ -5324,8 +6106,8 @@
         <w:t xml:space="preserve">record of the release, the window, and the participants in the log.</w:t>
       </w:r>
     </w:p>
-    <w:bookmarkEnd w:id="38"/>
-    <w:bookmarkStart w:id="39" w:name="Xaefc5a5b873559e8afe7b623c50e7621e9c406f"/>
+    <w:bookmarkEnd w:id="27"/>
+    <w:bookmarkStart w:id="28" w:name="Xaefc5a5b873559e8afe7b623c50e7621e9c406f"/>
     <w:p>
       <w:pPr>
         <w:pStyle w:val="Heading3"/>
@@ -5430,7 +6212,7 @@
         <w:t xml:space="preserve">side by side and with their original names</w:t>
       </w:r>
       <w:r>
-        <w:t xml:space="preserve">, at the release tag. The operations repository is called</w:t>
+        <w:t xml:space="preserve">, at the release tag. As of October 24, 2026, tag</w:t>
       </w:r>
       <w:r>
         <w:t xml:space="preserve"> </w:t>
@@ -5440,13 +6222,13 @@
           <w:i/>
           <w:iCs/>
         </w:rPr>
-        <w:t xml:space="preserve">lavarapido-operation-service</w:t>
-      </w:r>
-      <w:r>
-        <w:t xml:space="preserve"> </w:t>
-      </w:r>
-      <w:r>
-        <w:t xml:space="preserve">(singular), and</w:t>
+        <w:t xml:space="preserve">v1.0.0</w:t>
+      </w:r>
+      <w:r>
+        <w:t xml:space="preserve"> </w:t>
+      </w:r>
+      <w:r>
+        <w:t xml:space="preserve">exists in 9 repositories: payment-service has it since that day (its PR #2 was merged and its</w:t>
       </w:r>
       <w:r>
         <w:t xml:space="preserve"> </w:t>
@@ -5456,6 +6238,167 @@
           <w:i/>
           <w:iCs/>
         </w:rPr>
+        <w:t xml:space="preserve">main</w:t>
+      </w:r>
+      <w:r>
+        <w:t xml:space="preserve"> </w:t>
+      </w:r>
+      <w:r>
+        <w:t xml:space="preserve">includes the whole</w:t>
+      </w:r>
+      <w:r>
+        <w:t xml:space="preserve"> </w:t>
+      </w:r>
+      <w:r>
+        <w:rPr>
+          <w:i/>
+          <w:iCs/>
+        </w:rPr>
+        <w:t xml:space="preserve">develop</w:t>
+      </w:r>
+      <w:r>
+        <w:t xml:space="preserve">, so cloning it from</w:t>
+      </w:r>
+      <w:r>
+        <w:t xml:space="preserve"> </w:t>
+      </w:r>
+      <w:r>
+        <w:rPr>
+          <w:i/>
+          <w:iCs/>
+        </w:rPr>
+        <w:t xml:space="preserve">develop</w:t>
+      </w:r>
+      <w:r>
+        <w:t xml:space="preserve">, as in the block below, gives the same result); only the mobile app has no release. The fixes of October 23 and 24 are in</w:t>
+      </w:r>
+      <w:r>
+        <w:t xml:space="preserve"> </w:t>
+      </w:r>
+      <w:r>
+        <w:rPr>
+          <w:i/>
+          <w:iCs/>
+        </w:rPr>
+        <w:t xml:space="preserve">develop</w:t>
+      </w:r>
+      <w:r>
+        <w:t xml:space="preserve">, which is what runs on the public server since October 24, and will reach</w:t>
+      </w:r>
+      <w:r>
+        <w:t xml:space="preserve"> </w:t>
+      </w:r>
+      <w:r>
+        <w:rPr>
+          <w:i/>
+          <w:iCs/>
+        </w:rPr>
+        <w:t xml:space="preserve">main</w:t>
+      </w:r>
+      <w:r>
+        <w:t xml:space="preserve"> </w:t>
+      </w:r>
+      <w:r>
+        <w:t xml:space="preserve">with</w:t>
+      </w:r>
+      <w:r>
+        <w:t xml:space="preserve"> </w:t>
+      </w:r>
+      <w:r>
+        <w:rPr>
+          <w:i/>
+          <w:iCs/>
+        </w:rPr>
+        <w:t xml:space="preserve">v1.1.0</w:t>
+      </w:r>
+      <w:r>
+        <w:t xml:space="preserve">: to install that version earlier, replace</w:t>
+      </w:r>
+      <w:r>
+        <w:t xml:space="preserve"> </w:t>
+      </w:r>
+      <w:r>
+        <w:rPr>
+          <w:i/>
+          <w:iCs/>
+        </w:rPr>
+        <w:t xml:space="preserve">-b v1.0.0</w:t>
+      </w:r>
+      <w:r>
+        <w:t xml:space="preserve"> </w:t>
+      </w:r>
+      <w:r>
+        <w:t xml:space="preserve">with</w:t>
+      </w:r>
+      <w:r>
+        <w:t xml:space="preserve"> </w:t>
+      </w:r>
+      <w:r>
+        <w:rPr>
+          <w:i/>
+          <w:iCs/>
+        </w:rPr>
+        <w:t xml:space="preserve">-b develop</w:t>
+      </w:r>
+      <w:r>
+        <w:t xml:space="preserve"> </w:t>
+      </w:r>
+      <w:r>
+        <w:t xml:space="preserve">(on the public server,</w:t>
+      </w:r>
+      <w:r>
+        <w:t xml:space="preserve"> </w:t>
+      </w:r>
+      <w:r>
+        <w:rPr>
+          <w:i/>
+          <w:iCs/>
+        </w:rPr>
+        <w:t xml:space="preserve">BRANCH=develop</w:t>
+      </w:r>
+      <w:r>
+        <w:t xml:space="preserve">; without it,</w:t>
+      </w:r>
+      <w:r>
+        <w:t xml:space="preserve"> </w:t>
+      </w:r>
+      <w:r>
+        <w:rPr>
+          <w:i/>
+          <w:iCs/>
+        </w:rPr>
+        <w:t xml:space="preserve">setup-server.sh</w:t>
+      </w:r>
+      <w:r>
+        <w:t xml:space="preserve"> </w:t>
+      </w:r>
+      <w:r>
+        <w:t xml:space="preserve">stops because it never downgrades). The operations repository is called</w:t>
+      </w:r>
+      <w:r>
+        <w:t xml:space="preserve"> </w:t>
+      </w:r>
+      <w:r>
+        <w:rPr>
+          <w:i/>
+          <w:iCs/>
+        </w:rPr>
+        <w:t xml:space="preserve">lavarapido-operation-service</w:t>
+      </w:r>
+      <w:r>
+        <w:t xml:space="preserve"> </w:t>
+      </w:r>
+      <w:r>
+        <w:t xml:space="preserve">(singular), and</w:t>
+      </w:r>
+      <w:r>
+        <w:t xml:space="preserve"> </w:t>
+      </w:r>
+      <w:r>
+        <w:rPr>
+          <w:i/>
+          <w:iCs/>
+        </w:rPr>
         <w:t xml:space="preserve">docker-compose.yml</w:t>
       </w:r>
       <w:r>
@@ -5698,7 +6641,13 @@
         <w:rPr>
           <w:rStyle w:val="NormalTok"/>
         </w:rPr>
-        <w:t xml:space="preserve"> v1.0.0 https://github.com/merari0322/lavarapido-payment-service.git</w:t>
+        <w:t xml:space="preserve"> develop https://github.com/merari0322/lavarapido-payment-service.git   </w:t>
+      </w:r>
+      <w:r>
+        <w:rPr>
+          <w:rStyle w:val="CommentTok"/>
+        </w:rPr>
+        <w:t xml:space="preserve"># no tag yet</w:t>
       </w:r>
       <w:r>
         <w:br/>
@@ -6089,7 +7038,46 @@
               <w:pStyle w:val="Compact"/>
             </w:pPr>
             <w:r>
-              <w:t xml:space="preserve">Without it, booking and payment notices and reminders are not sent by email.</w:t>
+              <w:t xml:space="preserve">Without it, booking and payment notices and reminders are not sent by email, there is no automatic assignment and, since</w:t>
+            </w:r>
+            <w:r>
+              <w:t xml:space="preserve"> </w:t>
+            </w:r>
+            <w:r>
+              <w:rPr>
+                <w:i/>
+                <w:iCs/>
+              </w:rPr>
+              <w:t xml:space="preserve">develop</w:t>
+            </w:r>
+            <w:r>
+              <w:t xml:space="preserve"> </w:t>
+            </w:r>
+            <w:r>
+              <w:t xml:space="preserve">of October 23, 2026 (E-01), the operator cannot start or finish services. Since October 24 customer-service also receives it (together with</w:t>
+            </w:r>
+            <w:r>
+              <w:t xml:space="preserve"> </w:t>
+            </w:r>
+            <w:r>
+              <w:rPr>
+                <w:i/>
+                <w:iCs/>
+              </w:rPr>
+              <w:t xml:space="preserve">BOOKING_SERVICE_URL</w:t>
+            </w:r>
+            <w:r>
+              <w:t xml:space="preserve">, fixed in the compose file) to ask booking-service whether a vehicle has active bookings; in production the compose file does not start without it. Since October 26, 2026 payment-service also requires it (</w:t>
+            </w:r>
+            <w:r>
+              <w:rPr>
+                <w:i/>
+                <w:iCs/>
+              </w:rPr>
+              <w:t xml:space="preserve">docker-compose.prod.yml</w:t>
+            </w:r>
+            <w:r>
+              <w:t xml:space="preserve">): without it, booking-service cannot check with payment whether an overdue digital booking already has a receipt, and it cancels no booking for lack of payment.</w:t>
             </w:r>
           </w:p>
         </w:tc>
@@ -6163,7 +7151,49 @@
               <w:t xml:space="preserve"> </w:t>
             </w:r>
             <w:r>
-              <w:t xml:space="preserve">(the default value of the Compose file), demonstration accounts are created and Swagger is published.</w:t>
+              <w:t xml:space="preserve">(the default value of the Compose file), Swagger is published and the demonstration accounts whose password is in</w:t>
+            </w:r>
+            <w:r>
+              <w:t xml:space="preserve"> </w:t>
+            </w:r>
+            <w:r>
+              <w:rPr>
+                <w:i/>
+                <w:iCs/>
+              </w:rPr>
+              <w:t xml:space="preserve">DEMO_ADMIN_PASSWORD</w:t>
+            </w:r>
+            <w:r>
+              <w:t xml:space="preserve">,</w:t>
+            </w:r>
+            <w:r>
+              <w:t xml:space="preserve"> </w:t>
+            </w:r>
+            <w:r>
+              <w:rPr>
+                <w:i/>
+                <w:iCs/>
+              </w:rPr>
+              <w:t xml:space="preserve">DEMO_OPERATOR_PASSWORD</w:t>
+            </w:r>
+            <w:r>
+              <w:t xml:space="preserve">, or</w:t>
+            </w:r>
+            <w:r>
+              <w:t xml:space="preserve"> </w:t>
+            </w:r>
+            <w:r>
+              <w:rPr>
+                <w:i/>
+                <w:iCs/>
+              </w:rPr>
+              <w:t xml:space="preserve">DEMO_CLIENT_PASSWORD</w:t>
+            </w:r>
+            <w:r>
+              <w:t xml:space="preserve"> </w:t>
+            </w:r>
+            <w:r>
+              <w:t xml:space="preserve">are created (empty: that account is not created).</w:t>
             </w:r>
           </w:p>
         </w:tc>
@@ -6176,16 +7206,159 @@
               <w:pStyle w:val="Compact"/>
             </w:pPr>
             <w:r>
-              <w:t xml:space="preserve">MESSAGING_ENABLED</w:t>
-            </w:r>
-          </w:p>
-        </w:tc>
-        <w:tc>
-          <w:tcPr/>
-          <w:p>
-            <w:pPr>
-              <w:pStyle w:val="Compact"/>
-            </w:pPr>
+              <w:t xml:space="preserve">ALLOWED_EMAIL_DOMAINS</w:t>
+            </w:r>
+          </w:p>
+        </w:tc>
+        <w:tc>
+          <w:tcPr/>
+          <w:p>
+            <w:pPr>
+              <w:pStyle w:val="Compact"/>
+            </w:pPr>
+            <w:r>
+              <w:rPr>
+                <w:i/>
+                <w:iCs/>
+              </w:rPr>
+              <w:t xml:space="preserve">gmail.com</w:t>
+            </w:r>
+            <w:r>
+              <w:t xml:space="preserve"> </w:t>
+            </w:r>
+            <w:r>
+              <w:t xml:space="preserve">(default) or the business's list of domains, comma separated.</w:t>
+            </w:r>
+          </w:p>
+        </w:tc>
+        <w:tc>
+          <w:tcPr/>
+          <w:p>
+            <w:pPr>
+              <w:pStyle w:val="Compact"/>
+            </w:pPr>
+            <w:r>
+              <w:t xml:space="preserve">Since</w:t>
+            </w:r>
+            <w:r>
+              <w:t xml:space="preserve"> </w:t>
+            </w:r>
+            <w:r>
+              <w:rPr>
+                <w:i/>
+                <w:iCs/>
+              </w:rPr>
+              <w:t xml:space="preserve">develop</w:t>
+            </w:r>
+            <w:r>
+              <w:t xml:space="preserve"> </w:t>
+            </w:r>
+            <w:r>
+              <w:t xml:space="preserve">of October 23, 2026 (A-01), security-service only accepts those domains when registering, creating users, and changing the email (400</w:t>
+            </w:r>
+            <w:r>
+              <w:t xml:space="preserve"> </w:t>
+            </w:r>
+            <w:r>
+              <w:rPr>
+                <w:i/>
+                <w:iCs/>
+              </w:rPr>
+              <w:t xml:space="preserve">EMAIL_DOMAIN_NOT_ALLOWED</w:t>
+            </w:r>
+            <w:r>
+              <w:t xml:space="preserve">); since October 24 sign-in accepts any domain.</w:t>
+            </w:r>
+          </w:p>
+        </w:tc>
+      </w:tr>
+      <w:tr>
+        <w:tc>
+          <w:tcPr/>
+          <w:p>
+            <w:pPr>
+              <w:pStyle w:val="Compact"/>
+            </w:pPr>
+            <w:r>
+              <w:t xml:space="preserve">AUTH_RATE_LIMIT_*, TRUSTED_PROXIES, ROUTE_CONNECT_TIMEOUT, ROUTE_READ_TIMEOUT</w:t>
+            </w:r>
+          </w:p>
+        </w:tc>
+        <w:tc>
+          <w:tcPr/>
+          <w:p>
+            <w:pPr>
+              <w:pStyle w:val="Compact"/>
+            </w:pPr>
+            <w:r>
+              <w:t xml:space="preserve">Optional (api-gateway).</w:t>
+            </w:r>
+          </w:p>
+        </w:tc>
+        <w:tc>
+          <w:tcPr/>
+          <w:p>
+            <w:pPr>
+              <w:pStyle w:val="Compact"/>
+            </w:pPr>
+            <w:r>
+              <w:t xml:space="preserve">Since October 24, 2026: 60 requests per minute per IP on</w:t>
+            </w:r>
+            <w:r>
+              <w:t xml:space="preserve"> </w:t>
+            </w:r>
+            <w:r>
+              <w:rPr>
+                <w:i/>
+                <w:iCs/>
+              </w:rPr>
+              <w:t xml:space="preserve">/api/v1/auth/*</w:t>
+            </w:r>
+            <w:r>
+              <w:t xml:space="preserve"> </w:t>
+            </w:r>
+            <w:r>
+              <w:t xml:space="preserve">(</w:t>
+            </w:r>
+            <w:r>
+              <w:rPr>
+                <w:i/>
+                <w:iCs/>
+              </w:rPr>
+              <w:t xml:space="preserve">AUTH_RATE_LIMIT_ENABLED</w:t>
+            </w:r>
+            <w:r>
+              <w:t xml:space="preserve">,</w:t>
+            </w:r>
+            <w:r>
+              <w:t xml:space="preserve"> </w:t>
+            </w:r>
+            <w:r>
+              <w:rPr>
+                <w:i/>
+                <w:iCs/>
+              </w:rPr>
+              <w:t xml:space="preserve">_REQUESTS</w:t>
+            </w:r>
+            <w:r>
+              <w:t xml:space="preserve">, and</w:t>
+            </w:r>
+            <w:r>
+              <w:t xml:space="preserve"> </w:t>
+            </w:r>
+            <w:r>
+              <w:rPr>
+                <w:i/>
+                <w:iCs/>
+              </w:rPr>
+              <w:t xml:space="preserve">_WINDOW</w:t>
+            </w:r>
+            <w:r>
+              <w:t xml:space="preserve">:</w:t>
+            </w:r>
+            <w:r>
+              <w:t xml:space="preserve"> </w:t>
+            </w:r>
             <w:r>
               <w:rPr>
                 <w:i/>
@@ -6193,6 +7366,163 @@
               </w:rPr>
               <w:t xml:space="preserve">true</w:t>
             </w:r>
+            <w:r>
+              <w:t xml:space="preserve">,</w:t>
+            </w:r>
+            <w:r>
+              <w:t xml:space="preserve"> </w:t>
+            </w:r>
+            <w:r>
+              <w:rPr>
+                <w:i/>
+                <w:iCs/>
+              </w:rPr>
+              <w:t xml:space="preserve">60</w:t>
+            </w:r>
+            <w:r>
+              <w:t xml:space="preserve">, and</w:t>
+            </w:r>
+            <w:r>
+              <w:t xml:space="preserve"> </w:t>
+            </w:r>
+            <w:r>
+              <w:rPr>
+                <w:i/>
+                <w:iCs/>
+              </w:rPr>
+              <w:t xml:space="preserve">1m</w:t>
+            </w:r>
+            <w:r>
+              <w:t xml:space="preserve">), the client's real IP only from private networks (</w:t>
+            </w:r>
+            <w:r>
+              <w:rPr>
+                <w:i/>
+                <w:iCs/>
+              </w:rPr>
+              <w:t xml:space="preserve">TRUSTED_PROXIES</w:t>
+            </w:r>
+            <w:r>
+              <w:t xml:space="preserve">), and 5 s to connect and 60 s to read on each route. They have a default value in the service and are not yet in the compose file or</w:t>
+            </w:r>
+            <w:r>
+              <w:t xml:space="preserve"> </w:t>
+            </w:r>
+            <w:r>
+              <w:rPr>
+                <w:i/>
+                <w:iCs/>
+              </w:rPr>
+              <w:t xml:space="preserve">.env.example</w:t>
+            </w:r>
+            <w:r>
+              <w:t xml:space="preserve">: to change them, add them to the gateway's</w:t>
+            </w:r>
+            <w:r>
+              <w:t xml:space="preserve"> </w:t>
+            </w:r>
+            <w:r>
+              <w:rPr>
+                <w:i/>
+                <w:iCs/>
+              </w:rPr>
+              <w:t xml:space="preserve">environment</w:t>
+            </w:r>
+            <w:r>
+              <w:t xml:space="preserve"> </w:t>
+            </w:r>
+            <w:r>
+              <w:t xml:space="preserve">block.</w:t>
+            </w:r>
+          </w:p>
+        </w:tc>
+      </w:tr>
+      <w:tr>
+        <w:tc>
+          <w:tcPr/>
+          <w:p>
+            <w:pPr>
+              <w:pStyle w:val="Compact"/>
+            </w:pPr>
+            <w:r>
+              <w:t xml:space="preserve">START_LATE_LIMIT</w:t>
+            </w:r>
+          </w:p>
+        </w:tc>
+        <w:tc>
+          <w:tcPr/>
+          <w:p>
+            <w:pPr>
+              <w:pStyle w:val="Compact"/>
+            </w:pPr>
+            <w:r>
+              <w:t xml:space="preserve">Optional (operations-service).</w:t>
+            </w:r>
+          </w:p>
+        </w:tc>
+        <w:tc>
+          <w:tcPr/>
+          <w:p>
+            <w:pPr>
+              <w:pStyle w:val="Compact"/>
+            </w:pPr>
+            <w:r>
+              <w:t xml:space="preserve">Since October 24, 2026, how long after the end time the operator can start a service (default</w:t>
+            </w:r>
+            <w:r>
+              <w:t xml:space="preserve"> </w:t>
+            </w:r>
+            <w:r>
+              <w:rPr>
+                <w:i/>
+                <w:iCs/>
+              </w:rPr>
+              <w:t xml:space="preserve">PT4H</w:t>
+            </w:r>
+            <w:r>
+              <w:t xml:space="preserve">; afterwards, 409</w:t>
+            </w:r>
+            <w:r>
+              <w:t xml:space="preserve"> </w:t>
+            </w:r>
+            <w:r>
+              <w:rPr>
+                <w:i/>
+                <w:iCs/>
+              </w:rPr>
+              <w:t xml:space="preserve">SERVICE_TOO_LATE</w:t>
+            </w:r>
+            <w:r>
+              <w:t xml:space="preserve">). Like the previous ones, it is not in the compose file.</w:t>
+            </w:r>
+          </w:p>
+        </w:tc>
+      </w:tr>
+      <w:tr>
+        <w:tc>
+          <w:tcPr/>
+          <w:p>
+            <w:pPr>
+              <w:pStyle w:val="Compact"/>
+            </w:pPr>
+            <w:r>
+              <w:t xml:space="preserve">MESSAGING_ENABLED</w:t>
+            </w:r>
+          </w:p>
+        </w:tc>
+        <w:tc>
+          <w:tcPr/>
+          <w:p>
+            <w:pPr>
+              <w:pStyle w:val="Compact"/>
+            </w:pPr>
+            <w:r>
+              <w:rPr>
+                <w:i/>
+                <w:iCs/>
+              </w:rPr>
+              <w:t xml:space="preserve">true</w:t>
+            </w:r>
           </w:p>
         </w:tc>
         <w:tc>
@@ -6560,18 +7890,105 @@
               <w:pStyle w:val="Compact"/>
             </w:pPr>
             <w:r>
-              <w:t xml:space="preserve">Not set.</w:t>
-            </w:r>
-          </w:p>
-        </w:tc>
-        <w:tc>
-          <w:tcPr/>
-          <w:p>
-            <w:pPr>
-              <w:pStyle w:val="Compact"/>
-            </w:pPr>
-            <w:r>
-              <w:t xml:space="preserve">They have defaults (gateway session check on with 30 s and 3 s; cancellation of scheduled bookings that expired without confirmation every 5 minutes, with a 60-minute grace after the end; operations-service follow-up every 5 minutes for bookings that ended and nobody closed, which uses the same grace and</w:t>
+              <w:t xml:space="preserve">Optional (commented out in</w:t>
+            </w:r>
+            <w:r>
+              <w:t xml:space="preserve"> </w:t>
+            </w:r>
+            <w:r>
+              <w:rPr>
+                <w:i/>
+                <w:iCs/>
+              </w:rPr>
+              <w:t xml:space="preserve">.env.example</w:t>
+            </w:r>
+            <w:r>
+              <w:t xml:space="preserve"> </w:t>
+            </w:r>
+            <w:r>
+              <w:t xml:space="preserve">and</w:t>
+            </w:r>
+            <w:r>
+              <w:t xml:space="preserve"> </w:t>
+            </w:r>
+            <w:r>
+              <w:rPr>
+                <w:i/>
+                <w:iCs/>
+              </w:rPr>
+              <w:t xml:space="preserve">.env.production.example</w:t>
+            </w:r>
+            <w:r>
+              <w:t xml:space="preserve">).</w:t>
+            </w:r>
+          </w:p>
+        </w:tc>
+        <w:tc>
+          <w:tcPr/>
+          <w:p>
+            <w:pPr>
+              <w:pStyle w:val="Compact"/>
+            </w:pPr>
+            <w:r>
+              <w:t xml:space="preserve">They have defaults (gateway session check on with 30 s and 3 s; a 60-minute grace after the end,</w:t>
+            </w:r>
+            <w:r>
+              <w:t xml:space="preserve"> </w:t>
+            </w:r>
+            <w:r>
+              <w:rPr>
+                <w:i/>
+                <w:iCs/>
+              </w:rPr>
+              <w:t xml:space="preserve">BOOKING_EXPIRY_GRACE_MINUTES</w:t>
+            </w:r>
+            <w:r>
+              <w:t xml:space="preserve">;</w:t>
+            </w:r>
+            <w:r>
+              <w:t xml:space="preserve"> </w:t>
+            </w:r>
+            <w:r>
+              <w:rPr>
+                <w:i/>
+                <w:iCs/>
+              </w:rPr>
+              <w:t xml:space="preserve">BOOKING_EXPIRY_CHECK_ENABLED</w:t>
+            </w:r>
+            <w:r>
+              <w:t xml:space="preserve"> </w:t>
+            </w:r>
+            <w:r>
+              <w:t xml:space="preserve">and</w:t>
+            </w:r>
+            <w:r>
+              <w:t xml:space="preserve"> </w:t>
+            </w:r>
+            <w:r>
+              <w:rPr>
+                <w:i/>
+                <w:iCs/>
+              </w:rPr>
+              <w:t xml:space="preserve">BOOKING_EXPIRY_CHECK_INTERVAL</w:t>
+            </w:r>
+            <w:r>
+              <w:t xml:space="preserve"> </w:t>
+            </w:r>
+            <w:r>
+              <w:t xml:space="preserve">have no effect since October 24, 2026, because booking-service stopped cancelling bookings on its own; operations-service follow-up every 5 minutes for bookings that ended and nobody closed in the last 28 days,</w:t>
+            </w:r>
+            <w:r>
+              <w:t xml:space="preserve"> </w:t>
+            </w:r>
+            <w:r>
+              <w:rPr>
+                <w:i/>
+                <w:iCs/>
+              </w:rPr>
+              <w:t xml:space="preserve">FOLLOW_UP_LOOK_BACK_DAYS</w:t>
+            </w:r>
+            <w:r>
+              <w:t xml:space="preserve">, which uses the same grace and</w:t>
             </w:r>
             <w:r>
               <w:t xml:space="preserve"> </w:t>
@@ -6584,7 +8001,165 @@
               <w:t xml:space="preserve">INTERNAL_API_KEY</w:t>
             </w:r>
             <w:r>
-              <w:t xml:space="preserve">) and the Compose file does not pass them to the containers.</w:t>
+              <w:t xml:space="preserve">). There are nine and</w:t>
+            </w:r>
+            <w:r>
+              <w:t xml:space="preserve"> </w:t>
+            </w:r>
+            <w:r>
+              <w:rPr>
+                <w:i/>
+                <w:iCs/>
+              </w:rPr>
+              <w:t xml:space="preserve">docker-compose.yml</w:t>
+            </w:r>
+            <w:r>
+              <w:t xml:space="preserve"> </w:t>
+            </w:r>
+            <w:r>
+              <w:t xml:space="preserve">passes them to the containers.</w:t>
+            </w:r>
+          </w:p>
+        </w:tc>
+      </w:tr>
+      <w:tr>
+        <w:tc>
+          <w:tcPr/>
+          <w:p>
+            <w:pPr>
+              <w:pStyle w:val="Compact"/>
+            </w:pPr>
+            <w:r>
+              <w:t xml:space="preserve">BOOKING_CASH_ACTIVE_LIMIT, BOOKING_PAYMENT_WINDOW, BOOKING_PAYMENT_EXPIRY_ENABLED, BOOKING_PAYMENT_EXPIRY_INTERVAL</w:t>
+            </w:r>
+          </w:p>
+        </w:tc>
+        <w:tc>
+          <w:tcPr/>
+          <w:p>
+            <w:pPr>
+              <w:pStyle w:val="Compact"/>
+            </w:pPr>
+            <w:r>
+              <w:t xml:space="preserve">Optional (booking-service; commented out in</w:t>
+            </w:r>
+            <w:r>
+              <w:t xml:space="preserve"> </w:t>
+            </w:r>
+            <w:r>
+              <w:rPr>
+                <w:i/>
+                <w:iCs/>
+              </w:rPr>
+              <w:t xml:space="preserve">.env.example</w:t>
+            </w:r>
+            <w:r>
+              <w:t xml:space="preserve">).</w:t>
+            </w:r>
+          </w:p>
+        </w:tc>
+        <w:tc>
+          <w:tcPr/>
+          <w:p>
+            <w:pPr>
+              <w:pStyle w:val="Compact"/>
+            </w:pPr>
+            <w:r>
+              <w:t xml:space="preserve">Since October 26, 2026 (payment at booking): at most 1 active cash booking per customer, 30 minutes to upload the receipt of a booking with digital payment, and the task that cancels overdue ones on and every 60 seconds (</w:t>
+            </w:r>
+            <w:r>
+              <w:rPr>
+                <w:i/>
+                <w:iCs/>
+              </w:rPr>
+              <w:t xml:space="preserve">1</w:t>
+            </w:r>
+            <w:r>
+              <w:t xml:space="preserve">,</w:t>
+            </w:r>
+            <w:r>
+              <w:t xml:space="preserve"> </w:t>
+            </w:r>
+            <w:r>
+              <w:rPr>
+                <w:i/>
+                <w:iCs/>
+              </w:rPr>
+              <w:t xml:space="preserve">30m</w:t>
+            </w:r>
+            <w:r>
+              <w:t xml:space="preserve">,</w:t>
+            </w:r>
+            <w:r>
+              <w:t xml:space="preserve"> </w:t>
+            </w:r>
+            <w:r>
+              <w:rPr>
+                <w:i/>
+                <w:iCs/>
+              </w:rPr>
+              <w:t xml:space="preserve">true</w:t>
+            </w:r>
+            <w:r>
+              <w:t xml:space="preserve">, and</w:t>
+            </w:r>
+            <w:r>
+              <w:t xml:space="preserve"> </w:t>
+            </w:r>
+            <w:r>
+              <w:rPr>
+                <w:i/>
+                <w:iCs/>
+              </w:rPr>
+              <w:t xml:space="preserve">60s</w:t>
+            </w:r>
+            <w:r>
+              <w:t xml:space="preserve">).</w:t>
+            </w:r>
+            <w:r>
+              <w:t xml:space="preserve"> </w:t>
+            </w:r>
+            <w:r>
+              <w:rPr>
+                <w:i/>
+                <w:iCs/>
+              </w:rPr>
+              <w:t xml:space="preserve">docker-compose.yml</w:t>
+            </w:r>
+            <w:r>
+              <w:t xml:space="preserve"> </w:t>
+            </w:r>
+            <w:r>
+              <w:t xml:space="preserve">passes them to the container, together with</w:t>
+            </w:r>
+            <w:r>
+              <w:t xml:space="preserve"> </w:t>
+            </w:r>
+            <w:r>
+              <w:rPr>
+                <w:i/>
+                <w:iCs/>
+              </w:rPr>
+              <w:t xml:space="preserve">PAYMENT_SERVICE_URL</w:t>
+            </w:r>
+            <w:r>
+              <w:t xml:space="preserve"> </w:t>
+            </w:r>
+            <w:r>
+              <w:t xml:space="preserve">(fixed:</w:t>
+            </w:r>
+            <w:r>
+              <w:t xml:space="preserve"> </w:t>
+            </w:r>
+            <w:r>
+              <w:rPr>
+                <w:i/>
+                <w:iCs/>
+              </w:rPr>
+              <w:t xml:space="preserve">http://payment-service:3005</w:t>
+            </w:r>
+            <w:r>
+              <w:t xml:space="preserve">).</w:t>
             </w:r>
           </w:p>
         </w:tc>
@@ -6687,8 +8262,8 @@
         <w:t xml:space="preserve">is ignored.</w:t>
       </w:r>
     </w:p>
-    <w:bookmarkEnd w:id="39"/>
-    <w:bookmarkStart w:id="40" w:name="X6ae3f2fb8ffb3bc4f231bc9f701a275a998fb05"/>
+    <w:bookmarkEnd w:id="28"/>
+    <w:bookmarkStart w:id="29" w:name="X6ae3f2fb8ffb3bc4f231bc9f701a275a998fb05"/>
     <w:p>
       <w:pPr>
         <w:pStyle w:val="Heading3"/>
@@ -7012,8 +8587,8 @@
         <w:t xml:space="preserve">images built.</w:t>
       </w:r>
     </w:p>
-    <w:bookmarkEnd w:id="40"/>
-    <w:bookmarkStart w:id="41" w:name="Xdc7143a32c0fc4a6ee8e92d63e39ff31a061aad"/>
+    <w:bookmarkEnd w:id="29"/>
+    <w:bookmarkStart w:id="30" w:name="Xdc7143a32c0fc4a6ee8e92d63e39ff31a061aad"/>
     <w:p>
       <w:pPr>
         <w:pStyle w:val="Heading3"/>
@@ -7164,12 +8739,48 @@
         <w:rPr>
           <w:rStyle w:val="NormalTok"/>
         </w:rPr>
-        <w:t xml:space="preserve"> compose exec sqlserver /opt/mssql-tools18/bin/sqlcmd </w:t>
+        <w:t xml:space="preserve"> compose exec </w:t>
       </w:r>
       <w:r>
         <w:rPr>
           <w:rStyle w:val="AttributeTok"/>
         </w:rPr>
+        <w:t xml:space="preserve">-e</w:t>
+      </w:r>
+      <w:r>
+        <w:rPr>
+          <w:rStyle w:val="NormalTok"/>
+        </w:rPr>
+        <w:t xml:space="preserve"> SQLCMDPASSWORD=</w:t>
+      </w:r>
+      <w:r>
+        <w:rPr>
+          <w:rStyle w:val="StringTok"/>
+        </w:rPr>
+        <w:t xml:space="preserve">"</w:t>
+      </w:r>
+      <w:r>
+        <w:rPr>
+          <w:rStyle w:val="VariableTok"/>
+        </w:rPr>
+        <w:t xml:space="preserve">$DB_PASSWORD</w:t>
+      </w:r>
+      <w:r>
+        <w:rPr>
+          <w:rStyle w:val="StringTok"/>
+        </w:rPr>
+        <w:t xml:space="preserve">"</w:t>
+      </w:r>
+      <w:r>
+        <w:rPr>
+          <w:rStyle w:val="NormalTok"/>
+        </w:rPr>
+        <w:t xml:space="preserve"> sqlserver /opt/mssql-tools18/bin/sqlcmd </w:t>
+      </w:r>
+      <w:r>
+        <w:rPr>
+          <w:rStyle w:val="AttributeTok"/>
+        </w:rPr>
         <w:t xml:space="preserve">-S</w:t>
       </w:r>
       <w:r>
@@ -7194,217 +8805,345 @@
         <w:rPr>
           <w:rStyle w:val="AttributeTok"/>
         </w:rPr>
+        <w:t xml:space="preserve">-C</w:t>
+      </w:r>
+      <w:r>
+        <w:rPr>
+          <w:rStyle w:val="NormalTok"/>
+        </w:rPr>
+        <w:t xml:space="preserve"> </w:t>
+      </w:r>
+      <w:r>
+        <w:rPr>
+          <w:rStyle w:val="AttributeTok"/>
+        </w:rPr>
+        <w:t xml:space="preserve">-b</w:t>
+      </w:r>
+      <w:r>
+        <w:rPr>
+          <w:rStyle w:val="NormalTok"/>
+        </w:rPr>
+        <w:t xml:space="preserve"> </w:t>
+      </w:r>
+      <w:r>
+        <w:rPr>
+          <w:rStyle w:val="AttributeTok"/>
+        </w:rPr>
+        <w:t xml:space="preserve">-Q</w:t>
+      </w:r>
+      <w:r>
+        <w:rPr>
+          <w:rStyle w:val="NormalTok"/>
+        </w:rPr>
+        <w:t xml:space="preserve"> </w:t>
+      </w:r>
+      <w:r>
+        <w:rPr>
+          <w:rStyle w:val="DataTypeTok"/>
+        </w:rPr>
+        <w:t xml:space="preserve">\</w:t>
+      </w:r>
+      <w:r>
+        <w:br/>
+      </w:r>
+      <w:r>
+        <w:rPr>
+          <w:rStyle w:val="NormalTok"/>
+        </w:rPr>
+        <w:t xml:space="preserve">  </w:t>
+      </w:r>
+      <w:r>
+        <w:rPr>
+          <w:rStyle w:val="StringTok"/>
+        </w:rPr>
+        <w:t xml:space="preserve">"BACKUP DATABASE [LavaRapido] TO DISK = N'/var/opt/mssql/data/pre_v1.1.0.bak' WITH INIT, CHECKSUM"</w:t>
+      </w:r>
+      <w:r>
+        <w:br/>
+      </w:r>
+      <w:r>
+        <w:rPr>
+          <w:rStyle w:val="ExtensionTok"/>
+        </w:rPr>
+        <w:t xml:space="preserve">docker</w:t>
+      </w:r>
+      <w:r>
+        <w:rPr>
+          <w:rStyle w:val="NormalTok"/>
+        </w:rPr>
+        <w:t xml:space="preserve"> compose exec </w:t>
+      </w:r>
+      <w:r>
+        <w:rPr>
+          <w:rStyle w:val="AttributeTok"/>
+        </w:rPr>
+        <w:t xml:space="preserve">-e</w:t>
+      </w:r>
+      <w:r>
+        <w:rPr>
+          <w:rStyle w:val="NormalTok"/>
+        </w:rPr>
+        <w:t xml:space="preserve"> SQLCMDPASSWORD=</w:t>
+      </w:r>
+      <w:r>
+        <w:rPr>
+          <w:rStyle w:val="StringTok"/>
+        </w:rPr>
+        <w:t xml:space="preserve">"</w:t>
+      </w:r>
+      <w:r>
+        <w:rPr>
+          <w:rStyle w:val="VariableTok"/>
+        </w:rPr>
+        <w:t xml:space="preserve">$DB_PASSWORD</w:t>
+      </w:r>
+      <w:r>
+        <w:rPr>
+          <w:rStyle w:val="StringTok"/>
+        </w:rPr>
+        <w:t xml:space="preserve">"</w:t>
+      </w:r>
+      <w:r>
+        <w:rPr>
+          <w:rStyle w:val="NormalTok"/>
+        </w:rPr>
+        <w:t xml:space="preserve"> sqlserver /opt/mssql-tools18/bin/sqlcmd </w:t>
+      </w:r>
+      <w:r>
+        <w:rPr>
+          <w:rStyle w:val="AttributeTok"/>
+        </w:rPr>
+        <w:t xml:space="preserve">-S</w:t>
+      </w:r>
+      <w:r>
+        <w:rPr>
+          <w:rStyle w:val="NormalTok"/>
+        </w:rPr>
+        <w:t xml:space="preserve"> localhost </w:t>
+      </w:r>
+      <w:r>
+        <w:rPr>
+          <w:rStyle w:val="AttributeTok"/>
+        </w:rPr>
+        <w:t xml:space="preserve">-U</w:t>
+      </w:r>
+      <w:r>
+        <w:rPr>
+          <w:rStyle w:val="NormalTok"/>
+        </w:rPr>
+        <w:t xml:space="preserve"> sa </w:t>
+      </w:r>
+      <w:r>
+        <w:rPr>
+          <w:rStyle w:val="AttributeTok"/>
+        </w:rPr>
+        <w:t xml:space="preserve">-C</w:t>
+      </w:r>
+      <w:r>
+        <w:rPr>
+          <w:rStyle w:val="NormalTok"/>
+        </w:rPr>
+        <w:t xml:space="preserve"> </w:t>
+      </w:r>
+      <w:r>
+        <w:rPr>
+          <w:rStyle w:val="AttributeTok"/>
+        </w:rPr>
+        <w:t xml:space="preserve">-b</w:t>
+      </w:r>
+      <w:r>
+        <w:rPr>
+          <w:rStyle w:val="NormalTok"/>
+        </w:rPr>
+        <w:t xml:space="preserve"> </w:t>
+      </w:r>
+      <w:r>
+        <w:rPr>
+          <w:rStyle w:val="AttributeTok"/>
+        </w:rPr>
+        <w:t xml:space="preserve">-Q</w:t>
+      </w:r>
+      <w:r>
+        <w:rPr>
+          <w:rStyle w:val="NormalTok"/>
+        </w:rPr>
+        <w:t xml:space="preserve"> </w:t>
+      </w:r>
+      <w:r>
+        <w:rPr>
+          <w:rStyle w:val="DataTypeTok"/>
+        </w:rPr>
+        <w:t xml:space="preserve">\</w:t>
+      </w:r>
+      <w:r>
+        <w:br/>
+      </w:r>
+      <w:r>
+        <w:rPr>
+          <w:rStyle w:val="NormalTok"/>
+        </w:rPr>
+        <w:t xml:space="preserve">  </w:t>
+      </w:r>
+      <w:r>
+        <w:rPr>
+          <w:rStyle w:val="StringTok"/>
+        </w:rPr>
+        <w:t xml:space="preserve">"RESTORE VERIFYONLY FROM DISK = N'/var/opt/mssql/data/pre_v1.1.0.bak' WITH CHECKSUM"</w:t>
+      </w:r>
+      <w:r>
+        <w:br/>
+      </w:r>
+      <w:r>
+        <w:rPr>
+          <w:rStyle w:val="ExtensionTok"/>
+        </w:rPr>
+        <w:t xml:space="preserve">docker</w:t>
+      </w:r>
+      <w:r>
+        <w:rPr>
+          <w:rStyle w:val="NormalTok"/>
+        </w:rPr>
+        <w:t xml:space="preserve"> cp lavarapido-sqlserver:/var/opt/mssql/data/pre_v1.1.0.bak ./backups/</w:t>
+      </w:r>
+    </w:p>
+    <w:p>
+      <w:pPr>
+        <w:pStyle w:val="FirstParagraph"/>
+      </w:pPr>
+      <w:r>
+        <w:t xml:space="preserve">The command does not use</w:t>
+      </w:r>
+      <w:r>
+        <w:t xml:space="preserve"> </w:t>
+      </w:r>
+      <w:r>
+        <w:rPr>
+          <w:i/>
+          <w:iCs/>
+        </w:rPr>
+        <w:t xml:space="preserve">COMPRESSION</w:t>
+      </w:r>
+      <w:r>
+        <w:t xml:space="preserve">: SQL Server Express, the edition on the public server, does not support it and the backup would fail;</w:t>
+      </w:r>
+      <w:r>
+        <w:t xml:space="preserve"> </w:t>
+      </w:r>
+      <w:r>
+        <w:rPr>
+          <w:i/>
+          <w:iCs/>
+        </w:rPr>
+        <w:t xml:space="preserve">backup-db.sh</w:t>
+      </w:r>
+      <w:r>
+        <w:t xml:space="preserve"> </w:t>
+      </w:r>
+      <w:r>
+        <w:t xml:space="preserve">compresses afterwards with</w:t>
+      </w:r>
+      <w:r>
+        <w:t xml:space="preserve"> </w:t>
+      </w:r>
+      <w:r>
+        <w:rPr>
+          <w:i/>
+          <w:iCs/>
+        </w:rPr>
+        <w:t xml:space="preserve">gzip</w:t>
+      </w:r>
+      <w:r>
+        <w:t xml:space="preserve">. The password is given to</w:t>
+      </w:r>
+      <w:r>
+        <w:t xml:space="preserve"> </w:t>
+      </w:r>
+      <w:r>
+        <w:rPr>
+          <w:i/>
+          <w:iCs/>
+        </w:rPr>
+        <w:t xml:space="preserve">sqlcmd</w:t>
+      </w:r>
+      <w:r>
+        <w:t xml:space="preserve"> </w:t>
+      </w:r>
+      <w:r>
+        <w:t xml:space="preserve">in the</w:t>
+      </w:r>
+      <w:r>
+        <w:t xml:space="preserve"> </w:t>
+      </w:r>
+      <w:r>
+        <w:rPr>
+          <w:i/>
+          <w:iCs/>
+        </w:rPr>
+        <w:t xml:space="preserve">SQLCMDPASSWORD</w:t>
+      </w:r>
+      <w:r>
+        <w:t xml:space="preserve"> </w:t>
+      </w:r>
+      <w:r>
+        <w:t xml:space="preserve">variable and not with</w:t>
+      </w:r>
+      <w:r>
+        <w:t xml:space="preserve"> </w:t>
+      </w:r>
+      <w:r>
+        <w:rPr>
+          <w:i/>
+          <w:iCs/>
+        </w:rPr>
         <w:t xml:space="preserve">-P</w:t>
       </w:r>
       <w:r>
-        <w:rPr>
-          <w:rStyle w:val="NormalTok"/>
-        </w:rPr>
-        <w:t xml:space="preserve"> </w:t>
-      </w:r>
-      <w:r>
-        <w:rPr>
-          <w:rStyle w:val="StringTok"/>
-        </w:rPr>
-        <w:t xml:space="preserve">"</w:t>
-      </w:r>
-      <w:r>
-        <w:rPr>
-          <w:rStyle w:val="VariableTok"/>
-        </w:rPr>
-        <w:t xml:space="preserve">$DB_PASSWORD</w:t>
-      </w:r>
-      <w:r>
-        <w:rPr>
-          <w:rStyle w:val="StringTok"/>
-        </w:rPr>
-        <w:t xml:space="preserve">"</w:t>
-      </w:r>
-      <w:r>
-        <w:rPr>
-          <w:rStyle w:val="NormalTok"/>
-        </w:rPr>
-        <w:t xml:space="preserve"> </w:t>
-      </w:r>
-      <w:r>
-        <w:rPr>
-          <w:rStyle w:val="AttributeTok"/>
-        </w:rPr>
-        <w:t xml:space="preserve">-C</w:t>
-      </w:r>
-      <w:r>
-        <w:rPr>
-          <w:rStyle w:val="NormalTok"/>
-        </w:rPr>
-        <w:t xml:space="preserve"> </w:t>
-      </w:r>
-      <w:r>
-        <w:rPr>
-          <w:rStyle w:val="AttributeTok"/>
-        </w:rPr>
-        <w:t xml:space="preserve">-Q</w:t>
-      </w:r>
-      <w:r>
-        <w:rPr>
-          <w:rStyle w:val="NormalTok"/>
-        </w:rPr>
-        <w:t xml:space="preserve"> </w:t>
-      </w:r>
-      <w:r>
-        <w:rPr>
-          <w:rStyle w:val="DataTypeTok"/>
-        </w:rPr>
-        <w:t xml:space="preserve">\</w:t>
-      </w:r>
-      <w:r>
-        <w:br/>
-      </w:r>
-      <w:r>
-        <w:rPr>
-          <w:rStyle w:val="NormalTok"/>
-        </w:rPr>
-        <w:t xml:space="preserve">  </w:t>
-      </w:r>
-      <w:r>
-        <w:rPr>
-          <w:rStyle w:val="StringTok"/>
-        </w:rPr>
-        <w:t xml:space="preserve">"BACKUP DATABASE [LavaRapido] TO DISK = N'/var/opt/mssql/data/pre_v1.0.0.bak' WITH INIT, CHECKSUM, COMPRESSION"</w:t>
-      </w:r>
-      <w:r>
-        <w:br/>
-      </w:r>
-      <w:r>
-        <w:rPr>
-          <w:rStyle w:val="ExtensionTok"/>
-        </w:rPr>
-        <w:t xml:space="preserve">docker</w:t>
-      </w:r>
-      <w:r>
-        <w:rPr>
-          <w:rStyle w:val="NormalTok"/>
-        </w:rPr>
-        <w:t xml:space="preserve"> compose exec sqlserver /opt/mssql-tools18/bin/sqlcmd </w:t>
-      </w:r>
-      <w:r>
-        <w:rPr>
-          <w:rStyle w:val="AttributeTok"/>
-        </w:rPr>
-        <w:t xml:space="preserve">-S</w:t>
-      </w:r>
-      <w:r>
-        <w:rPr>
-          <w:rStyle w:val="NormalTok"/>
-        </w:rPr>
-        <w:t xml:space="preserve"> localhost </w:t>
-      </w:r>
-      <w:r>
-        <w:rPr>
-          <w:rStyle w:val="AttributeTok"/>
-        </w:rPr>
-        <w:t xml:space="preserve">-U</w:t>
-      </w:r>
-      <w:r>
-        <w:rPr>
-          <w:rStyle w:val="NormalTok"/>
-        </w:rPr>
-        <w:t xml:space="preserve"> sa </w:t>
-      </w:r>
-      <w:r>
-        <w:rPr>
-          <w:rStyle w:val="AttributeTok"/>
-        </w:rPr>
-        <w:t xml:space="preserve">-P</w:t>
-      </w:r>
-      <w:r>
-        <w:rPr>
-          <w:rStyle w:val="NormalTok"/>
-        </w:rPr>
-        <w:t xml:space="preserve"> </w:t>
-      </w:r>
-      <w:r>
-        <w:rPr>
-          <w:rStyle w:val="StringTok"/>
-        </w:rPr>
-        <w:t xml:space="preserve">"</w:t>
-      </w:r>
-      <w:r>
-        <w:rPr>
-          <w:rStyle w:val="VariableTok"/>
-        </w:rPr>
-        <w:t xml:space="preserve">$DB_PASSWORD</w:t>
-      </w:r>
-      <w:r>
-        <w:rPr>
-          <w:rStyle w:val="StringTok"/>
-        </w:rPr>
-        <w:t xml:space="preserve">"</w:t>
-      </w:r>
-      <w:r>
-        <w:rPr>
-          <w:rStyle w:val="NormalTok"/>
-        </w:rPr>
-        <w:t xml:space="preserve"> </w:t>
-      </w:r>
-      <w:r>
-        <w:rPr>
-          <w:rStyle w:val="AttributeTok"/>
-        </w:rPr>
-        <w:t xml:space="preserve">-C</w:t>
-      </w:r>
-      <w:r>
-        <w:rPr>
-          <w:rStyle w:val="NormalTok"/>
-        </w:rPr>
-        <w:t xml:space="preserve"> </w:t>
-      </w:r>
-      <w:r>
-        <w:rPr>
-          <w:rStyle w:val="AttributeTok"/>
-        </w:rPr>
-        <w:t xml:space="preserve">-Q</w:t>
-      </w:r>
-      <w:r>
-        <w:rPr>
-          <w:rStyle w:val="NormalTok"/>
-        </w:rPr>
-        <w:t xml:space="preserve"> </w:t>
-      </w:r>
-      <w:r>
-        <w:rPr>
-          <w:rStyle w:val="DataTypeTok"/>
-        </w:rPr>
-        <w:t xml:space="preserve">\</w:t>
-      </w:r>
-      <w:r>
-        <w:br/>
-      </w:r>
-      <w:r>
-        <w:rPr>
-          <w:rStyle w:val="NormalTok"/>
-        </w:rPr>
-        <w:t xml:space="preserve">  </w:t>
-      </w:r>
-      <w:r>
-        <w:rPr>
-          <w:rStyle w:val="StringTok"/>
-        </w:rPr>
-        <w:t xml:space="preserve">"RESTORE VERIFYONLY FROM DISK = N'/var/opt/mssql/data/pre_v1.0.0.bak' WITH CHECKSUM"</w:t>
-      </w:r>
-      <w:r>
-        <w:br/>
-      </w:r>
-      <w:r>
-        <w:rPr>
-          <w:rStyle w:val="ExtensionTok"/>
-        </w:rPr>
-        <w:t xml:space="preserve">docker</w:t>
-      </w:r>
-      <w:r>
-        <w:rPr>
-          <w:rStyle w:val="NormalTok"/>
-        </w:rPr>
-        <w:t xml:space="preserve"> cp lavarapido-sqlserver:/var/opt/mssql/data/pre_v1.0.0.bak ./backups/</w:t>
+        <w:t xml:space="preserve">, as</w:t>
+      </w:r>
+      <w:r>
+        <w:t xml:space="preserve"> </w:t>
+      </w:r>
+      <w:r>
+        <w:rPr>
+          <w:i/>
+          <w:iCs/>
+        </w:rPr>
+        <w:t xml:space="preserve">backup-db.sh</w:t>
+      </w:r>
+      <w:r>
+        <w:t xml:space="preserve"> </w:t>
+      </w:r>
+      <w:r>
+        <w:t xml:space="preserve">does. On the public server this command is not written: use</w:t>
+      </w:r>
+      <w:r>
+        <w:t xml:space="preserve"> </w:t>
+      </w:r>
+      <w:r>
+        <w:rPr>
+          <w:i/>
+          <w:iCs/>
+        </w:rPr>
+        <w:t xml:space="preserve">bash ~/lavarapido/lavarapido-infra/deploy/backup-db.sh</w:t>
+      </w:r>
+      <w:r>
+        <w:t xml:space="preserve"> </w:t>
+      </w:r>
+      <w:r>
+        <w:t xml:space="preserve">and, to prove that the backup works,</w:t>
+      </w:r>
+      <w:r>
+        <w:t xml:space="preserve"> </w:t>
+      </w:r>
+      <w:r>
+        <w:rPr>
+          <w:i/>
+          <w:iCs/>
+        </w:rPr>
+        <w:t xml:space="preserve">deploy/verify-backup.sh</w:t>
+      </w:r>
+      <w:r>
+        <w:t xml:space="preserve">.</w:t>
       </w:r>
     </w:p>
     <w:p>
@@ -7494,8 +9233,8 @@
         <w:t xml:space="preserve">).</w:t>
       </w:r>
     </w:p>
-    <w:bookmarkEnd w:id="41"/>
-    <w:bookmarkStart w:id="42" w:name="X648a4c5395412dc1365124b9702aa6166247c59"/>
+    <w:bookmarkEnd w:id="30"/>
+    <w:bookmarkStart w:id="31" w:name="X648a4c5395412dc1365124b9702aa6166247c59"/>
     <w:p>
       <w:pPr>
         <w:pStyle w:val="Heading3"/>
@@ -7817,8 +9556,8 @@
         <w:t xml:space="preserve">.</w:t>
       </w:r>
     </w:p>
-    <w:bookmarkEnd w:id="42"/>
-    <w:bookmarkStart w:id="43" w:name="Xc92a7c9a38c9cd0ce409645c59f4f108323e87b"/>
+    <w:bookmarkEnd w:id="31"/>
+    <w:bookmarkStart w:id="32" w:name="Xc92a7c9a38c9cd0ce409645c59f4f108323e87b"/>
     <w:p>
       <w:pPr>
         <w:pStyle w:val="Heading3"/>
@@ -8257,8 +9996,8 @@
         <w:t xml:space="preserve">output of the health loop and of the table count.</w:t>
       </w:r>
     </w:p>
-    <w:bookmarkEnd w:id="43"/>
-    <w:bookmarkStart w:id="44" w:name="Xcbc98894fe8ba281969ddae9ca2a6547ca7d4fd"/>
+    <w:bookmarkEnd w:id="32"/>
+    <w:bookmarkStart w:id="33" w:name="Xcbc98894fe8ba281969ddae9ca2a6547ca7d4fd"/>
     <w:p>
       <w:pPr>
         <w:pStyle w:val="Heading3"/>
@@ -8655,8 +10394,8 @@
         <w:t xml:space="preserve">screenshot of the welcome screen served from the server, with the address bar visible.</w:t>
       </w:r>
     </w:p>
-    <w:bookmarkEnd w:id="44"/>
-    <w:bookmarkStart w:id="45" w:name="X5cd6893bc783334df63bef440f34f61492eba8a"/>
+    <w:bookmarkEnd w:id="33"/>
+    <w:bookmarkStart w:id="34" w:name="X5cd6893bc783334df63bef440f34f61492eba8a"/>
     <w:p>
       <w:pPr>
         <w:pStyle w:val="Heading3"/>
@@ -9337,8 +11076,8 @@
         <w:t xml:space="preserve">screenshot of each configured screen and list of the accounts created (without passwords).</w:t>
       </w:r>
     </w:p>
-    <w:bookmarkEnd w:id="45"/>
-    <w:bookmarkStart w:id="46" w:name="X8f8d30051eb0e394bc26ab5b2e8951df761ce3f"/>
+    <w:bookmarkEnd w:id="34"/>
+    <w:bookmarkStart w:id="35" w:name="X8f8d30051eb0e394bc26ab5b2e8951df761ce3f"/>
     <w:p>
       <w:pPr>
         <w:pStyle w:val="Heading3"/>
@@ -9953,8 +11692,8 @@
         <w:t xml:space="preserve">the eleven tests pass. A failure in H1 to H8, H10, or H11 triggers the rollback evaluation (section 12).</w:t>
       </w:r>
     </w:p>
-    <w:bookmarkEnd w:id="46"/>
-    <w:bookmarkStart w:id="47" w:name="X16f17a49aae63656e0fbb9070dd0fce43967605"/>
+    <w:bookmarkEnd w:id="35"/>
+    <w:bookmarkStart w:id="36" w:name="X16f17a49aae63656e0fbb9070dd0fce43967605"/>
     <w:p>
       <w:pPr>
         <w:pStyle w:val="Heading3"/>
@@ -10127,8 +11866,8 @@
         <w:t xml:space="preserve">signed acceptance record and results of the cases.</w:t>
       </w:r>
     </w:p>
-    <w:bookmarkEnd w:id="47"/>
-    <w:bookmarkStart w:id="48" w:name="X1d566b1a6d226e903146a5a7808a961d1329525"/>
+    <w:bookmarkEnd w:id="36"/>
+    <w:bookmarkStart w:id="37" w:name="X1d566b1a6d226e903146a5a7808a961d1329525"/>
     <w:p>
       <w:pPr>
         <w:pStyle w:val="Heading3"/>
@@ -10477,8 +12216,8 @@
         <w:t xml:space="preserve">attendance list with date, topic, and signature.</w:t>
       </w:r>
     </w:p>
-    <w:bookmarkEnd w:id="48"/>
-    <w:bookmarkStart w:id="49" w:name="Xa014d7ea3c0982362e795ab9ace6b369e25e103"/>
+    <w:bookmarkEnd w:id="37"/>
+    <w:bookmarkStart w:id="38" w:name="Xa014d7ea3c0982362e795ab9ace6b369e25e103"/>
     <w:p>
       <w:pPr>
         <w:pStyle w:val="Heading3"/>
@@ -10925,8 +12664,8 @@
         <w:t xml:space="preserve">daily record of the monitoring and of the incidents handled.</w:t>
       </w:r>
     </w:p>
-    <w:bookmarkEnd w:id="49"/>
-    <w:bookmarkStart w:id="50" w:name="X47ae46c391d553bda87b61c467aededa6f100e3"/>
+    <w:bookmarkEnd w:id="38"/>
+    <w:bookmarkStart w:id="39" w:name="X47ae46c391d553bda87b61c467aededa6f100e3"/>
     <w:p>
       <w:pPr>
         <w:pStyle w:val="Heading3"/>
@@ -11017,9 +12756,9 @@
         <w:t xml:space="preserve">File the log, the acceptance record, and the attendance lists with the implemented release.</w:t>
       </w:r>
     </w:p>
-    <w:bookmarkEnd w:id="50"/>
-    <w:bookmarkEnd w:id="51"/>
-    <w:bookmarkStart w:id="52" w:name="X318f2d4db8cdd0f1c43cba12c2e24a0d5d03e5f"/>
+    <w:bookmarkEnd w:id="39"/>
+    <w:bookmarkEnd w:id="40"/>
+    <w:bookmarkStart w:id="41" w:name="X318f2d4db8cdd0f1c43cba12c2e24a0d5d03e5f"/>
     <w:p>
       <w:pPr>
         <w:pStyle w:val="Heading2"/>
@@ -11377,27 +13116,204 @@
         </w:numPr>
       </w:pPr>
       <w:r>
-        <w:t xml:space="preserve">In each repository, return to the previous tag (</w:t>
+        <w:t xml:space="preserve">In each affected repository, return to the previous version written down in phase 3: its tag (the first one that exists is</w:t>
+      </w:r>
+      <w:r>
+        <w:t xml:space="preserve"> </w:t>
       </w:r>
       <w:r>
         <w:rPr>
           <w:i/>
           <w:iCs/>
         </w:rPr>
-        <w:t xml:space="preserve">git checkout v0.9.0</w:t>
-      </w:r>
-      <w:r>
-        <w:t xml:space="preserve">), rebuild, and start:</w:t>
-      </w:r>
-      <w:r>
-        <w:t xml:space="preserve"> </w:t>
+        <w:t xml:space="preserve">v1.0.0</w:t>
+      </w:r>
+      <w:r>
+        <w:t xml:space="preserve">; there are no earlier tagged versions) or, if it has none, its commit (</w:t>
       </w:r>
       <w:r>
         <w:rPr>
           <w:i/>
           <w:iCs/>
         </w:rPr>
+        <w:t xml:space="preserve">git checkout &lt;tag or commit&gt;</w:t>
+      </w:r>
+      <w:r>
+        <w:t xml:space="preserve">); then rebuild and start:</w:t>
+      </w:r>
+      <w:r>
+        <w:t xml:space="preserve"> </w:t>
+      </w:r>
+      <w:r>
+        <w:rPr>
+          <w:i/>
+          <w:iCs/>
+        </w:rPr>
         <w:t xml:space="preserve">docker compose --profile app up -d --build</w:t>
+      </w:r>
+      <w:r>
+        <w:t xml:space="preserve">. On the public server it is not done this way, because</w:t>
+      </w:r>
+      <w:r>
+        <w:t xml:space="preserve"> </w:t>
+      </w:r>
+      <w:r>
+        <w:rPr>
+          <w:i/>
+          <w:iCs/>
+        </w:rPr>
+        <w:t xml:space="preserve">update-server.sh</w:t>
+      </w:r>
+      <w:r>
+        <w:t xml:space="preserve"> </w:t>
+      </w:r>
+      <w:r>
+        <w:t xml:space="preserve">pulls the tip of the branch again: revert the change on GitHub (</w:t>
+      </w:r>
+      <w:r>
+        <w:rPr>
+          <w:i/>
+          <w:iCs/>
+        </w:rPr>
+        <w:t xml:space="preserve">git revert</w:t>
+      </w:r>
+      <w:r>
+        <w:t xml:space="preserve"> </w:t>
+      </w:r>
+      <w:r>
+        <w:t xml:space="preserve">in a branch with its PR) and deploy again or, in an emergency, go back to the images</w:t>
+      </w:r>
+      <w:r>
+        <w:t xml:space="preserve"> </w:t>
+      </w:r>
+      <w:r>
+        <w:rPr>
+          <w:i/>
+          <w:iCs/>
+        </w:rPr>
+        <w:t xml:space="preserve">update-server.sh</w:t>
+      </w:r>
+      <w:r>
+        <w:t xml:space="preserve"> </w:t>
+      </w:r>
+      <w:r>
+        <w:t xml:space="preserve">kept as</w:t>
+      </w:r>
+      <w:r>
+        <w:t xml:space="preserve"> </w:t>
+      </w:r>
+      <w:r>
+        <w:rPr>
+          <w:i/>
+          <w:iCs/>
+        </w:rPr>
+        <w:t xml:space="preserve">:prev</w:t>
+      </w:r>
+      <w:r>
+        <w:t xml:space="preserve"> </w:t>
+      </w:r>
+      <w:r>
+        <w:t xml:space="preserve">with</w:t>
+      </w:r>
+      <w:r>
+        <w:t xml:space="preserve"> </w:t>
+      </w:r>
+      <w:r>
+        <w:rPr>
+          <w:i/>
+          <w:iCs/>
+        </w:rPr>
+        <w:t xml:space="preserve">bash deploy/rollback.sh</w:t>
+      </w:r>
+      <w:r>
+        <w:t xml:space="preserve"> </w:t>
+      </w:r>
+      <w:r>
+        <w:t xml:space="preserve">(all services) or</w:t>
+      </w:r>
+      <w:r>
+        <w:t xml:space="preserve"> </w:t>
+      </w:r>
+      <w:r>
+        <w:rPr>
+          <w:i/>
+          <w:iCs/>
+        </w:rPr>
+        <w:t xml:space="preserve">rollback.sh &lt;service&gt;</w:t>
+      </w:r>
+      <w:r>
+        <w:t xml:space="preserve">, which asks to type</w:t>
+      </w:r>
+      <w:r>
+        <w:t xml:space="preserve"> </w:t>
+      </w:r>
+      <w:r>
+        <w:rPr>
+          <w:i/>
+          <w:iCs/>
+        </w:rPr>
+        <w:t xml:space="preserve">VOLVER</w:t>
+      </w:r>
+      <w:r>
+        <w:t xml:space="preserve">, recreates the containers without building, and waits for them to be healthy (Deployment Document, section 3.4). Since October 24, 2026</w:t>
+      </w:r>
+      <w:r>
+        <w:t xml:space="preserve"> </w:t>
+      </w:r>
+      <w:r>
+        <w:rPr>
+          <w:i/>
+          <w:iCs/>
+        </w:rPr>
+        <w:t xml:space="preserve">restore-db.sh</w:t>
+      </w:r>
+      <w:r>
+        <w:t xml:space="preserve"> </w:t>
+      </w:r>
+      <w:r>
+        <w:t xml:space="preserve">runs</w:t>
+      </w:r>
+      <w:r>
+        <w:t xml:space="preserve"> </w:t>
+      </w:r>
+      <w:r>
+        <w:rPr>
+          <w:i/>
+          <w:iCs/>
+        </w:rPr>
+        <w:t xml:space="preserve">payment-migrate</w:t>
+      </w:r>
+      <w:r>
+        <w:t xml:space="preserve"> </w:t>
+      </w:r>
+      <w:r>
+        <w:t xml:space="preserve">at the end and</w:t>
+      </w:r>
+      <w:r>
+        <w:t xml:space="preserve"> </w:t>
+      </w:r>
+      <w:r>
+        <w:rPr>
+          <w:i/>
+          <w:iCs/>
+        </w:rPr>
+        <w:t xml:space="preserve">setup-server.sh</w:t>
+      </w:r>
+      <w:r>
+        <w:t xml:space="preserve"> </w:t>
+      </w:r>
+      <w:r>
+        <w:t xml:space="preserve">never downgrades without</w:t>
+      </w:r>
+      <w:r>
+        <w:t xml:space="preserve"> </w:t>
+      </w:r>
+      <w:r>
+        <w:rPr>
+          <w:i/>
+          <w:iCs/>
+        </w:rPr>
+        <w:t xml:space="preserve">ALLOW_DOWNGRADE=1</w:t>
       </w:r>
       <w:r>
         <w:t xml:space="preserve">.</w:t>
@@ -11501,8 +13417,8 @@
         <w:t xml:space="preserve">the records after the backup of phase 3.</w:t>
       </w:r>
     </w:p>
-    <w:bookmarkEnd w:id="52"/>
-    <w:bookmarkStart w:id="53" w:name="X96004eec5cb46a8f29392228e6af7d000fd94c0"/>
+    <w:bookmarkEnd w:id="41"/>
+    <w:bookmarkStart w:id="42" w:name="X96004eec5cb46a8f29392228e6af7d000fd94c0"/>
     <w:p>
       <w:pPr>
         <w:pStyle w:val="Heading2"/>
@@ -11530,7 +13446,7 @@
         <w:t xml:space="preserve"> </w:t>
       </w:r>
       <w:r>
-        <w:t xml:space="preserve">Each implemented release is tagged in the eleven repositories with the same name (semantic versioning:</w:t>
+        <w:t xml:space="preserve">Each implemented release is tagged in the code repositories with the same name (semantic versioning:</w:t>
       </w:r>
       <w:r>
         <w:t xml:space="preserve"> </w:t>
@@ -11556,7 +13472,52 @@
         <w:t xml:space="preserve">v1.0.0</w:t>
       </w:r>
       <w:r>
-        <w:t xml:space="preserve">). Tags make it possible to rebuild exactly what was implemented and to roll back.</w:t>
+        <w:t xml:space="preserve">). Tags make it possible to rebuild exactly what was implemented and to roll back. Status as of October 24, 2026:</w:t>
+      </w:r>
+      <w:r>
+        <w:t xml:space="preserve"> </w:t>
+      </w:r>
+      <w:r>
+        <w:rPr>
+          <w:i/>
+          <w:iCs/>
+        </w:rPr>
+        <w:t xml:space="preserve">v1.0.0</w:t>
+      </w:r>
+      <w:r>
+        <w:t xml:space="preserve"> </w:t>
+      </w:r>
+      <w:r>
+        <w:t xml:space="preserve">in 9 repositories (web, api-gateway, security, customer, booking, operations, notification, and infra since October 23, and payment-service since the 24th, with its PR #2 merged); the mobile app is missing (PR #1 open), and</w:t>
+      </w:r>
+      <w:r>
+        <w:t xml:space="preserve"> </w:t>
+      </w:r>
+      <w:r>
+        <w:rPr>
+          <w:i/>
+          <w:iCs/>
+        </w:rPr>
+        <w:t xml:space="preserve">develop</w:t>
+      </w:r>
+      <w:r>
+        <w:t xml:space="preserve"> </w:t>
+      </w:r>
+      <w:r>
+        <w:t xml:space="preserve">already has the fixes of October 23 and 24 for</w:t>
+      </w:r>
+      <w:r>
+        <w:t xml:space="preserve"> </w:t>
+      </w:r>
+      <w:r>
+        <w:rPr>
+          <w:i/>
+          <w:iCs/>
+        </w:rPr>
+        <w:t xml:space="preserve">v1.1.0</w:t>
+      </w:r>
+      <w:r>
+        <w:t xml:space="preserve">.</w:t>
       </w:r>
     </w:p>
     <w:p>
@@ -11588,13 +13549,10 @@
           <w:i/>
           <w:iCs/>
         </w:rPr>
-        <w:t xml:space="preserve">develop</w:t>
-      </w:r>
-      <w:r>
-        <w:t xml:space="preserve"> </w:t>
-      </w:r>
-      <w:r>
-        <w:t xml:space="preserve">or</w:t>
+        <w:t xml:space="preserve">main</w:t>
+      </w:r>
+      <w:r>
+        <w:t xml:space="preserve">, which has the tagged version; payment-service, while it has no release, from</w:t>
       </w:r>
       <w:r>
         <w:t xml:space="preserve"> </w:t>
@@ -11604,13 +13562,10 @@
           <w:i/>
           <w:iCs/>
         </w:rPr>
-        <w:t xml:space="preserve">main</w:t>
-      </w:r>
-      <w:r>
-        <w:t xml:space="preserve"> </w:t>
-      </w:r>
-      <w:r>
-        <w:t xml:space="preserve">(conventions of</w:t>
+        <w:t xml:space="preserve">develop</w:t>
+      </w:r>
+      <w:r>
+        <w:t xml:space="preserve">; never from a</w:t>
       </w:r>
       <w:r>
         <w:t xml:space="preserve"> </w:t>
@@ -11620,10 +13575,13 @@
           <w:i/>
           <w:iCs/>
         </w:rPr>
-        <w:t xml:space="preserve">00-governance/git-conventions.md</w:t>
-      </w:r>
-      <w:r>
-        <w:t xml:space="preserve">); never from a</w:t>
+        <w:t xml:space="preserve">feature/*</w:t>
+      </w:r>
+      <w:r>
+        <w:t xml:space="preserve"> </w:t>
+      </w:r>
+      <w:r>
+        <w:t xml:space="preserve">branch. The public server runs</w:t>
       </w:r>
       <w:r>
         <w:t xml:space="preserve"> </w:t>
@@ -11633,13 +13591,58 @@
           <w:i/>
           <w:iCs/>
         </w:rPr>
-        <w:t xml:space="preserve">feature/*</w:t>
-      </w:r>
-      <w:r>
-        <w:t xml:space="preserve"> </w:t>
-      </w:r>
-      <w:r>
-        <w:t xml:space="preserve">branch.</w:t>
+        <w:t xml:space="preserve">develop</w:t>
+      </w:r>
+      <w:r>
+        <w:t xml:space="preserve"> </w:t>
+      </w:r>
+      <w:r>
+        <w:t xml:space="preserve">of October 24, 2026 and is updated with</w:t>
+      </w:r>
+      <w:r>
+        <w:t xml:space="preserve"> </w:t>
+      </w:r>
+      <w:r>
+        <w:rPr>
+          <w:i/>
+          <w:iCs/>
+        </w:rPr>
+        <w:t xml:space="preserve">BRANCH=develop</w:t>
+      </w:r>
+      <w:r>
+        <w:t xml:space="preserve"> </w:t>
+      </w:r>
+      <w:r>
+        <w:t xml:space="preserve">until</w:t>
+      </w:r>
+      <w:r>
+        <w:t xml:space="preserve"> </w:t>
+      </w:r>
+      <w:r>
+        <w:rPr>
+          <w:i/>
+          <w:iCs/>
+        </w:rPr>
+        <w:t xml:space="preserve">v1.1.0</w:t>
+      </w:r>
+      <w:r>
+        <w:t xml:space="preserve">; afterwards, continuous deployment deploys</w:t>
+      </w:r>
+      <w:r>
+        <w:t xml:space="preserve"> </w:t>
+      </w:r>
+      <w:r>
+        <w:rPr>
+          <w:i/>
+          <w:iCs/>
+        </w:rPr>
+        <w:t xml:space="preserve">main</w:t>
+      </w:r>
+      <w:r>
+        <w:t xml:space="preserve"> </w:t>
+      </w:r>
+      <w:r>
+        <w:t xml:space="preserve">(Deployment Document, section 4.3.4).</w:t>
       </w:r>
     </w:p>
     <w:p>
@@ -11677,17 +13680,91 @@
         <w:t xml:space="preserve"> </w:t>
       </w:r>
       <w:r>
-        <w:t xml:space="preserve">images. To keep the previous release, each image can be tagged with the current release before rebuilding (</w:t>
+        <w:t xml:space="preserve">images. To keep the previous release, each image is tagged before rebuilding (</w:t>
       </w:r>
       <w:r>
         <w:rPr>
           <w:i/>
           <w:iCs/>
         </w:rPr>
-        <w:t xml:space="preserve">docker tag lavarapido/booking-service:local lavarapido/booking-service:v0.9.0</w:t>
-      </w:r>
-      <w:r>
-        <w:t xml:space="preserve">).</w:t>
+        <w:t xml:space="preserve">docker tag lavarapido/booking-service:local lavarapido/booking-service:prev</w:t>
+      </w:r>
+      <w:r>
+        <w:t xml:space="preserve">, or with the name of the current version,</w:t>
+      </w:r>
+      <w:r>
+        <w:t xml:space="preserve"> </w:t>
+      </w:r>
+      <w:r>
+        <w:rPr>
+          <w:i/>
+          <w:iCs/>
+        </w:rPr>
+        <w:t xml:space="preserve">:v1.0.0</w:t>
+      </w:r>
+      <w:r>
+        <w:t xml:space="preserve">); to go back, do the reverse and</w:t>
+      </w:r>
+      <w:r>
+        <w:t xml:space="preserve"> </w:t>
+      </w:r>
+      <w:r>
+        <w:rPr>
+          <w:i/>
+          <w:iCs/>
+        </w:rPr>
+        <w:t xml:space="preserve">docker compose up -d --no-build &lt;service&gt;</w:t>
+      </w:r>
+      <w:r>
+        <w:t xml:space="preserve">. On the public server they do it on their own since October 24, 2026:</w:t>
+      </w:r>
+      <w:r>
+        <w:t xml:space="preserve"> </w:t>
+      </w:r>
+      <w:r>
+        <w:rPr>
+          <w:i/>
+          <w:iCs/>
+        </w:rPr>
+        <w:t xml:space="preserve">update-server.sh</w:t>
+      </w:r>
+      <w:r>
+        <w:t xml:space="preserve"> </w:t>
+      </w:r>
+      <w:r>
+        <w:t xml:space="preserve">tags</w:t>
+      </w:r>
+      <w:r>
+        <w:t xml:space="preserve"> </w:t>
+      </w:r>
+      <w:r>
+        <w:rPr>
+          <w:i/>
+          <w:iCs/>
+        </w:rPr>
+        <w:t xml:space="preserve">:prev</w:t>
+      </w:r>
+      <w:r>
+        <w:t xml:space="preserve"> </w:t>
+      </w:r>
+      <w:r>
+        <w:t xml:space="preserve">before rebuilding and</w:t>
+      </w:r>
+      <w:r>
+        <w:t xml:space="preserve"> </w:t>
+      </w:r>
+      <w:r>
+        <w:rPr>
+          <w:i/>
+          <w:iCs/>
+        </w:rPr>
+        <w:t xml:space="preserve">rollback.sh</w:t>
+      </w:r>
+      <w:r>
+        <w:t xml:space="preserve"> </w:t>
+      </w:r>
+      <w:r>
+        <w:t xml:space="preserve">goes back to that image.</w:t>
       </w:r>
     </w:p>
     <w:p>
@@ -11867,7 +13944,101 @@
         <w:t xml:space="preserve">FOLLOW_UP_*</w:t>
       </w:r>
       <w:r>
-        <w:t xml:space="preserve">) do not follow this rule yet (action ACO-14).</w:t>
+        <w:t xml:space="preserve">, nine variables) already follow this rule (action ACO-14, closed on October 23, 2026), as do</w:t>
+      </w:r>
+      <w:r>
+        <w:t xml:space="preserve"> </w:t>
+      </w:r>
+      <w:r>
+        <w:rPr>
+          <w:i/>
+          <w:iCs/>
+        </w:rPr>
+        <w:t xml:space="preserve">ALLOWED_EMAIL_DOMAINS</w:t>
+      </w:r>
+      <w:r>
+        <w:t xml:space="preserve"> </w:t>
+      </w:r>
+      <w:r>
+        <w:t xml:space="preserve">and</w:t>
+      </w:r>
+      <w:r>
+        <w:t xml:space="preserve"> </w:t>
+      </w:r>
+      <w:r>
+        <w:rPr>
+          <w:i/>
+          <w:iCs/>
+        </w:rPr>
+        <w:t xml:space="preserve">DEMO_*_PASSWORD</w:t>
+      </w:r>
+      <w:r>
+        <w:t xml:space="preserve"> </w:t>
+      </w:r>
+      <w:r>
+        <w:t xml:space="preserve">of October 23. Those of October 24 in the gateway (</w:t>
+      </w:r>
+      <w:r>
+        <w:rPr>
+          <w:i/>
+          <w:iCs/>
+        </w:rPr>
+        <w:t xml:space="preserve">AUTH_RATE_LIMIT_*</w:t>
+      </w:r>
+      <w:r>
+        <w:t xml:space="preserve">,</w:t>
+      </w:r>
+      <w:r>
+        <w:t xml:space="preserve"> </w:t>
+      </w:r>
+      <w:r>
+        <w:rPr>
+          <w:i/>
+          <w:iCs/>
+        </w:rPr>
+        <w:t xml:space="preserve">TRUSTED_PROXIES</w:t>
+      </w:r>
+      <w:r>
+        <w:t xml:space="preserve">,</w:t>
+      </w:r>
+      <w:r>
+        <w:t xml:space="preserve"> </w:t>
+      </w:r>
+      <w:r>
+        <w:rPr>
+          <w:i/>
+          <w:iCs/>
+        </w:rPr>
+        <w:t xml:space="preserve">ROUTE_*_TIMEOUT</w:t>
+      </w:r>
+      <w:r>
+        <w:t xml:space="preserve">) and in operations-service (</w:t>
+      </w:r>
+      <w:r>
+        <w:rPr>
+          <w:i/>
+          <w:iCs/>
+        </w:rPr>
+        <w:t xml:space="preserve">START_LATE_LIMIT</w:t>
+      </w:r>
+      <w:r>
+        <w:t xml:space="preserve">) have a default value but are not yet in</w:t>
+      </w:r>
+      <w:r>
+        <w:t xml:space="preserve"> </w:t>
+      </w:r>
+      <w:r>
+        <w:rPr>
+          <w:i/>
+          <w:iCs/>
+        </w:rPr>
+        <w:t xml:space="preserve">.env.example</w:t>
+      </w:r>
+      <w:r>
+        <w:t xml:space="preserve"> </w:t>
+      </w:r>
+      <w:r>
+        <w:t xml:space="preserve">or the compose file (ACO-40).</w:t>
       </w:r>
     </w:p>
     <w:p>
@@ -11892,8 +14063,8 @@
         <w:t xml:space="preserve">The version control of each manual records the software release it corresponds to.</w:t>
       </w:r>
     </w:p>
-    <w:bookmarkEnd w:id="53"/>
-    <w:bookmarkStart w:id="54" w:name="X33b795bdb61c5375473220a2487d5bfb8d54ddc"/>
+    <w:bookmarkEnd w:id="42"/>
+    <w:bookmarkStart w:id="43" w:name="X33b795bdb61c5375473220a2487d5bfb8d54ddc"/>
     <w:p>
       <w:pPr>
         <w:pStyle w:val="Heading2"/>
@@ -12319,7 +14490,49 @@
               <w:t xml:space="preserve"> </w:t>
             </w:r>
             <w:r>
-              <w:t xml:space="preserve">after the last push.</w:t>
+              <w:t xml:space="preserve">after the last push. With continuous deployment (active since October 26, 2026, AC-90), what enters</w:t>
+            </w:r>
+            <w:r>
+              <w:t xml:space="preserve"> </w:t>
+            </w:r>
+            <w:r>
+              <w:rPr>
+                <w:i/>
+                <w:iCs/>
+              </w:rPr>
+              <w:t xml:space="preserve">main</w:t>
+            </w:r>
+            <w:r>
+              <w:t xml:space="preserve"> </w:t>
+            </w:r>
+            <w:r>
+              <w:t xml:space="preserve">while the machine is off is deployed on its own when it is turned on (</w:t>
+            </w:r>
+            <w:r>
+              <w:rPr>
+                <w:i/>
+                <w:iCs/>
+              </w:rPr>
+              <w:t xml:space="preserve">deploy/boot-update.sh</w:t>
+            </w:r>
+            <w:r>
+              <w:t xml:space="preserve">, installed on the server that day); for the presentation the machine is turned on beforehand and</w:t>
+            </w:r>
+            <w:r>
+              <w:t xml:space="preserve"> </w:t>
+            </w:r>
+            <w:r>
+              <w:rPr>
+                <w:i/>
+                <w:iCs/>
+              </w:rPr>
+              <w:t xml:space="preserve">main</w:t>
+            </w:r>
+            <w:r>
+              <w:t xml:space="preserve"> </w:t>
+            </w:r>
+            <w:r>
+              <w:t xml:space="preserve">is frozen.</w:t>
             </w:r>
           </w:p>
         </w:tc>
@@ -12805,8 +15018,8 @@
         <w:t xml:space="preserve">, a request rate limit, and an Outbox for the events if losing an event during a broker outage is not accepted (Vehicle Washing Development Team, 2026a).</w:t>
       </w:r>
     </w:p>
-    <w:bookmarkEnd w:id="54"/>
-    <w:bookmarkStart w:id="55" w:name="X596e611e867e3d40a10989ec9e310a83cbfb265"/>
+    <w:bookmarkEnd w:id="43"/>
+    <w:bookmarkStart w:id="44" w:name="X596e611e867e3d40a10989ec9e310a83cbfb265"/>
     <w:p>
       <w:pPr>
         <w:pStyle w:val="Heading2"/>
@@ -13273,8 +15486,8 @@
         <w:t xml:space="preserve">Prepared by the authors from the incident management of the project.</w:t>
       </w:r>
     </w:p>
-    <w:bookmarkEnd w:id="55"/>
-    <w:bookmarkStart w:id="56" w:name="X293d1bba70c0b4baec8244ce73e7b1f26de74ce"/>
+    <w:bookmarkEnd w:id="44"/>
+    <w:bookmarkStart w:id="45" w:name="X293d1bba70c0b4baec8244ce73e7b1f26de74ce"/>
     <w:p>
       <w:pPr>
         <w:pStyle w:val="Heading2"/>
@@ -13391,8 +15604,8 @@
         <w:t xml:space="preserve">The log, the record, and the lessons learned are filed with the release.</w:t>
       </w:r>
     </w:p>
-    <w:bookmarkEnd w:id="56"/>
-    <w:bookmarkStart w:id="57" w:name="Xcb2c5206267be671a73ab6047a9b2598eced39d"/>
+    <w:bookmarkEnd w:id="45"/>
+    <w:bookmarkStart w:id="46" w:name="Xcb2c5206267be671a73ab6047a9b2598eced39d"/>
     <w:p>
       <w:pPr>
         <w:pStyle w:val="Heading2"/>
@@ -13827,8 +16040,8 @@
         <w:t xml:space="preserve">Prepared by the authors from ISO et al. (2017) and the project documentation.</w:t>
       </w:r>
     </w:p>
-    <w:bookmarkEnd w:id="57"/>
-    <w:bookmarkStart w:id="62" w:name="references"/>
+    <w:bookmarkEnd w:id="46"/>
+    <w:bookmarkStart w:id="51" w:name="references"/>
     <w:p>
       <w:pPr>
         <w:pStyle w:val="Heading2"/>
@@ -13884,7 +16097,7 @@
       <w:r>
         <w:t xml:space="preserve"> </w:t>
       </w:r>
-      <w:hyperlink r:id="rId58">
+      <w:hyperlink r:id="rId47">
         <w:r>
           <w:rPr>
             <w:rStyle w:val="Hyperlink"/>
@@ -13943,7 +16156,7 @@
       <w:r>
         <w:t xml:space="preserve"> </w:t>
       </w:r>
-      <w:hyperlink r:id="rId59">
+      <w:hyperlink r:id="rId48">
         <w:r>
           <w:rPr>
             <w:rStyle w:val="Hyperlink"/>
@@ -13978,7 +16191,7 @@
       <w:r>
         <w:t xml:space="preserve"> </w:t>
       </w:r>
-      <w:hyperlink r:id="rId60">
+      <w:hyperlink r:id="rId49">
         <w:r>
           <w:rPr>
             <w:rStyle w:val="Hyperlink"/>
@@ -14010,7 +16223,7 @@
       <w:r>
         <w:t xml:space="preserve"> </w:t>
       </w:r>
-      <w:hyperlink r:id="rId61">
+      <w:hyperlink r:id="rId50">
         <w:r>
           <w:rPr>
             <w:rStyle w:val="Hyperlink"/>
@@ -14019,8 +16232,8 @@
         </w:r>
       </w:hyperlink>
     </w:p>
-    <w:bookmarkEnd w:id="62"/>
-    <w:bookmarkStart w:id="68" w:name="X0dfec30307d35ad53dd5c24971901dbae401842"/>
+    <w:bookmarkEnd w:id="51"/>
+    <w:bookmarkStart w:id="57" w:name="X0dfec30307d35ad53dd5c24971901dbae401842"/>
     <w:p>
       <w:pPr>
         <w:pStyle w:val="Heading2"/>
@@ -14029,7 +16242,7 @@
         <w:t xml:space="preserve">18. Annexes</w:t>
       </w:r>
     </w:p>
-    <w:bookmarkStart w:id="63" w:name="annex-a-pre-implementation-checklist"/>
+    <w:bookmarkStart w:id="52" w:name="annex-a-pre-implementation-checklist"/>
     <w:p>
       <w:pPr>
         <w:pStyle w:val="Heading3"/>
@@ -14437,8 +16650,8 @@
         <w:t xml:space="preserve">Prepared by the authors.</w:t>
       </w:r>
     </w:p>
-    <w:bookmarkEnd w:id="63"/>
-    <w:bookmarkStart w:id="64" w:name="annex-b-acceptance-test-cases"/>
+    <w:bookmarkEnd w:id="52"/>
+    <w:bookmarkStart w:id="53" w:name="annex-b-acceptance-test-cases"/>
     <w:p>
       <w:pPr>
         <w:pStyle w:val="Heading3"/>
@@ -15475,8 +17688,8 @@
         <w:t xml:space="preserve">Prepared by the authors from the functional requirements and the user and administrator manuals.</w:t>
       </w:r>
     </w:p>
-    <w:bookmarkEnd w:id="64"/>
-    <w:bookmarkStart w:id="65" w:name="annex-c-acceptance-record-template"/>
+    <w:bookmarkEnd w:id="53"/>
+    <w:bookmarkStart w:id="54" w:name="annex-c-acceptance-record-template"/>
     <w:p>
       <w:pPr>
         <w:pStyle w:val="Heading3"/>
@@ -15748,8 +17961,8 @@
         </w:tc>
       </w:tr>
     </w:tbl>
-    <w:bookmarkEnd w:id="65"/>
-    <w:bookmarkStart w:id="66" w:name="annex-d-implementation-log-template"/>
+    <w:bookmarkEnd w:id="54"/>
+    <w:bookmarkStart w:id="55" w:name="annex-d-implementation-log-template"/>
     <w:p>
       <w:pPr>
         <w:pStyle w:val="Heading3"/>
@@ -15918,8 +18131,8 @@
         </w:tc>
       </w:tr>
     </w:tbl>
-    <w:bookmarkEnd w:id="66"/>
-    <w:bookmarkStart w:id="67" w:name="annex-e-command-summary"/>
+    <w:bookmarkEnd w:id="55"/>
+    <w:bookmarkStart w:id="56" w:name="annex-e-command-summary"/>
     <w:p>
       <w:pPr>
         <w:pStyle w:val="Heading3"/>
@@ -16575,9 +18788,9 @@
         <w:t xml:space="preserve">  operations-service payment-service notification-service</w:t>
       </w:r>
     </w:p>
-    <w:bookmarkEnd w:id="67"/>
-    <w:bookmarkEnd w:id="68"/>
-    <w:bookmarkEnd w:id="69"/>
+    <w:bookmarkEnd w:id="56"/>
+    <w:bookmarkEnd w:id="57"/>
+    <w:bookmarkEnd w:id="58"/>
     <w:sectPr>
       <w:footnotePr>
         <w:numRestart w:val="eachSect"/>

--- a/07_PROCEDIMIENTO_DE_IMPLEMENTACION/EN/WORD/07_Implementation_Procedure.docx
+++ b/07_PROCEDIMIENTO_DE_IMPLEMENTACION/EN/WORD/07_Implementation_Procedure.docx
@@ -64,7 +64,7 @@
         <w:pStyle w:val="BodyText"/>
       </w:pPr>
       <w:r>
-        <w:t xml:space="preserve">October 26, 2026</w:t>
+        <w:t xml:space="preserve">October 27, 2026</w:t>
       </w:r>
     </w:p>
     <w:p>
@@ -72,7 +72,7 @@
         <w:pStyle w:val="BodyText"/>
       </w:pPr>
       <w:r>
-        <w:t xml:space="preserve">Document Type: Implementation Procedure (Development Team, IT Administrator, and Business Owner) · Version 2.9</w:t>
+        <w:t xml:space="preserve">Document Type: Implementation Procedure (Development Team, IT Administrator, and Business Owner) · Version 2.10</w:t>
       </w:r>
     </w:p>
     <w:bookmarkStart w:id="9" w:name="version-control"/>
@@ -1138,6 +1138,139 @@
           </w:p>
         </w:tc>
       </w:tr>
+      <w:tr>
+        <w:tc>
+          <w:tcPr/>
+          <w:p>
+            <w:pPr>
+              <w:pStyle w:val="Compact"/>
+            </w:pPr>
+            <w:r>
+              <w:t xml:space="preserve">2.10</w:t>
+            </w:r>
+          </w:p>
+        </w:tc>
+        <w:tc>
+          <w:tcPr/>
+          <w:p>
+            <w:pPr>
+              <w:pStyle w:val="Compact"/>
+            </w:pPr>
+            <w:r>
+              <w:t xml:space="preserve">2026-10-27</w:t>
+            </w:r>
+          </w:p>
+        </w:tc>
+        <w:tc>
+          <w:tcPr/>
+          <w:p>
+            <w:pPr>
+              <w:pStyle w:val="Compact"/>
+            </w:pPr>
+            <w:r>
+              <w:t xml:space="preserve">Review against</w:t>
+            </w:r>
+            <w:r>
+              <w:t xml:space="preserve"> </w:t>
+            </w:r>
+            <w:r>
+              <w:rPr>
+                <w:i/>
+                <w:iCs/>
+              </w:rPr>
+              <w:t xml:space="preserve">main</w:t>
+            </w:r>
+            <w:r>
+              <w:t xml:space="preserve"> </w:t>
+            </w:r>
+            <w:r>
+              <w:t xml:space="preserve">of October 27, 2026: criterion E2 with that day's tests (1,337, with payment's 17 integration tests in the CI, and 19 of 19 end-to-end), criterion E4 and cloning with versions</w:t>
+            </w:r>
+            <w:r>
+              <w:t xml:space="preserve"> </w:t>
+            </w:r>
+            <w:r>
+              <w:rPr>
+                <w:i/>
+                <w:iCs/>
+              </w:rPr>
+              <w:t xml:space="preserve">v1.1.0</w:t>
+            </w:r>
+            <w:r>
+              <w:t xml:space="preserve">,</w:t>
+            </w:r>
+            <w:r>
+              <w:t xml:space="preserve"> </w:t>
+            </w:r>
+            <w:r>
+              <w:rPr>
+                <w:i/>
+                <w:iCs/>
+              </w:rPr>
+              <w:t xml:space="preserve">v1.1.1</w:t>
+            </w:r>
+            <w:r>
+              <w:t xml:space="preserve">, and</w:t>
+            </w:r>
+            <w:r>
+              <w:t xml:space="preserve"> </w:t>
+            </w:r>
+            <w:r>
+              <w:rPr>
+                <w:i/>
+                <w:iCs/>
+              </w:rPr>
+              <w:t xml:space="preserve">v1.1.2</w:t>
+            </w:r>
+            <w:r>
+              <w:t xml:space="preserve"> </w:t>
+            </w:r>
+            <w:r>
+              <w:t xml:space="preserve">on</w:t>
+            </w:r>
+            <w:r>
+              <w:t xml:space="preserve"> </w:t>
+            </w:r>
+            <w:r>
+              <w:rPr>
+                <w:i/>
+                <w:iCs/>
+              </w:rPr>
+              <w:t xml:space="preserve">main</w:t>
+            </w:r>
+            <w:r>
+              <w:t xml:space="preserve">, protected in the 10 repositories, public server on</w:t>
+            </w:r>
+            <w:r>
+              <w:t xml:space="preserve"> </w:t>
+            </w:r>
+            <w:r>
+              <w:rPr>
+                <w:i/>
+                <w:iCs/>
+              </w:rPr>
+              <w:t xml:space="preserve">main</w:t>
+            </w:r>
+            <w:r>
+              <w:t xml:space="preserve"> </w:t>
+            </w:r>
+            <w:r>
+              <w:t xml:space="preserve">through continuous deployment, and phase 6 check with 58 tables and the current RabbitMQ queues.</w:t>
+            </w:r>
+          </w:p>
+        </w:tc>
+        <w:tc>
+          <w:tcPr/>
+          <w:p>
+            <w:pPr>
+              <w:pStyle w:val="Compact"/>
+            </w:pPr>
+            <w:r>
+              <w:t xml:space="preserve">Development team</w:t>
+            </w:r>
+          </w:p>
+        </w:tc>
+      </w:tr>
     </w:tbl>
     <w:p>
       <w:pPr>
@@ -2081,7 +2214,23 @@
         <w:t xml:space="preserve"> </w:t>
       </w:r>
       <w:r>
-        <w:t xml:space="preserve">branch as of October 21, 2026), especially</w:t>
+        <w:t xml:space="preserve">branch as of October 21, 2026 and, in what was updated later,</w:t>
+      </w:r>
+      <w:r>
+        <w:t xml:space="preserve"> </w:t>
+      </w:r>
+      <w:r>
+        <w:rPr>
+          <w:i/>
+          <w:iCs/>
+        </w:rPr>
+        <w:t xml:space="preserve">main</w:t>
+      </w:r>
+      <w:r>
+        <w:t xml:space="preserve"> </w:t>
+      </w:r>
+      <w:r>
+        <w:t xml:space="preserve">of October 27, 2026), especially</w:t>
       </w:r>
       <w:r>
         <w:t xml:space="preserve"> </w:t>
@@ -5423,7 +5572,7 @@
               <w:pStyle w:val="Compact"/>
             </w:pPr>
             <w:r>
-              <w:t xml:space="preserve">Summaries without failures. Latest</w:t>
+              <w:t xml:space="preserve">Summaries without failures.</w:t>
             </w:r>
             <w:r>
               <w:t xml:space="preserve"> </w:t>
@@ -5433,13 +5582,13 @@
                 <w:i/>
                 <w:iCs/>
               </w:rPr>
-              <w:t xml:space="preserve">develop</w:t>
-            </w:r>
-            <w:r>
-              <w:t xml:space="preserve"> </w:t>
-            </w:r>
-            <w:r>
-              <w:t xml:space="preserve">CI (October 24, 2026): 1,119 automated tests in the web, the gateway, and the six services (11 payment integration tests skipped without SQL Server) and 73 in the mobile app, 1,192 in total; the local end-to-end suite (19 tests) last ran on October 21, 2026, and the remote battery (</w:t>
+              <w:t xml:space="preserve">main</w:t>
+            </w:r>
+            <w:r>
+              <w:t xml:space="preserve"> </w:t>
+            </w:r>
+            <w:r>
+              <w:t xml:space="preserve">CI of October 27, 2026: 1,231 automated tests in the web, the gateway, and the six services (including payment's 17 integration tests, which run in the CI against SQL Server 2022 without skipping any) and 106 in the mobile app, 1,337 in total; the local end-to-end suite (19 tests) passed 19 of 19 on October 27, 2026, already sending the payment mode when booking, and the remote battery (</w:t>
             </w:r>
             <w:r>
               <w:rPr>
@@ -5544,10 +5693,10 @@
                 <w:i/>
                 <w:iCs/>
               </w:rPr>
-              <w:t xml:space="preserve">v1.0.0</w:t>
-            </w:r>
-            <w:r>
-              <w:t xml:space="preserve">) (section 13). As of October 24, 2026,</w:t>
+              <w:t xml:space="preserve">v1.1.0</w:t>
+            </w:r>
+            <w:r>
+              <w:t xml:space="preserve">) (section 13). As of October 27, 2026 the 10 repositories have their release on</w:t>
             </w:r>
             <w:r>
               <w:t xml:space="preserve"> </w:t>
@@ -5557,45 +5706,10 @@
                 <w:i/>
                 <w:iCs/>
               </w:rPr>
-              <w:t xml:space="preserve">v1.0.0</w:t>
-            </w:r>
-            <w:r>
-              <w:t xml:space="preserve"> </w:t>
-            </w:r>
-            <w:r>
-              <w:t xml:space="preserve">exists in 9 repositories (payment-service has it since that day, with its PR #2 merged); the mobile app has no tag yet (PR #1 open) and is implemented from</w:t>
-            </w:r>
-            <w:r>
-              <w:t xml:space="preserve"> </w:t>
-            </w:r>
-            <w:r>
-              <w:rPr>
-                <w:i/>
-                <w:iCs/>
-              </w:rPr>
-              <w:t xml:space="preserve">develop</w:t>
-            </w:r>
-            <w:r>
-              <w:t xml:space="preserve"> </w:t>
-            </w:r>
-            <w:r>
-              <w:t xml:space="preserve">until its first release (exception recorded in the corrective actions document, ACO-24). The public server runs</w:t>
-            </w:r>
-            <w:r>
-              <w:t xml:space="preserve"> </w:t>
-            </w:r>
-            <w:r>
-              <w:rPr>
-                <w:i/>
-                <w:iCs/>
-              </w:rPr>
-              <w:t xml:space="preserve">develop</w:t>
-            </w:r>
-            <w:r>
-              <w:t xml:space="preserve"> </w:t>
-            </w:r>
-            <w:r>
-              <w:t xml:space="preserve">of October 24, which will ship as</w:t>
+              <w:t xml:space="preserve">main</w:t>
+            </w:r>
+            <w:r>
+              <w:t xml:space="preserve">:</w:t>
             </w:r>
             <w:r>
               <w:t xml:space="preserve"> </w:t>
@@ -5608,7 +5722,71 @@
               <w:t xml:space="preserve">v1.1.0</w:t>
             </w:r>
             <w:r>
-              <w:t xml:space="preserve">.</w:t>
+              <w:t xml:space="preserve"> </w:t>
+            </w:r>
+            <w:r>
+              <w:t xml:space="preserve">in the API Gateway, security-service, operations-service, and notification-service;</w:t>
+            </w:r>
+            <w:r>
+              <w:t xml:space="preserve"> </w:t>
+            </w:r>
+            <w:r>
+              <w:rPr>
+                <w:i/>
+                <w:iCs/>
+              </w:rPr>
+              <w:t xml:space="preserve">v1.1.1</w:t>
+            </w:r>
+            <w:r>
+              <w:t xml:space="preserve"> </w:t>
+            </w:r>
+            <w:r>
+              <w:t xml:space="preserve">in customer-service and booking-service; and</w:t>
+            </w:r>
+            <w:r>
+              <w:t xml:space="preserve"> </w:t>
+            </w:r>
+            <w:r>
+              <w:rPr>
+                <w:i/>
+                <w:iCs/>
+              </w:rPr>
+              <w:t xml:space="preserve">v1.1.2</w:t>
+            </w:r>
+            <w:r>
+              <w:t xml:space="preserve"> </w:t>
+            </w:r>
+            <w:r>
+              <w:t xml:space="preserve">in the web, the mobile app, payment-service, and infra.</w:t>
+            </w:r>
+            <w:r>
+              <w:t xml:space="preserve"> </w:t>
+            </w:r>
+            <w:r>
+              <w:rPr>
+                <w:i/>
+                <w:iCs/>
+              </w:rPr>
+              <w:t xml:space="preserve">main</w:t>
+            </w:r>
+            <w:r>
+              <w:t xml:space="preserve"> </w:t>
+            </w:r>
+            <w:r>
+              <w:t xml:space="preserve">is protected in all 10 (it only takes changes through a pull request with one approval and a green CI) and the public server runs</w:t>
+            </w:r>
+            <w:r>
+              <w:t xml:space="preserve"> </w:t>
+            </w:r>
+            <w:r>
+              <w:rPr>
+                <w:i/>
+                <w:iCs/>
+              </w:rPr>
+              <w:t xml:space="preserve">main</w:t>
+            </w:r>
+            <w:r>
+              <w:t xml:space="preserve">, which continuous deployment updates on every merge (Deployment Document, section 4.3.4).</w:t>
             </w:r>
           </w:p>
         </w:tc>
@@ -6212,7 +6390,7 @@
         <w:t xml:space="preserve">side by side and with their original names</w:t>
       </w:r>
       <w:r>
-        <w:t xml:space="preserve">, at the release tag. As of October 24, 2026, tag</w:t>
+        <w:t xml:space="preserve">, at the release tag. As of October 27, 2026 the current versions are</w:t>
       </w:r>
       <w:r>
         <w:t xml:space="preserve"> </w:t>
@@ -6222,13 +6400,13 @@
           <w:i/>
           <w:iCs/>
         </w:rPr>
-        <w:t xml:space="preserve">v1.0.0</w:t>
-      </w:r>
-      <w:r>
-        <w:t xml:space="preserve"> </w:t>
-      </w:r>
-      <w:r>
-        <w:t xml:space="preserve">exists in 9 repositories: payment-service has it since that day (its PR #2 was merged and its</w:t>
+        <w:t xml:space="preserve">v1.1.0</w:t>
+      </w:r>
+      <w:r>
+        <w:t xml:space="preserve"> </w:t>
+      </w:r>
+      <w:r>
+        <w:t xml:space="preserve">(API Gateway, security-service, operations-service, and notification-service),</w:t>
       </w:r>
       <w:r>
         <w:t xml:space="preserve"> </w:t>
@@ -6238,13 +6416,13 @@
           <w:i/>
           <w:iCs/>
         </w:rPr>
-        <w:t xml:space="preserve">main</w:t>
-      </w:r>
-      <w:r>
-        <w:t xml:space="preserve"> </w:t>
-      </w:r>
-      <w:r>
-        <w:t xml:space="preserve">includes the whole</w:t>
+        <w:t xml:space="preserve">v1.1.1</w:t>
+      </w:r>
+      <w:r>
+        <w:t xml:space="preserve"> </w:t>
+      </w:r>
+      <w:r>
+        <w:t xml:space="preserve">(customer-service and booking-service), and</w:t>
       </w:r>
       <w:r>
         <w:t xml:space="preserve"> </w:t>
@@ -6254,10 +6432,13 @@
           <w:i/>
           <w:iCs/>
         </w:rPr>
-        <w:t xml:space="preserve">develop</w:t>
-      </w:r>
-      <w:r>
-        <w:t xml:space="preserve">, so cloning it from</w:t>
+        <w:t xml:space="preserve">v1.1.2</w:t>
+      </w:r>
+      <w:r>
+        <w:t xml:space="preserve"> </w:t>
+      </w:r>
+      <w:r>
+        <w:t xml:space="preserve">(infra, payment-service, and the web); each one is the tip of</w:t>
       </w:r>
       <w:r>
         <w:t xml:space="preserve"> </w:t>
@@ -6267,10 +6448,13 @@
           <w:i/>
           <w:iCs/>
         </w:rPr>
-        <w:t xml:space="preserve">develop</w:t>
-      </w:r>
-      <w:r>
-        <w:t xml:space="preserve">, as in the block below, gives the same result); only the mobile app has no release. The fixes of October 23 and 24 are in</w:t>
+        <w:t xml:space="preserve">main</w:t>
+      </w:r>
+      <w:r>
+        <w:t xml:space="preserve"> </w:t>
+      </w:r>
+      <w:r>
+        <w:t xml:space="preserve">and is what the public server runs, so cloning with</w:t>
       </w:r>
       <w:r>
         <w:t xml:space="preserve"> </w:t>
@@ -6280,10 +6464,13 @@
           <w:i/>
           <w:iCs/>
         </w:rPr>
-        <w:t xml:space="preserve">develop</w:t>
-      </w:r>
-      <w:r>
-        <w:t xml:space="preserve">, which is what runs on the public server since October 24, and will reach</w:t>
+        <w:t xml:space="preserve">-b main</w:t>
+      </w:r>
+      <w:r>
+        <w:t xml:space="preserve"> </w:t>
+      </w:r>
+      <w:r>
+        <w:t xml:space="preserve">gives the same result until another version ships. The operations repository is called</w:t>
       </w:r>
       <w:r>
         <w:t xml:space="preserve"> </w:t>
@@ -6293,13 +6480,13 @@
           <w:i/>
           <w:iCs/>
         </w:rPr>
-        <w:t xml:space="preserve">main</w:t>
-      </w:r>
-      <w:r>
-        <w:t xml:space="preserve"> </w:t>
-      </w:r>
-      <w:r>
-        <w:t xml:space="preserve">with</w:t>
+        <w:t xml:space="preserve">lavarapido-operation-service</w:t>
+      </w:r>
+      <w:r>
+        <w:t xml:space="preserve"> </w:t>
+      </w:r>
+      <w:r>
+        <w:t xml:space="preserve">(singular), and</w:t>
       </w:r>
       <w:r>
         <w:t xml:space="preserve"> </w:t>
@@ -6309,96 +6496,6 @@
           <w:i/>
           <w:iCs/>
         </w:rPr>
-        <w:t xml:space="preserve">v1.1.0</w:t>
-      </w:r>
-      <w:r>
-        <w:t xml:space="preserve">: to install that version earlier, replace</w:t>
-      </w:r>
-      <w:r>
-        <w:t xml:space="preserve"> </w:t>
-      </w:r>
-      <w:r>
-        <w:rPr>
-          <w:i/>
-          <w:iCs/>
-        </w:rPr>
-        <w:t xml:space="preserve">-b v1.0.0</w:t>
-      </w:r>
-      <w:r>
-        <w:t xml:space="preserve"> </w:t>
-      </w:r>
-      <w:r>
-        <w:t xml:space="preserve">with</w:t>
-      </w:r>
-      <w:r>
-        <w:t xml:space="preserve"> </w:t>
-      </w:r>
-      <w:r>
-        <w:rPr>
-          <w:i/>
-          <w:iCs/>
-        </w:rPr>
-        <w:t xml:space="preserve">-b develop</w:t>
-      </w:r>
-      <w:r>
-        <w:t xml:space="preserve"> </w:t>
-      </w:r>
-      <w:r>
-        <w:t xml:space="preserve">(on the public server,</w:t>
-      </w:r>
-      <w:r>
-        <w:t xml:space="preserve"> </w:t>
-      </w:r>
-      <w:r>
-        <w:rPr>
-          <w:i/>
-          <w:iCs/>
-        </w:rPr>
-        <w:t xml:space="preserve">BRANCH=develop</w:t>
-      </w:r>
-      <w:r>
-        <w:t xml:space="preserve">; without it,</w:t>
-      </w:r>
-      <w:r>
-        <w:t xml:space="preserve"> </w:t>
-      </w:r>
-      <w:r>
-        <w:rPr>
-          <w:i/>
-          <w:iCs/>
-        </w:rPr>
-        <w:t xml:space="preserve">setup-server.sh</w:t>
-      </w:r>
-      <w:r>
-        <w:t xml:space="preserve"> </w:t>
-      </w:r>
-      <w:r>
-        <w:t xml:space="preserve">stops because it never downgrades). The operations repository is called</w:t>
-      </w:r>
-      <w:r>
-        <w:t xml:space="preserve"> </w:t>
-      </w:r>
-      <w:r>
-        <w:rPr>
-          <w:i/>
-          <w:iCs/>
-        </w:rPr>
-        <w:t xml:space="preserve">lavarapido-operation-service</w:t>
-      </w:r>
-      <w:r>
-        <w:t xml:space="preserve"> </w:t>
-      </w:r>
-      <w:r>
-        <w:t xml:space="preserve">(singular), and</w:t>
-      </w:r>
-      <w:r>
-        <w:t xml:space="preserve"> </w:t>
-      </w:r>
-      <w:r>
-        <w:rPr>
-          <w:i/>
-          <w:iCs/>
-        </w:rPr>
         <w:t xml:space="preserve">docker-compose.yml</w:t>
       </w:r>
       <w:r>
@@ -6473,7 +6570,7 @@
         <w:rPr>
           <w:rStyle w:val="NormalTok"/>
         </w:rPr>
-        <w:t xml:space="preserve"> lavarapido-infra lavarapido-security-service lavarapido-api-gateway </w:t>
+        <w:t xml:space="preserve"> lavarapido-security-service lavarapido-api-gateway </w:t>
       </w:r>
       <w:r>
         <w:rPr>
@@ -6539,7 +6636,7 @@
         <w:rPr>
           <w:rStyle w:val="NormalTok"/>
         </w:rPr>
-        <w:t xml:space="preserve"> v1.0.0 https://github.com/BrayanCABRERA123/</w:t>
+        <w:t xml:space="preserve"> v1.1.0 https://github.com/BrayanCABRERA123/</w:t>
       </w:r>
       <w:r>
         <w:rPr>
@@ -6587,7 +6684,7 @@
         <w:rPr>
           <w:rStyle w:val="NormalTok"/>
         </w:rPr>
-        <w:t xml:space="preserve"> v1.0.0 https://github.com/camiloguilombo12/lavarapido-customer-service.git</w:t>
+        <w:t xml:space="preserve"> v1.1.2 https://github.com/BrayanCABRERA123/lavarapido-infra.git</w:t>
       </w:r>
       <w:r>
         <w:br/>
@@ -6614,7 +6711,7 @@
         <w:rPr>
           <w:rStyle w:val="NormalTok"/>
         </w:rPr>
-        <w:t xml:space="preserve"> v1.0.0 https://github.com/camiloguilombo12/lavarapido-booking-service.git</w:t>
+        <w:t xml:space="preserve"> v1.1.1 https://github.com/camiloguilombo12/lavarapido-customer-service.git</w:t>
       </w:r>
       <w:r>
         <w:br/>
@@ -6641,19 +6738,40 @@
         <w:rPr>
           <w:rStyle w:val="NormalTok"/>
         </w:rPr>
-        <w:t xml:space="preserve"> develop https://github.com/merari0322/lavarapido-payment-service.git   </w:t>
-      </w:r>
-      <w:r>
-        <w:rPr>
-          <w:rStyle w:val="CommentTok"/>
-        </w:rPr>
-        <w:t xml:space="preserve"># no tag yet</w:t>
+        <w:t xml:space="preserve"> v1.1.1 https://github.com/camiloguilombo12/lavarapido-booking-service.git</w:t>
       </w:r>
       <w:r>
         <w:br/>
       </w:r>
       <w:r>
         <w:rPr>
+          <w:rStyle w:val="FunctionTok"/>
+        </w:rPr>
+        <w:t xml:space="preserve">git</w:t>
+      </w:r>
+      <w:r>
+        <w:rPr>
+          <w:rStyle w:val="NormalTok"/>
+        </w:rPr>
+        <w:t xml:space="preserve"> clone </w:t>
+      </w:r>
+      <w:r>
+        <w:rPr>
+          <w:rStyle w:val="AttributeTok"/>
+        </w:rPr>
+        <w:t xml:space="preserve">-b</w:t>
+      </w:r>
+      <w:r>
+        <w:rPr>
+          <w:rStyle w:val="NormalTok"/>
+        </w:rPr>
+        <w:t xml:space="preserve"> v1.1.2 https://github.com/merari0322/lavarapido-payment-service.git</w:t>
+      </w:r>
+      <w:r>
+        <w:br/>
+      </w:r>
+      <w:r>
+        <w:rPr>
           <w:rStyle w:val="BuiltInTok"/>
         </w:rPr>
         <w:t xml:space="preserve">cd</w:t>
@@ -6737,7 +6855,7 @@
         <w:rPr>
           <w:rStyle w:val="NormalTok"/>
         </w:rPr>
-        <w:t xml:space="preserve"> v1.0.0 https://github.com/BrayanCABRERA123/Front-end-proyecto-web.git</w:t>
+        <w:t xml:space="preserve"> v1.1.2 https://github.com/BrayanCABRERA123/Front-end-proyecto-web.git</w:t>
       </w:r>
     </w:p>
     <w:p>
@@ -9854,7 +9972,7 @@
         </w:numPr>
       </w:pPr>
       <w:r>
-        <w:t xml:space="preserve">Check that the database has 57 tables in the nine schemas (Installation Manual, section 11.5) and that the RabbitMQ topology exists (exchange</w:t>
+        <w:t xml:space="preserve">Check that the database has 58 tables in the nine schemas (Installation Manual, section 11.5) and that the RabbitMQ topology exists: the exchange</w:t>
       </w:r>
       <w:r>
         <w:t xml:space="preserve"> </w:t>
@@ -9867,10 +9985,7 @@
         <w:t xml:space="preserve">carwash.events</w:t>
       </w:r>
       <w:r>
-        <w:t xml:space="preserve"> </w:t>
-      </w:r>
-      <w:r>
-        <w:t xml:space="preserve">and the queues</w:t>
+        <w:t xml:space="preserve">, the dead-letter exchange</w:t>
       </w:r>
       <w:r>
         <w:t xml:space="preserve"> </w:t>
@@ -9880,13 +9995,10 @@
           <w:i/>
           <w:iCs/>
         </w:rPr>
-        <w:t xml:space="preserve">customer-service.events</w:t>
-      </w:r>
-      <w:r>
-        <w:t xml:space="preserve"> </w:t>
-      </w:r>
-      <w:r>
-        <w:t xml:space="preserve">and</w:t>
+        <w:t xml:space="preserve">carwash.events.dlx</w:t>
+      </w:r>
+      <w:r>
+        <w:t xml:space="preserve">, and the queues</w:t>
       </w:r>
       <w:r>
         <w:t xml:space="preserve"> </w:t>
@@ -9896,10 +10008,10 @@
           <w:i/>
           <w:iCs/>
         </w:rPr>
-        <w:t xml:space="preserve">notification-service.events</w:t>
-      </w:r>
-      <w:r>
-        <w:t xml:space="preserve">, each with its</w:t>
+        <w:t xml:space="preserve">customer-service.events</w:t>
+      </w:r>
+      <w:r>
+        <w:t xml:space="preserve">,</w:t>
       </w:r>
       <w:r>
         <w:t xml:space="preserve"> </w:t>
@@ -9909,10 +10021,10 @@
           <w:i/>
           <w:iCs/>
         </w:rPr>
-        <w:t xml:space="preserve">.dlq</w:t>
-      </w:r>
-      <w:r>
-        <w:t xml:space="preserve">, and</w:t>
+        <w:t xml:space="preserve">notification-service.events</w:t>
+      </w:r>
+      <w:r>
+        <w:t xml:space="preserve">,</w:t>
       </w:r>
       <w:r>
         <w:t xml:space="preserve"> </w:t>
@@ -9922,10 +10034,52 @@
           <w:i/>
           <w:iCs/>
         </w:rPr>
+        <w:t xml:space="preserve">operations-service.booking-confirmed</w:t>
+      </w:r>
+      <w:r>
+        <w:t xml:space="preserve">, and</w:t>
+      </w:r>
+      <w:r>
+        <w:t xml:space="preserve"> </w:t>
+      </w:r>
+      <w:r>
+        <w:rPr>
+          <w:i/>
+          <w:iCs/>
+        </w:rPr>
+        <w:t xml:space="preserve">booking.payment-events</w:t>
+      </w:r>
+      <w:r>
+        <w:t xml:space="preserve">, each with its</w:t>
+      </w:r>
+      <w:r>
+        <w:t xml:space="preserve"> </w:t>
+      </w:r>
+      <w:r>
+        <w:rPr>
+          <w:i/>
+          <w:iCs/>
+        </w:rPr>
+        <w:t xml:space="preserve">.dlq</w:t>
+      </w:r>
+      <w:r>
+        <w:t xml:space="preserve">. The old</w:t>
+      </w:r>
+      <w:r>
+        <w:t xml:space="preserve"> </w:t>
+      </w:r>
+      <w:r>
+        <w:rPr>
+          <w:i/>
+          <w:iCs/>
+        </w:rPr>
         <w:t xml:space="preserve">operations-service.events</w:t>
       </w:r>
       <w:r>
-        <w:t xml:space="preserve">, which has no dead-letter queue).</w:t>
+        <w:t xml:space="preserve"> </w:t>
+      </w:r>
+      <w:r>
+        <w:t xml:space="preserve">queue is no longer used: operations-service empties and deletes it at start-up.</w:t>
       </w:r>
     </w:p>
     <w:p>
@@ -13552,7 +13706,7 @@
         <w:t xml:space="preserve">main</w:t>
       </w:r>
       <w:r>
-        <w:t xml:space="preserve">, which has the tagged version; payment-service, while it has no release, from</w:t>
+        <w:t xml:space="preserve">, which has the tagged version and is protected in the 10 repositories; never from a</w:t>
       </w:r>
       <w:r>
         <w:t xml:space="preserve"> </w:t>
@@ -13562,10 +13716,13 @@
           <w:i/>
           <w:iCs/>
         </w:rPr>
-        <w:t xml:space="preserve">develop</w:t>
-      </w:r>
-      <w:r>
-        <w:t xml:space="preserve">; never from a</w:t>
+        <w:t xml:space="preserve">feature/*</w:t>
+      </w:r>
+      <w:r>
+        <w:t xml:space="preserve"> </w:t>
+      </w:r>
+      <w:r>
+        <w:t xml:space="preserve">branch. Since October 26, 2026 the public server runs</w:t>
       </w:r>
       <w:r>
         <w:t xml:space="preserve"> </w:t>
@@ -13575,58 +13732,10 @@
           <w:i/>
           <w:iCs/>
         </w:rPr>
-        <w:t xml:space="preserve">feature/*</w:t>
-      </w:r>
-      <w:r>
-        <w:t xml:space="preserve"> </w:t>
-      </w:r>
-      <w:r>
-        <w:t xml:space="preserve">branch. The public server runs</w:t>
-      </w:r>
-      <w:r>
-        <w:t xml:space="preserve"> </w:t>
-      </w:r>
-      <w:r>
-        <w:rPr>
-          <w:i/>
-          <w:iCs/>
-        </w:rPr>
-        <w:t xml:space="preserve">develop</w:t>
-      </w:r>
-      <w:r>
-        <w:t xml:space="preserve"> </w:t>
-      </w:r>
-      <w:r>
-        <w:t xml:space="preserve">of October 24, 2026 and is updated with</w:t>
-      </w:r>
-      <w:r>
-        <w:t xml:space="preserve"> </w:t>
-      </w:r>
-      <w:r>
-        <w:rPr>
-          <w:i/>
-          <w:iCs/>
-        </w:rPr>
-        <w:t xml:space="preserve">BRANCH=develop</w:t>
-      </w:r>
-      <w:r>
-        <w:t xml:space="preserve"> </w:t>
-      </w:r>
-      <w:r>
-        <w:t xml:space="preserve">until</w:t>
-      </w:r>
-      <w:r>
-        <w:t xml:space="preserve"> </w:t>
-      </w:r>
-      <w:r>
-        <w:rPr>
-          <w:i/>
-          <w:iCs/>
-        </w:rPr>
-        <w:t xml:space="preserve">v1.1.0</w:t>
-      </w:r>
-      <w:r>
-        <w:t xml:space="preserve">; afterwards, continuous deployment deploys</w:t>
+        <w:t xml:space="preserve">main</w:t>
+      </w:r>
+      <w:r>
+        <w:t xml:space="preserve">, and continuous deployment updates it on every approved merge into</w:t>
       </w:r>
       <w:r>
         <w:t xml:space="preserve"> </w:t>
